--- a/Main Project/Documentacao do projeto.docx
+++ b/Main Project/Documentacao do projeto.docx
@@ -6622,16 +6622,1086 @@
     <w:p>
       <w:pPr>
         <w:pStyle w:val="SubsectionBasico"/>
+      </w:pPr>
+      <w:r>
+        <w:lastRenderedPageBreak/>
+        <w:t>C</w:t>
+      </w:r>
+      <w:r>
+        <w:t>riação de Tiles e definição de física por Tile</w:t>
+      </w:r>
+      <w:r>
+        <w:t>:</w:t>
+      </w:r>
+    </w:p>
+    <w:p>
+      <w:pPr>
+        <w:pStyle w:val="SubsectionBasico"/>
         <w:numPr>
           <w:ilvl w:val="0"/>
           <w:numId w:val="0"/>
         </w:numPr>
+        <w:ind w:left="1800" w:hanging="360"/>
+        <w:rPr>
+          <w:b w:val="0"/>
+          <w:bCs w:val="0"/>
+        </w:rPr>
+      </w:pPr>
+    </w:p>
+    <w:p>
+      <w:pPr>
+        <w:pStyle w:val="SubsectionBasico"/>
+        <w:numPr>
+          <w:ilvl w:val="0"/>
+          <w:numId w:val="0"/>
+        </w:numPr>
+        <w:ind w:left="1440"/>
+        <w:jc w:val="both"/>
+        <w:rPr>
+          <w:b w:val="0"/>
+          <w:bCs w:val="0"/>
+        </w:rPr>
+      </w:pPr>
+      <w:r>
+        <w:rPr>
+          <w:b w:val="0"/>
+          <w:bCs w:val="0"/>
+        </w:rPr>
+        <w:t>Na</w:t>
+      </w:r>
+      <w:r>
+        <w:rPr>
+          <w:b w:val="0"/>
+          <w:bCs w:val="0"/>
+        </w:rPr>
+        <w:t xml:space="preserve"> Godot, um tile </w:t>
+      </w:r>
+      <w:r>
+        <w:rPr>
+          <w:b w:val="0"/>
+          <w:bCs w:val="0"/>
+        </w:rPr>
+        <w:t>é uma estrutura composta por</w:t>
+      </w:r>
+      <w:r>
+        <w:rPr>
+          <w:b w:val="0"/>
+          <w:bCs w:val="0"/>
+        </w:rPr>
+        <w:t xml:space="preserve"> </w:t>
+      </w:r>
+      <w:r>
+        <w:rPr>
+          <w:b w:val="0"/>
+          <w:bCs w:val="0"/>
+        </w:rPr>
+        <w:t>uma região de textur</w:t>
+      </w:r>
+      <w:r>
+        <w:rPr>
+          <w:b w:val="0"/>
+          <w:bCs w:val="0"/>
+        </w:rPr>
+        <w:t xml:space="preserve">a </w:t>
+      </w:r>
+      <w:r>
+        <w:rPr>
+          <w:b w:val="0"/>
+          <w:bCs w:val="0"/>
+        </w:rPr>
+        <w:t>(recorte do PNG),</w:t>
+      </w:r>
+      <w:r>
+        <w:rPr>
+          <w:b w:val="0"/>
+          <w:bCs w:val="0"/>
+        </w:rPr>
+        <w:t xml:space="preserve"> </w:t>
+      </w:r>
+      <w:r>
+        <w:rPr>
+          <w:b w:val="0"/>
+          <w:bCs w:val="0"/>
+        </w:rPr>
+        <w:t>propriedades visuais</w:t>
+      </w:r>
+      <w:r>
+        <w:rPr>
+          <w:b w:val="0"/>
+          <w:bCs w:val="0"/>
+        </w:rPr>
+        <w:t xml:space="preserve">, </w:t>
+      </w:r>
+      <w:r>
+        <w:rPr>
+          <w:b w:val="0"/>
+          <w:bCs w:val="0"/>
+        </w:rPr>
+        <w:t>propriedades físicas (opcionais)</w:t>
+      </w:r>
+      <w:r>
+        <w:rPr>
+          <w:b w:val="0"/>
+          <w:bCs w:val="0"/>
+        </w:rPr>
+        <w:t xml:space="preserve"> e</w:t>
+      </w:r>
+      <w:r>
+        <w:rPr>
+          <w:b w:val="0"/>
+          <w:bCs w:val="0"/>
+        </w:rPr>
+        <w:t xml:space="preserve"> eventualmente navegação ou oclusão.</w:t>
+      </w:r>
+      <w:r>
+        <w:rPr>
+          <w:b w:val="0"/>
+          <w:bCs w:val="0"/>
+        </w:rPr>
+        <w:t xml:space="preserve"> </w:t>
+      </w:r>
+      <w:r>
+        <w:rPr>
+          <w:b w:val="0"/>
+          <w:bCs w:val="0"/>
+        </w:rPr>
+        <w:t xml:space="preserve">Esses tiles são organizados dentro de um </w:t>
+      </w:r>
+      <w:proofErr w:type="spellStart"/>
+      <w:r>
+        <w:rPr>
+          <w:b w:val="0"/>
+          <w:bCs w:val="0"/>
+          <w:i/>
+          <w:iCs/>
+        </w:rPr>
+        <w:t>TileSet</w:t>
+      </w:r>
+      <w:proofErr w:type="spellEnd"/>
+      <w:r>
+        <w:rPr>
+          <w:b w:val="0"/>
+          <w:bCs w:val="0"/>
+        </w:rPr>
+        <w:t xml:space="preserve">, que funciona como uma biblioteca. Já o </w:t>
+      </w:r>
+      <w:proofErr w:type="spellStart"/>
+      <w:r>
+        <w:rPr>
+          <w:b w:val="0"/>
+          <w:bCs w:val="0"/>
+          <w:i/>
+          <w:iCs/>
+        </w:rPr>
+        <w:t>TileMapLayer</w:t>
+      </w:r>
+      <w:proofErr w:type="spellEnd"/>
+      <w:r>
+        <w:rPr>
+          <w:b w:val="0"/>
+          <w:bCs w:val="0"/>
+        </w:rPr>
+        <w:t xml:space="preserve"> é o nó da cena que usa esse </w:t>
+      </w:r>
+      <w:proofErr w:type="spellStart"/>
+      <w:r>
+        <w:rPr>
+          <w:b w:val="0"/>
+          <w:bCs w:val="0"/>
+          <w:i/>
+          <w:iCs/>
+        </w:rPr>
+        <w:t>TileSet</w:t>
+      </w:r>
+      <w:proofErr w:type="spellEnd"/>
+      <w:r>
+        <w:rPr>
+          <w:b w:val="0"/>
+          <w:bCs w:val="0"/>
+        </w:rPr>
+        <w:t xml:space="preserve"> para pintar o mapa.</w:t>
+      </w:r>
+    </w:p>
+    <w:p>
+      <w:pPr>
+        <w:pStyle w:val="SubsectionBasico"/>
+        <w:numPr>
+          <w:ilvl w:val="0"/>
+          <w:numId w:val="0"/>
+        </w:numPr>
         <w:ind w:left="2160"/>
-        <w:rPr>
-          <w:b w:val="0"/>
-          <w:bCs w:val="0"/>
-        </w:rPr>
-      </w:pPr>
+      </w:pPr>
+    </w:p>
+    <w:p>
+      <w:pPr>
+        <w:pStyle w:val="SubsectionBasico"/>
+        <w:numPr>
+          <w:ilvl w:val="0"/>
+          <w:numId w:val="26"/>
+        </w:numPr>
+        <w:jc w:val="both"/>
+      </w:pPr>
+      <w:r>
+        <w:t>Criando tiles a partir de um PNG 16x16</w:t>
+      </w:r>
+      <w:r>
+        <w:t>:</w:t>
+      </w:r>
+      <w:r>
+        <w:rPr>
+          <w:b w:val="0"/>
+          <w:bCs w:val="0"/>
+        </w:rPr>
+        <w:t xml:space="preserve"> </w:t>
+      </w:r>
+    </w:p>
+    <w:p>
+      <w:pPr>
+        <w:pStyle w:val="SubsectionBasico"/>
+        <w:numPr>
+          <w:ilvl w:val="0"/>
+          <w:numId w:val="0"/>
+        </w:numPr>
+        <w:ind w:left="2484"/>
+        <w:jc w:val="both"/>
+      </w:pPr>
+    </w:p>
+    <w:p>
+      <w:pPr>
+        <w:pStyle w:val="SubsectionBasico"/>
+        <w:numPr>
+          <w:ilvl w:val="0"/>
+          <w:numId w:val="27"/>
+        </w:numPr>
+        <w:ind w:left="2484"/>
+        <w:jc w:val="both"/>
+      </w:pPr>
+      <w:r>
+        <w:rPr>
+          <w:b w:val="0"/>
+          <w:bCs w:val="0"/>
+        </w:rPr>
+        <w:t xml:space="preserve">O primeiro passo é adicionar um </w:t>
+      </w:r>
+      <w:proofErr w:type="spellStart"/>
+      <w:r>
+        <w:rPr>
+          <w:b w:val="0"/>
+          <w:bCs w:val="0"/>
+          <w:i/>
+          <w:iCs/>
+        </w:rPr>
+        <w:t>TileMapLayer</w:t>
+      </w:r>
+      <w:proofErr w:type="spellEnd"/>
+      <w:r>
+        <w:rPr>
+          <w:b w:val="0"/>
+          <w:bCs w:val="0"/>
+        </w:rPr>
+        <w:t xml:space="preserve"> à cena. Esse nó será responsável por desenhar o mapa na tela.</w:t>
+      </w:r>
+      <w:r>
+        <w:t xml:space="preserve"> </w:t>
+      </w:r>
+      <w:r>
+        <w:rPr>
+          <w:b w:val="0"/>
+          <w:bCs w:val="0"/>
+        </w:rPr>
+        <w:t xml:space="preserve">Selecionando o </w:t>
+      </w:r>
+      <w:proofErr w:type="spellStart"/>
+      <w:r>
+        <w:rPr>
+          <w:b w:val="0"/>
+          <w:bCs w:val="0"/>
+          <w:i/>
+          <w:iCs/>
+        </w:rPr>
+        <w:t>TileMapLayer</w:t>
+      </w:r>
+      <w:proofErr w:type="spellEnd"/>
+      <w:r>
+        <w:rPr>
+          <w:b w:val="0"/>
+          <w:bCs w:val="0"/>
+        </w:rPr>
+        <w:t xml:space="preserve">, </w:t>
+      </w:r>
+      <w:r>
+        <w:rPr>
+          <w:b w:val="0"/>
+          <w:bCs w:val="0"/>
+        </w:rPr>
+        <w:t>podemos criar</w:t>
+      </w:r>
+      <w:r>
+        <w:rPr>
+          <w:b w:val="0"/>
+          <w:bCs w:val="0"/>
+        </w:rPr>
+        <w:t xml:space="preserve"> um novo </w:t>
+      </w:r>
+      <w:proofErr w:type="spellStart"/>
+      <w:r>
+        <w:rPr>
+          <w:b w:val="0"/>
+          <w:bCs w:val="0"/>
+        </w:rPr>
+        <w:t>TileSet</w:t>
+      </w:r>
+      <w:proofErr w:type="spellEnd"/>
+      <w:r>
+        <w:rPr>
+          <w:b w:val="0"/>
+          <w:bCs w:val="0"/>
+        </w:rPr>
+        <w:t xml:space="preserve"> no Inspector.</w:t>
+      </w:r>
+    </w:p>
+    <w:p>
+      <w:pPr>
+        <w:pStyle w:val="SubsectionBasico"/>
+        <w:numPr>
+          <w:ilvl w:val="0"/>
+          <w:numId w:val="0"/>
+        </w:numPr>
+        <w:ind w:left="2808"/>
+        <w:jc w:val="both"/>
+        <w:rPr>
+          <w:b w:val="0"/>
+          <w:bCs w:val="0"/>
+        </w:rPr>
+      </w:pPr>
+    </w:p>
+    <w:p>
+      <w:pPr>
+        <w:pStyle w:val="SubsectionBasico"/>
+        <w:numPr>
+          <w:ilvl w:val="0"/>
+          <w:numId w:val="27"/>
+        </w:numPr>
+        <w:ind w:left="2484"/>
+        <w:jc w:val="both"/>
+        <w:rPr>
+          <w:b w:val="0"/>
+          <w:bCs w:val="0"/>
+        </w:rPr>
+      </w:pPr>
+      <w:r>
+        <w:rPr>
+          <w:b w:val="0"/>
+          <w:bCs w:val="0"/>
+        </w:rPr>
+        <w:t xml:space="preserve">Dentro do editor do </w:t>
+      </w:r>
+      <w:proofErr w:type="spellStart"/>
+      <w:r>
+        <w:rPr>
+          <w:b w:val="0"/>
+          <w:bCs w:val="0"/>
+          <w:i/>
+          <w:iCs/>
+        </w:rPr>
+        <w:t>TileSet</w:t>
+      </w:r>
+      <w:proofErr w:type="spellEnd"/>
+      <w:r>
+        <w:rPr>
+          <w:b w:val="0"/>
+          <w:bCs w:val="0"/>
+        </w:rPr>
+        <w:t>, precisa</w:t>
+      </w:r>
+      <w:r>
+        <w:rPr>
+          <w:b w:val="0"/>
+          <w:bCs w:val="0"/>
+        </w:rPr>
+        <w:t>mos</w:t>
+      </w:r>
+      <w:r>
+        <w:rPr>
+          <w:b w:val="0"/>
+          <w:bCs w:val="0"/>
+        </w:rPr>
+        <w:t xml:space="preserve"> adicionar uma “</w:t>
+      </w:r>
+      <w:proofErr w:type="spellStart"/>
+      <w:r>
+        <w:rPr>
+          <w:b w:val="0"/>
+          <w:bCs w:val="0"/>
+        </w:rPr>
+        <w:t>Source</w:t>
+      </w:r>
+      <w:proofErr w:type="spellEnd"/>
+      <w:r>
+        <w:rPr>
+          <w:b w:val="0"/>
+          <w:bCs w:val="0"/>
+        </w:rPr>
+        <w:t xml:space="preserve">”. Quando </w:t>
+      </w:r>
+      <w:r>
+        <w:rPr>
+          <w:b w:val="0"/>
+          <w:bCs w:val="0"/>
+        </w:rPr>
+        <w:t>o</w:t>
+      </w:r>
+      <w:r>
+        <w:rPr>
+          <w:b w:val="0"/>
+          <w:bCs w:val="0"/>
+        </w:rPr>
+        <w:t xml:space="preserve"> PNG é um </w:t>
+      </w:r>
+      <w:proofErr w:type="spellStart"/>
+      <w:r>
+        <w:rPr>
+          <w:b w:val="0"/>
+          <w:bCs w:val="0"/>
+          <w:i/>
+          <w:iCs/>
+        </w:rPr>
+        <w:t>spritesheet</w:t>
+      </w:r>
+      <w:proofErr w:type="spellEnd"/>
+      <w:r>
+        <w:rPr>
+          <w:b w:val="0"/>
+          <w:bCs w:val="0"/>
+        </w:rPr>
+        <w:t xml:space="preserve"> organizado em grade regular (como 16x16), o tipo correto de fonte é um Atlas.</w:t>
+      </w:r>
+    </w:p>
+    <w:p>
+      <w:pPr>
+        <w:pStyle w:val="SubsectionBasico"/>
+        <w:numPr>
+          <w:ilvl w:val="0"/>
+          <w:numId w:val="0"/>
+        </w:numPr>
+        <w:ind w:left="324"/>
+        <w:jc w:val="both"/>
+        <w:rPr>
+          <w:b w:val="0"/>
+          <w:bCs w:val="0"/>
+        </w:rPr>
+      </w:pPr>
+    </w:p>
+    <w:p>
+      <w:pPr>
+        <w:pStyle w:val="SubsectionBasico"/>
+        <w:numPr>
+          <w:ilvl w:val="0"/>
+          <w:numId w:val="27"/>
+        </w:numPr>
+        <w:ind w:left="2484"/>
+        <w:jc w:val="both"/>
+        <w:rPr>
+          <w:b w:val="0"/>
+          <w:bCs w:val="0"/>
+        </w:rPr>
+      </w:pPr>
+      <w:r>
+        <w:rPr>
+          <w:b w:val="0"/>
+          <w:bCs w:val="0"/>
+        </w:rPr>
+        <w:t xml:space="preserve">Ao adicionar o Atlas e selecionar o PNG, </w:t>
+      </w:r>
+      <w:r>
+        <w:rPr>
+          <w:b w:val="0"/>
+          <w:bCs w:val="0"/>
+        </w:rPr>
+        <w:t>devemos</w:t>
+      </w:r>
+      <w:r>
+        <w:rPr>
+          <w:b w:val="0"/>
+          <w:bCs w:val="0"/>
+        </w:rPr>
+        <w:t xml:space="preserve"> configurar o “</w:t>
+      </w:r>
+      <w:r>
+        <w:rPr>
+          <w:b w:val="0"/>
+          <w:bCs w:val="0"/>
+          <w:i/>
+          <w:iCs/>
+        </w:rPr>
+        <w:t xml:space="preserve">Texture </w:t>
+      </w:r>
+      <w:proofErr w:type="spellStart"/>
+      <w:r>
+        <w:rPr>
+          <w:b w:val="0"/>
+          <w:bCs w:val="0"/>
+          <w:i/>
+          <w:iCs/>
+        </w:rPr>
+        <w:t>Region</w:t>
+      </w:r>
+      <w:proofErr w:type="spellEnd"/>
+      <w:r>
+        <w:rPr>
+          <w:b w:val="0"/>
+          <w:bCs w:val="0"/>
+          <w:i/>
+          <w:iCs/>
+        </w:rPr>
+        <w:t xml:space="preserve"> </w:t>
+      </w:r>
+      <w:proofErr w:type="spellStart"/>
+      <w:r>
+        <w:rPr>
+          <w:b w:val="0"/>
+          <w:bCs w:val="0"/>
+          <w:i/>
+          <w:iCs/>
+        </w:rPr>
+        <w:t>Size</w:t>
+      </w:r>
+      <w:proofErr w:type="spellEnd"/>
+      <w:r>
+        <w:rPr>
+          <w:b w:val="0"/>
+          <w:bCs w:val="0"/>
+        </w:rPr>
+        <w:t xml:space="preserve">” para 16x16. Isso informa à engine que cada tile ocupa exatamente esse tamanho dentro da imagem. Ao confirmar, a Godot divide automaticamente o </w:t>
+      </w:r>
+      <w:proofErr w:type="spellStart"/>
+      <w:r>
+        <w:rPr>
+          <w:b w:val="0"/>
+          <w:bCs w:val="0"/>
+          <w:i/>
+          <w:iCs/>
+        </w:rPr>
+        <w:t>spritesheet</w:t>
+      </w:r>
+      <w:proofErr w:type="spellEnd"/>
+      <w:r>
+        <w:rPr>
+          <w:b w:val="0"/>
+          <w:bCs w:val="0"/>
+        </w:rPr>
+        <w:t xml:space="preserve"> em múltiplos tiles individuais.</w:t>
+      </w:r>
+    </w:p>
+    <w:p>
+      <w:pPr>
+        <w:pStyle w:val="SubsectionBasico"/>
+        <w:numPr>
+          <w:ilvl w:val="0"/>
+          <w:numId w:val="0"/>
+        </w:numPr>
+        <w:ind w:left="2160"/>
+        <w:rPr>
+          <w:b w:val="0"/>
+          <w:bCs w:val="0"/>
+        </w:rPr>
+      </w:pPr>
+    </w:p>
+    <w:p>
+      <w:pPr>
+        <w:pStyle w:val="SubsectionBasico"/>
+        <w:numPr>
+          <w:ilvl w:val="0"/>
+          <w:numId w:val="26"/>
+        </w:numPr>
+        <w:jc w:val="both"/>
+      </w:pPr>
+      <w:r>
+        <w:t>Aplicando a Física às Tiles criadas:</w:t>
+      </w:r>
+    </w:p>
+    <w:p>
+      <w:pPr>
+        <w:pStyle w:val="SubsectionBasico"/>
+        <w:numPr>
+          <w:ilvl w:val="0"/>
+          <w:numId w:val="0"/>
+        </w:numPr>
+        <w:ind w:left="2160"/>
+        <w:jc w:val="both"/>
+      </w:pPr>
+    </w:p>
+    <w:p>
+      <w:pPr>
+        <w:pStyle w:val="SubsectionBasico"/>
+        <w:numPr>
+          <w:ilvl w:val="0"/>
+          <w:numId w:val="28"/>
+        </w:numPr>
+        <w:jc w:val="both"/>
+        <w:rPr>
+          <w:b w:val="0"/>
+          <w:bCs w:val="0"/>
+        </w:rPr>
+      </w:pPr>
+      <w:r>
+        <w:rPr>
+          <w:b w:val="0"/>
+          <w:bCs w:val="0"/>
+        </w:rPr>
+        <w:t xml:space="preserve">Na Godot 4, a física dos tiles não é configurada no </w:t>
+      </w:r>
+      <w:proofErr w:type="spellStart"/>
+      <w:r>
+        <w:rPr>
+          <w:b w:val="0"/>
+          <w:bCs w:val="0"/>
+          <w:i/>
+          <w:iCs/>
+        </w:rPr>
+        <w:t>TileMapLayer</w:t>
+      </w:r>
+      <w:proofErr w:type="spellEnd"/>
+      <w:r>
+        <w:rPr>
+          <w:b w:val="0"/>
+          <w:bCs w:val="0"/>
+        </w:rPr>
+        <w:t xml:space="preserve">, mas dentro do </w:t>
+      </w:r>
+      <w:proofErr w:type="spellStart"/>
+      <w:r>
+        <w:rPr>
+          <w:b w:val="0"/>
+          <w:bCs w:val="0"/>
+          <w:i/>
+          <w:iCs/>
+        </w:rPr>
+        <w:t>TileSet</w:t>
+      </w:r>
+      <w:proofErr w:type="spellEnd"/>
+      <w:r>
+        <w:rPr>
+          <w:b w:val="0"/>
+          <w:bCs w:val="0"/>
+        </w:rPr>
+        <w:t>.</w:t>
+      </w:r>
+      <w:r>
+        <w:rPr>
+          <w:b w:val="0"/>
+          <w:bCs w:val="0"/>
+        </w:rPr>
+        <w:t xml:space="preserve"> </w:t>
+      </w:r>
+      <w:r>
+        <w:rPr>
+          <w:b w:val="0"/>
+          <w:bCs w:val="0"/>
+        </w:rPr>
+        <w:t>Cada tile pode ter sua própria forma de colisão.</w:t>
+      </w:r>
+    </w:p>
+    <w:p>
+      <w:pPr>
+        <w:pStyle w:val="SubsectionBasico"/>
+        <w:numPr>
+          <w:ilvl w:val="0"/>
+          <w:numId w:val="0"/>
+        </w:numPr>
+        <w:ind w:left="2520"/>
+        <w:jc w:val="both"/>
+        <w:rPr>
+          <w:b w:val="0"/>
+          <w:bCs w:val="0"/>
+        </w:rPr>
+      </w:pPr>
+    </w:p>
+    <w:p>
+      <w:pPr>
+        <w:pStyle w:val="SubsectionBasico"/>
+        <w:numPr>
+          <w:ilvl w:val="0"/>
+          <w:numId w:val="28"/>
+        </w:numPr>
+        <w:jc w:val="both"/>
+        <w:rPr>
+          <w:b w:val="0"/>
+          <w:bCs w:val="0"/>
+        </w:rPr>
+      </w:pPr>
+      <w:r>
+        <w:rPr>
+          <w:b w:val="0"/>
+          <w:bCs w:val="0"/>
+        </w:rPr>
+        <w:t xml:space="preserve">Antes de adicionar colisão a um tile, é necessário criar uma </w:t>
+      </w:r>
+      <w:proofErr w:type="spellStart"/>
+      <w:r>
+        <w:rPr>
+          <w:b w:val="0"/>
+          <w:bCs w:val="0"/>
+          <w:i/>
+          <w:iCs/>
+        </w:rPr>
+        <w:t>Physics</w:t>
+      </w:r>
+      <w:proofErr w:type="spellEnd"/>
+      <w:r>
+        <w:rPr>
+          <w:b w:val="0"/>
+          <w:bCs w:val="0"/>
+        </w:rPr>
+        <w:t xml:space="preserve"> </w:t>
+      </w:r>
+      <w:proofErr w:type="spellStart"/>
+      <w:r>
+        <w:rPr>
+          <w:b w:val="0"/>
+          <w:bCs w:val="0"/>
+          <w:i/>
+          <w:iCs/>
+        </w:rPr>
+        <w:t>Layer</w:t>
+      </w:r>
+      <w:proofErr w:type="spellEnd"/>
+      <w:r>
+        <w:rPr>
+          <w:b w:val="0"/>
+          <w:bCs w:val="0"/>
+        </w:rPr>
+        <w:t xml:space="preserve"> dentro do </w:t>
+      </w:r>
+      <w:proofErr w:type="spellStart"/>
+      <w:r>
+        <w:rPr>
+          <w:b w:val="0"/>
+          <w:bCs w:val="0"/>
+          <w:i/>
+          <w:iCs/>
+        </w:rPr>
+        <w:t>TileSet</w:t>
+      </w:r>
+      <w:proofErr w:type="spellEnd"/>
+      <w:r>
+        <w:rPr>
+          <w:b w:val="0"/>
+          <w:bCs w:val="0"/>
+        </w:rPr>
+        <w:t xml:space="preserve"> (No inspetor)</w:t>
+      </w:r>
+      <w:r>
+        <w:rPr>
+          <w:b w:val="0"/>
+          <w:bCs w:val="0"/>
+        </w:rPr>
+        <w:t>. Essa camada define que o conjunto de tiles poderá ter propriedades físicas.</w:t>
+      </w:r>
+    </w:p>
+    <w:p>
+      <w:pPr>
+        <w:pStyle w:val="SubsectionBasico"/>
+        <w:numPr>
+          <w:ilvl w:val="0"/>
+          <w:numId w:val="0"/>
+        </w:numPr>
+        <w:jc w:val="both"/>
+        <w:rPr>
+          <w:b w:val="0"/>
+          <w:bCs w:val="0"/>
+        </w:rPr>
+      </w:pPr>
+    </w:p>
+    <w:p>
+      <w:pPr>
+        <w:pStyle w:val="SubsectionBasico"/>
+        <w:numPr>
+          <w:ilvl w:val="0"/>
+          <w:numId w:val="28"/>
+        </w:numPr>
+        <w:jc w:val="both"/>
+        <w:rPr>
+          <w:b w:val="0"/>
+          <w:bCs w:val="0"/>
+        </w:rPr>
+      </w:pPr>
+      <w:r>
+        <w:rPr>
+          <w:b w:val="0"/>
+          <w:bCs w:val="0"/>
+        </w:rPr>
+        <w:t xml:space="preserve">Depois de criar a </w:t>
+      </w:r>
+      <w:proofErr w:type="spellStart"/>
+      <w:r>
+        <w:rPr>
+          <w:b w:val="0"/>
+          <w:bCs w:val="0"/>
+          <w:i/>
+          <w:iCs/>
+        </w:rPr>
+        <w:t>Physics</w:t>
+      </w:r>
+      <w:proofErr w:type="spellEnd"/>
+      <w:r>
+        <w:rPr>
+          <w:b w:val="0"/>
+          <w:bCs w:val="0"/>
+          <w:i/>
+          <w:iCs/>
+        </w:rPr>
+        <w:t xml:space="preserve"> </w:t>
+      </w:r>
+      <w:proofErr w:type="spellStart"/>
+      <w:r>
+        <w:rPr>
+          <w:b w:val="0"/>
+          <w:bCs w:val="0"/>
+          <w:i/>
+          <w:iCs/>
+        </w:rPr>
+        <w:t>Layer</w:t>
+      </w:r>
+      <w:proofErr w:type="spellEnd"/>
+      <w:r>
+        <w:rPr>
+          <w:b w:val="0"/>
+          <w:bCs w:val="0"/>
+        </w:rPr>
+        <w:t xml:space="preserve">, ao selecionar um tile específico no modo </w:t>
+      </w:r>
+      <w:r>
+        <w:rPr>
+          <w:b w:val="0"/>
+          <w:bCs w:val="0"/>
+        </w:rPr>
+        <w:t>‘</w:t>
+      </w:r>
+      <w:proofErr w:type="spellStart"/>
+      <w:r>
+        <w:rPr>
+          <w:b w:val="0"/>
+          <w:bCs w:val="0"/>
+          <w:i/>
+          <w:iCs/>
+        </w:rPr>
+        <w:t>Select</w:t>
+      </w:r>
+      <w:proofErr w:type="spellEnd"/>
+      <w:r>
+        <w:rPr>
+          <w:b w:val="0"/>
+          <w:bCs w:val="0"/>
+        </w:rPr>
+        <w:t>’</w:t>
+      </w:r>
+      <w:r>
+        <w:rPr>
+          <w:b w:val="0"/>
+          <w:bCs w:val="0"/>
+        </w:rPr>
+        <w:t xml:space="preserve"> da aba inferior que exibe os tiles</w:t>
+      </w:r>
+      <w:r>
+        <w:rPr>
+          <w:b w:val="0"/>
+          <w:bCs w:val="0"/>
+        </w:rPr>
+        <w:t xml:space="preserve"> (Aba de </w:t>
+      </w:r>
+      <w:proofErr w:type="spellStart"/>
+      <w:r>
+        <w:rPr>
+          <w:b w:val="0"/>
+          <w:bCs w:val="0"/>
+          <w:i/>
+          <w:iCs/>
+        </w:rPr>
+        <w:t>physics</w:t>
+      </w:r>
+      <w:proofErr w:type="spellEnd"/>
+      <w:r>
+        <w:rPr>
+          <w:b w:val="0"/>
+          <w:bCs w:val="0"/>
+        </w:rPr>
+        <w:t>)</w:t>
+      </w:r>
+      <w:r>
+        <w:rPr>
+          <w:b w:val="0"/>
+          <w:bCs w:val="0"/>
+        </w:rPr>
+        <w:t xml:space="preserve">, </w:t>
+      </w:r>
+      <w:r>
+        <w:rPr>
+          <w:b w:val="0"/>
+          <w:bCs w:val="0"/>
+        </w:rPr>
+        <w:t>veremos</w:t>
+      </w:r>
+      <w:r>
+        <w:rPr>
+          <w:b w:val="0"/>
+          <w:bCs w:val="0"/>
+        </w:rPr>
+        <w:t xml:space="preserve"> a opção de </w:t>
+      </w:r>
+      <w:r>
+        <w:rPr>
+          <w:b w:val="0"/>
+          <w:bCs w:val="0"/>
+        </w:rPr>
+        <w:t>criar</w:t>
+      </w:r>
+      <w:r>
+        <w:rPr>
+          <w:b w:val="0"/>
+          <w:bCs w:val="0"/>
+        </w:rPr>
+        <w:t xml:space="preserve"> um polígono de colisão.</w:t>
+      </w:r>
+    </w:p>
+    <w:p>
+      <w:pPr>
+        <w:pStyle w:val="SubsectionBasico"/>
+        <w:numPr>
+          <w:ilvl w:val="0"/>
+          <w:numId w:val="0"/>
+        </w:numPr>
+        <w:jc w:val="both"/>
+        <w:rPr>
+          <w:b w:val="0"/>
+          <w:bCs w:val="0"/>
+        </w:rPr>
+      </w:pPr>
+    </w:p>
+    <w:p>
+      <w:pPr>
+        <w:pStyle w:val="SubsectionBasico"/>
+        <w:numPr>
+          <w:ilvl w:val="0"/>
+          <w:numId w:val="28"/>
+        </w:numPr>
+        <w:jc w:val="both"/>
+        <w:rPr>
+          <w:b w:val="0"/>
+          <w:bCs w:val="0"/>
+        </w:rPr>
+      </w:pPr>
+      <w:r>
+        <w:rPr>
+          <w:b w:val="0"/>
+          <w:bCs w:val="0"/>
+        </w:rPr>
+        <w:t xml:space="preserve">Na aba </w:t>
+      </w:r>
+      <w:r>
+        <w:rPr>
+          <w:b w:val="0"/>
+          <w:bCs w:val="0"/>
+        </w:rPr>
+        <w:t xml:space="preserve">inferior </w:t>
+      </w:r>
+      <w:r>
+        <w:rPr>
+          <w:b w:val="0"/>
+          <w:bCs w:val="0"/>
+        </w:rPr>
+        <w:t>de propriedades dos tiles, há a opção ‘</w:t>
+      </w:r>
+      <w:proofErr w:type="spellStart"/>
+      <w:r>
+        <w:rPr>
+          <w:b w:val="0"/>
+          <w:bCs w:val="0"/>
+        </w:rPr>
+        <w:t>paint</w:t>
+      </w:r>
+      <w:proofErr w:type="spellEnd"/>
+      <w:r>
+        <w:rPr>
+          <w:b w:val="0"/>
+          <w:bCs w:val="0"/>
+        </w:rPr>
+        <w:t>’. Em ‘</w:t>
+      </w:r>
+      <w:proofErr w:type="spellStart"/>
+      <w:r>
+        <w:rPr>
+          <w:b w:val="0"/>
+          <w:bCs w:val="0"/>
+          <w:i/>
+          <w:iCs/>
+        </w:rPr>
+        <w:t>Paint</w:t>
+      </w:r>
+      <w:proofErr w:type="spellEnd"/>
+      <w:r>
+        <w:rPr>
+          <w:b w:val="0"/>
+          <w:bCs w:val="0"/>
+          <w:i/>
+          <w:iCs/>
+        </w:rPr>
+        <w:t xml:space="preserve"> Properties</w:t>
+      </w:r>
+      <w:r>
+        <w:rPr>
+          <w:b w:val="0"/>
+          <w:bCs w:val="0"/>
+        </w:rPr>
+        <w:t>’ devemos selecionar a ‘</w:t>
+      </w:r>
+      <w:proofErr w:type="spellStart"/>
+      <w:r>
+        <w:rPr>
+          <w:b w:val="0"/>
+          <w:bCs w:val="0"/>
+          <w:i/>
+          <w:iCs/>
+        </w:rPr>
+        <w:t>physics</w:t>
+      </w:r>
+      <w:proofErr w:type="spellEnd"/>
+      <w:r>
+        <w:rPr>
+          <w:b w:val="0"/>
+          <w:bCs w:val="0"/>
+          <w:i/>
+          <w:iCs/>
+        </w:rPr>
+        <w:t xml:space="preserve"> </w:t>
+      </w:r>
+      <w:proofErr w:type="spellStart"/>
+      <w:r>
+        <w:rPr>
+          <w:b w:val="0"/>
+          <w:bCs w:val="0"/>
+          <w:i/>
+          <w:iCs/>
+        </w:rPr>
+        <w:t>layer</w:t>
+      </w:r>
+      <w:proofErr w:type="spellEnd"/>
+      <w:r>
+        <w:rPr>
+          <w:b w:val="0"/>
+          <w:bCs w:val="0"/>
+          <w:i/>
+          <w:iCs/>
+        </w:rPr>
+        <w:t>’</w:t>
+      </w:r>
+      <w:r>
+        <w:rPr>
+          <w:b w:val="0"/>
+          <w:bCs w:val="0"/>
+        </w:rPr>
+        <w:t xml:space="preserve"> criada e em sequência selecionar individualmente os tiles que devem ser comportar com a física.</w:t>
+      </w:r>
     </w:p>
     <w:p>
       <w:pPr>
@@ -7776,6 +8846,119 @@
     </w:lvl>
   </w:abstractNum>
   <w:abstractNum w:abstractNumId="9" w15:restartNumberingAfterBreak="0">
+    <w:nsid w:val="2B174F6B"/>
+    <w:multiLevelType w:val="hybridMultilevel"/>
+    <w:tmpl w:val="181C44AC"/>
+    <w:lvl w:ilvl="0" w:tplc="0416000D">
+      <w:start w:val="1"/>
+      <w:numFmt w:val="bullet"/>
+      <w:lvlText w:val=""/>
+      <w:lvlJc w:val="left"/>
+      <w:pPr>
+        <w:ind w:left="2160" w:hanging="360"/>
+      </w:pPr>
+      <w:rPr>
+        <w:rFonts w:ascii="Wingdings" w:hAnsi="Wingdings" w:hint="default"/>
+      </w:rPr>
+    </w:lvl>
+    <w:lvl w:ilvl="1" w:tplc="FFFFFFFF" w:tentative="1">
+      <w:start w:val="1"/>
+      <w:numFmt w:val="bullet"/>
+      <w:lvlText w:val="o"/>
+      <w:lvlJc w:val="left"/>
+      <w:pPr>
+        <w:ind w:left="2880" w:hanging="360"/>
+      </w:pPr>
+      <w:rPr>
+        <w:rFonts w:ascii="Courier New" w:hAnsi="Courier New" w:cs="Courier New" w:hint="default"/>
+      </w:rPr>
+    </w:lvl>
+    <w:lvl w:ilvl="2" w:tplc="FFFFFFFF" w:tentative="1">
+      <w:start w:val="1"/>
+      <w:numFmt w:val="bullet"/>
+      <w:lvlText w:val=""/>
+      <w:lvlJc w:val="left"/>
+      <w:pPr>
+        <w:ind w:left="3600" w:hanging="360"/>
+      </w:pPr>
+      <w:rPr>
+        <w:rFonts w:ascii="Wingdings" w:hAnsi="Wingdings" w:hint="default"/>
+      </w:rPr>
+    </w:lvl>
+    <w:lvl w:ilvl="3" w:tplc="FFFFFFFF" w:tentative="1">
+      <w:start w:val="1"/>
+      <w:numFmt w:val="bullet"/>
+      <w:lvlText w:val=""/>
+      <w:lvlJc w:val="left"/>
+      <w:pPr>
+        <w:ind w:left="4320" w:hanging="360"/>
+      </w:pPr>
+      <w:rPr>
+        <w:rFonts w:ascii="Symbol" w:hAnsi="Symbol" w:hint="default"/>
+      </w:rPr>
+    </w:lvl>
+    <w:lvl w:ilvl="4" w:tplc="FFFFFFFF" w:tentative="1">
+      <w:start w:val="1"/>
+      <w:numFmt w:val="bullet"/>
+      <w:lvlText w:val="o"/>
+      <w:lvlJc w:val="left"/>
+      <w:pPr>
+        <w:ind w:left="5040" w:hanging="360"/>
+      </w:pPr>
+      <w:rPr>
+        <w:rFonts w:ascii="Courier New" w:hAnsi="Courier New" w:cs="Courier New" w:hint="default"/>
+      </w:rPr>
+    </w:lvl>
+    <w:lvl w:ilvl="5" w:tplc="FFFFFFFF" w:tentative="1">
+      <w:start w:val="1"/>
+      <w:numFmt w:val="bullet"/>
+      <w:lvlText w:val=""/>
+      <w:lvlJc w:val="left"/>
+      <w:pPr>
+        <w:ind w:left="5760" w:hanging="360"/>
+      </w:pPr>
+      <w:rPr>
+        <w:rFonts w:ascii="Wingdings" w:hAnsi="Wingdings" w:hint="default"/>
+      </w:rPr>
+    </w:lvl>
+    <w:lvl w:ilvl="6" w:tplc="FFFFFFFF" w:tentative="1">
+      <w:start w:val="1"/>
+      <w:numFmt w:val="bullet"/>
+      <w:lvlText w:val=""/>
+      <w:lvlJc w:val="left"/>
+      <w:pPr>
+        <w:ind w:left="6480" w:hanging="360"/>
+      </w:pPr>
+      <w:rPr>
+        <w:rFonts w:ascii="Symbol" w:hAnsi="Symbol" w:hint="default"/>
+      </w:rPr>
+    </w:lvl>
+    <w:lvl w:ilvl="7" w:tplc="FFFFFFFF" w:tentative="1">
+      <w:start w:val="1"/>
+      <w:numFmt w:val="bullet"/>
+      <w:lvlText w:val="o"/>
+      <w:lvlJc w:val="left"/>
+      <w:pPr>
+        <w:ind w:left="7200" w:hanging="360"/>
+      </w:pPr>
+      <w:rPr>
+        <w:rFonts w:ascii="Courier New" w:hAnsi="Courier New" w:cs="Courier New" w:hint="default"/>
+      </w:rPr>
+    </w:lvl>
+    <w:lvl w:ilvl="8" w:tplc="FFFFFFFF" w:tentative="1">
+      <w:start w:val="1"/>
+      <w:numFmt w:val="bullet"/>
+      <w:lvlText w:val=""/>
+      <w:lvlJc w:val="left"/>
+      <w:pPr>
+        <w:ind w:left="7920" w:hanging="360"/>
+      </w:pPr>
+      <w:rPr>
+        <w:rFonts w:ascii="Wingdings" w:hAnsi="Wingdings" w:hint="default"/>
+      </w:rPr>
+    </w:lvl>
+  </w:abstractNum>
+  <w:abstractNum w:abstractNumId="10" w15:restartNumberingAfterBreak="0">
     <w:nsid w:val="335F6E9A"/>
     <w:multiLevelType w:val="hybridMultilevel"/>
     <w:tmpl w:val="C16CEB00"/>
@@ -7888,7 +9071,7 @@
       </w:rPr>
     </w:lvl>
   </w:abstractNum>
-  <w:abstractNum w:abstractNumId="10" w15:restartNumberingAfterBreak="0">
+  <w:abstractNum w:abstractNumId="11" w15:restartNumberingAfterBreak="0">
     <w:nsid w:val="39E96BDB"/>
     <w:multiLevelType w:val="hybridMultilevel"/>
     <w:tmpl w:val="694643E6"/>
@@ -7976,7 +9159,7 @@
       </w:pPr>
     </w:lvl>
   </w:abstractNum>
-  <w:abstractNum w:abstractNumId="11" w15:restartNumberingAfterBreak="0">
+  <w:abstractNum w:abstractNumId="12" w15:restartNumberingAfterBreak="0">
     <w:nsid w:val="3A7A2200"/>
     <w:multiLevelType w:val="hybridMultilevel"/>
     <w:tmpl w:val="3D1E1620"/>
@@ -8089,7 +9272,7 @@
       </w:rPr>
     </w:lvl>
   </w:abstractNum>
-  <w:abstractNum w:abstractNumId="12" w15:restartNumberingAfterBreak="0">
+  <w:abstractNum w:abstractNumId="13" w15:restartNumberingAfterBreak="0">
     <w:nsid w:val="413544E5"/>
     <w:multiLevelType w:val="hybridMultilevel"/>
     <w:tmpl w:val="A374204C"/>
@@ -8202,7 +9385,7 @@
       </w:rPr>
     </w:lvl>
   </w:abstractNum>
-  <w:abstractNum w:abstractNumId="13" w15:restartNumberingAfterBreak="0">
+  <w:abstractNum w:abstractNumId="14" w15:restartNumberingAfterBreak="0">
     <w:nsid w:val="48DE3F33"/>
     <w:multiLevelType w:val="hybridMultilevel"/>
     <w:tmpl w:val="70E4759E"/>
@@ -8315,7 +9498,7 @@
       </w:rPr>
     </w:lvl>
   </w:abstractNum>
-  <w:abstractNum w:abstractNumId="14" w15:restartNumberingAfterBreak="0">
+  <w:abstractNum w:abstractNumId="15" w15:restartNumberingAfterBreak="0">
     <w:nsid w:val="4D0802C3"/>
     <w:multiLevelType w:val="hybridMultilevel"/>
     <w:tmpl w:val="4FDC2A22"/>
@@ -8428,7 +9611,7 @@
       </w:rPr>
     </w:lvl>
   </w:abstractNum>
-  <w:abstractNum w:abstractNumId="15" w15:restartNumberingAfterBreak="0">
+  <w:abstractNum w:abstractNumId="16" w15:restartNumberingAfterBreak="0">
     <w:nsid w:val="50FB75F6"/>
     <w:multiLevelType w:val="multilevel"/>
     <w:tmpl w:val="66540204"/>
@@ -8577,7 +9760,120 @@
       </w:rPr>
     </w:lvl>
   </w:abstractNum>
-  <w:abstractNum w:abstractNumId="16" w15:restartNumberingAfterBreak="0">
+  <w:abstractNum w:abstractNumId="17" w15:restartNumberingAfterBreak="0">
+    <w:nsid w:val="5B15048B"/>
+    <w:multiLevelType w:val="hybridMultilevel"/>
+    <w:tmpl w:val="FF68F166"/>
+    <w:lvl w:ilvl="0" w:tplc="0416000D">
+      <w:start w:val="1"/>
+      <w:numFmt w:val="bullet"/>
+      <w:lvlText w:val=""/>
+      <w:lvlJc w:val="left"/>
+      <w:pPr>
+        <w:ind w:left="2520" w:hanging="360"/>
+      </w:pPr>
+      <w:rPr>
+        <w:rFonts w:ascii="Wingdings" w:hAnsi="Wingdings" w:hint="default"/>
+      </w:rPr>
+    </w:lvl>
+    <w:lvl w:ilvl="1" w:tplc="04160003" w:tentative="1">
+      <w:start w:val="1"/>
+      <w:numFmt w:val="bullet"/>
+      <w:lvlText w:val="o"/>
+      <w:lvlJc w:val="left"/>
+      <w:pPr>
+        <w:ind w:left="3240" w:hanging="360"/>
+      </w:pPr>
+      <w:rPr>
+        <w:rFonts w:ascii="Courier New" w:hAnsi="Courier New" w:cs="Courier New" w:hint="default"/>
+      </w:rPr>
+    </w:lvl>
+    <w:lvl w:ilvl="2" w:tplc="04160005" w:tentative="1">
+      <w:start w:val="1"/>
+      <w:numFmt w:val="bullet"/>
+      <w:lvlText w:val=""/>
+      <w:lvlJc w:val="left"/>
+      <w:pPr>
+        <w:ind w:left="3960" w:hanging="360"/>
+      </w:pPr>
+      <w:rPr>
+        <w:rFonts w:ascii="Wingdings" w:hAnsi="Wingdings" w:hint="default"/>
+      </w:rPr>
+    </w:lvl>
+    <w:lvl w:ilvl="3" w:tplc="04160001" w:tentative="1">
+      <w:start w:val="1"/>
+      <w:numFmt w:val="bullet"/>
+      <w:lvlText w:val=""/>
+      <w:lvlJc w:val="left"/>
+      <w:pPr>
+        <w:ind w:left="4680" w:hanging="360"/>
+      </w:pPr>
+      <w:rPr>
+        <w:rFonts w:ascii="Symbol" w:hAnsi="Symbol" w:hint="default"/>
+      </w:rPr>
+    </w:lvl>
+    <w:lvl w:ilvl="4" w:tplc="04160003" w:tentative="1">
+      <w:start w:val="1"/>
+      <w:numFmt w:val="bullet"/>
+      <w:lvlText w:val="o"/>
+      <w:lvlJc w:val="left"/>
+      <w:pPr>
+        <w:ind w:left="5400" w:hanging="360"/>
+      </w:pPr>
+      <w:rPr>
+        <w:rFonts w:ascii="Courier New" w:hAnsi="Courier New" w:cs="Courier New" w:hint="default"/>
+      </w:rPr>
+    </w:lvl>
+    <w:lvl w:ilvl="5" w:tplc="04160005" w:tentative="1">
+      <w:start w:val="1"/>
+      <w:numFmt w:val="bullet"/>
+      <w:lvlText w:val=""/>
+      <w:lvlJc w:val="left"/>
+      <w:pPr>
+        <w:ind w:left="6120" w:hanging="360"/>
+      </w:pPr>
+      <w:rPr>
+        <w:rFonts w:ascii="Wingdings" w:hAnsi="Wingdings" w:hint="default"/>
+      </w:rPr>
+    </w:lvl>
+    <w:lvl w:ilvl="6" w:tplc="04160001" w:tentative="1">
+      <w:start w:val="1"/>
+      <w:numFmt w:val="bullet"/>
+      <w:lvlText w:val=""/>
+      <w:lvlJc w:val="left"/>
+      <w:pPr>
+        <w:ind w:left="6840" w:hanging="360"/>
+      </w:pPr>
+      <w:rPr>
+        <w:rFonts w:ascii="Symbol" w:hAnsi="Symbol" w:hint="default"/>
+      </w:rPr>
+    </w:lvl>
+    <w:lvl w:ilvl="7" w:tplc="04160003" w:tentative="1">
+      <w:start w:val="1"/>
+      <w:numFmt w:val="bullet"/>
+      <w:lvlText w:val="o"/>
+      <w:lvlJc w:val="left"/>
+      <w:pPr>
+        <w:ind w:left="7560" w:hanging="360"/>
+      </w:pPr>
+      <w:rPr>
+        <w:rFonts w:ascii="Courier New" w:hAnsi="Courier New" w:cs="Courier New" w:hint="default"/>
+      </w:rPr>
+    </w:lvl>
+    <w:lvl w:ilvl="8" w:tplc="04160005" w:tentative="1">
+      <w:start w:val="1"/>
+      <w:numFmt w:val="bullet"/>
+      <w:lvlText w:val=""/>
+      <w:lvlJc w:val="left"/>
+      <w:pPr>
+        <w:ind w:left="8280" w:hanging="360"/>
+      </w:pPr>
+      <w:rPr>
+        <w:rFonts w:ascii="Wingdings" w:hAnsi="Wingdings" w:hint="default"/>
+      </w:rPr>
+    </w:lvl>
+  </w:abstractNum>
+  <w:abstractNum w:abstractNumId="18" w15:restartNumberingAfterBreak="0">
     <w:nsid w:val="5B9C4793"/>
     <w:multiLevelType w:val="hybridMultilevel"/>
     <w:tmpl w:val="6C7C5338"/>
@@ -8690,7 +9986,7 @@
       </w:rPr>
     </w:lvl>
   </w:abstractNum>
-  <w:abstractNum w:abstractNumId="17" w15:restartNumberingAfterBreak="0">
+  <w:abstractNum w:abstractNumId="19" w15:restartNumberingAfterBreak="0">
     <w:nsid w:val="5BF639DE"/>
     <w:multiLevelType w:val="hybridMultilevel"/>
     <w:tmpl w:val="4DB0C41E"/>
@@ -8803,7 +10099,120 @@
       </w:rPr>
     </w:lvl>
   </w:abstractNum>
-  <w:abstractNum w:abstractNumId="18" w15:restartNumberingAfterBreak="0">
+  <w:abstractNum w:abstractNumId="20" w15:restartNumberingAfterBreak="0">
+    <w:nsid w:val="6054377E"/>
+    <w:multiLevelType w:val="hybridMultilevel"/>
+    <w:tmpl w:val="5C9663CC"/>
+    <w:lvl w:ilvl="0" w:tplc="04160001">
+      <w:start w:val="1"/>
+      <w:numFmt w:val="bullet"/>
+      <w:lvlText w:val=""/>
+      <w:lvlJc w:val="left"/>
+      <w:pPr>
+        <w:ind w:left="2160" w:hanging="360"/>
+      </w:pPr>
+      <w:rPr>
+        <w:rFonts w:ascii="Symbol" w:hAnsi="Symbol" w:hint="default"/>
+      </w:rPr>
+    </w:lvl>
+    <w:lvl w:ilvl="1" w:tplc="04160003" w:tentative="1">
+      <w:start w:val="1"/>
+      <w:numFmt w:val="bullet"/>
+      <w:lvlText w:val="o"/>
+      <w:lvlJc w:val="left"/>
+      <w:pPr>
+        <w:ind w:left="2880" w:hanging="360"/>
+      </w:pPr>
+      <w:rPr>
+        <w:rFonts w:ascii="Courier New" w:hAnsi="Courier New" w:cs="Courier New" w:hint="default"/>
+      </w:rPr>
+    </w:lvl>
+    <w:lvl w:ilvl="2" w:tplc="04160005" w:tentative="1">
+      <w:start w:val="1"/>
+      <w:numFmt w:val="bullet"/>
+      <w:lvlText w:val=""/>
+      <w:lvlJc w:val="left"/>
+      <w:pPr>
+        <w:ind w:left="3600" w:hanging="360"/>
+      </w:pPr>
+      <w:rPr>
+        <w:rFonts w:ascii="Wingdings" w:hAnsi="Wingdings" w:hint="default"/>
+      </w:rPr>
+    </w:lvl>
+    <w:lvl w:ilvl="3" w:tplc="04160001" w:tentative="1">
+      <w:start w:val="1"/>
+      <w:numFmt w:val="bullet"/>
+      <w:lvlText w:val=""/>
+      <w:lvlJc w:val="left"/>
+      <w:pPr>
+        <w:ind w:left="4320" w:hanging="360"/>
+      </w:pPr>
+      <w:rPr>
+        <w:rFonts w:ascii="Symbol" w:hAnsi="Symbol" w:hint="default"/>
+      </w:rPr>
+    </w:lvl>
+    <w:lvl w:ilvl="4" w:tplc="04160003" w:tentative="1">
+      <w:start w:val="1"/>
+      <w:numFmt w:val="bullet"/>
+      <w:lvlText w:val="o"/>
+      <w:lvlJc w:val="left"/>
+      <w:pPr>
+        <w:ind w:left="5040" w:hanging="360"/>
+      </w:pPr>
+      <w:rPr>
+        <w:rFonts w:ascii="Courier New" w:hAnsi="Courier New" w:cs="Courier New" w:hint="default"/>
+      </w:rPr>
+    </w:lvl>
+    <w:lvl w:ilvl="5" w:tplc="04160005" w:tentative="1">
+      <w:start w:val="1"/>
+      <w:numFmt w:val="bullet"/>
+      <w:lvlText w:val=""/>
+      <w:lvlJc w:val="left"/>
+      <w:pPr>
+        <w:ind w:left="5760" w:hanging="360"/>
+      </w:pPr>
+      <w:rPr>
+        <w:rFonts w:ascii="Wingdings" w:hAnsi="Wingdings" w:hint="default"/>
+      </w:rPr>
+    </w:lvl>
+    <w:lvl w:ilvl="6" w:tplc="04160001" w:tentative="1">
+      <w:start w:val="1"/>
+      <w:numFmt w:val="bullet"/>
+      <w:lvlText w:val=""/>
+      <w:lvlJc w:val="left"/>
+      <w:pPr>
+        <w:ind w:left="6480" w:hanging="360"/>
+      </w:pPr>
+      <w:rPr>
+        <w:rFonts w:ascii="Symbol" w:hAnsi="Symbol" w:hint="default"/>
+      </w:rPr>
+    </w:lvl>
+    <w:lvl w:ilvl="7" w:tplc="04160003" w:tentative="1">
+      <w:start w:val="1"/>
+      <w:numFmt w:val="bullet"/>
+      <w:lvlText w:val="o"/>
+      <w:lvlJc w:val="left"/>
+      <w:pPr>
+        <w:ind w:left="7200" w:hanging="360"/>
+      </w:pPr>
+      <w:rPr>
+        <w:rFonts w:ascii="Courier New" w:hAnsi="Courier New" w:cs="Courier New" w:hint="default"/>
+      </w:rPr>
+    </w:lvl>
+    <w:lvl w:ilvl="8" w:tplc="04160005" w:tentative="1">
+      <w:start w:val="1"/>
+      <w:numFmt w:val="bullet"/>
+      <w:lvlText w:val=""/>
+      <w:lvlJc w:val="left"/>
+      <w:pPr>
+        <w:ind w:left="7920" w:hanging="360"/>
+      </w:pPr>
+      <w:rPr>
+        <w:rFonts w:ascii="Wingdings" w:hAnsi="Wingdings" w:hint="default"/>
+      </w:rPr>
+    </w:lvl>
+  </w:abstractNum>
+  <w:abstractNum w:abstractNumId="21" w15:restartNumberingAfterBreak="0">
     <w:nsid w:val="62010AB0"/>
     <w:multiLevelType w:val="hybridMultilevel"/>
     <w:tmpl w:val="7B420E0A"/>
@@ -8916,7 +10325,7 @@
       </w:rPr>
     </w:lvl>
   </w:abstractNum>
-  <w:abstractNum w:abstractNumId="19" w15:restartNumberingAfterBreak="0">
+  <w:abstractNum w:abstractNumId="22" w15:restartNumberingAfterBreak="0">
     <w:nsid w:val="6AC66E31"/>
     <w:multiLevelType w:val="hybridMultilevel"/>
     <w:tmpl w:val="603AFCF0"/>
@@ -9029,7 +10438,7 @@
       </w:rPr>
     </w:lvl>
   </w:abstractNum>
-  <w:abstractNum w:abstractNumId="20" w15:restartNumberingAfterBreak="0">
+  <w:abstractNum w:abstractNumId="23" w15:restartNumberingAfterBreak="0">
     <w:nsid w:val="6F350AFA"/>
     <w:multiLevelType w:val="hybridMultilevel"/>
     <w:tmpl w:val="9648D96E"/>
@@ -9142,7 +10551,7 @@
       </w:rPr>
     </w:lvl>
   </w:abstractNum>
-  <w:abstractNum w:abstractNumId="21" w15:restartNumberingAfterBreak="0">
+  <w:abstractNum w:abstractNumId="24" w15:restartNumberingAfterBreak="0">
     <w:nsid w:val="6FA55A81"/>
     <w:multiLevelType w:val="hybridMultilevel"/>
     <w:tmpl w:val="B9709D0A"/>
@@ -9255,7 +10664,7 @@
       </w:rPr>
     </w:lvl>
   </w:abstractNum>
-  <w:abstractNum w:abstractNumId="22" w15:restartNumberingAfterBreak="0">
+  <w:abstractNum w:abstractNumId="25" w15:restartNumberingAfterBreak="0">
     <w:nsid w:val="74BE6989"/>
     <w:multiLevelType w:val="hybridMultilevel"/>
     <w:tmpl w:val="11040812"/>
@@ -9368,7 +10777,7 @@
       </w:rPr>
     </w:lvl>
   </w:abstractNum>
-  <w:abstractNum w:abstractNumId="23" w15:restartNumberingAfterBreak="0">
+  <w:abstractNum w:abstractNumId="26" w15:restartNumberingAfterBreak="0">
     <w:nsid w:val="7B523EFA"/>
     <w:multiLevelType w:val="hybridMultilevel"/>
     <w:tmpl w:val="710A175E"/>
@@ -9481,7 +10890,7 @@
       </w:rPr>
     </w:lvl>
   </w:abstractNum>
-  <w:abstractNum w:abstractNumId="24" w15:restartNumberingAfterBreak="0">
+  <w:abstractNum w:abstractNumId="27" w15:restartNumberingAfterBreak="0">
     <w:nsid w:val="7F92671E"/>
     <w:multiLevelType w:val="hybridMultilevel"/>
     <w:tmpl w:val="55644636"/>
@@ -9598,7 +11007,7 @@
     <w:abstractNumId w:val="4"/>
   </w:num>
   <w:num w:numId="2" w16cid:durableId="1773817804">
-    <w:abstractNumId w:val="15"/>
+    <w:abstractNumId w:val="16"/>
   </w:num>
   <w:num w:numId="3" w16cid:durableId="1344471530">
     <w:abstractNumId w:val="3"/>
@@ -9607,49 +11016,49 @@
     <w:abstractNumId w:val="8"/>
   </w:num>
   <w:num w:numId="5" w16cid:durableId="679312763">
-    <w:abstractNumId w:val="10"/>
+    <w:abstractNumId w:val="11"/>
   </w:num>
   <w:num w:numId="6" w16cid:durableId="626283518">
-    <w:abstractNumId w:val="23"/>
+    <w:abstractNumId w:val="26"/>
   </w:num>
   <w:num w:numId="7" w16cid:durableId="1614290658">
-    <w:abstractNumId w:val="22"/>
+    <w:abstractNumId w:val="25"/>
   </w:num>
   <w:num w:numId="8" w16cid:durableId="2033530311">
-    <w:abstractNumId w:val="12"/>
+    <w:abstractNumId w:val="13"/>
   </w:num>
   <w:num w:numId="9" w16cid:durableId="236328044">
     <w:abstractNumId w:val="6"/>
   </w:num>
   <w:num w:numId="10" w16cid:durableId="440536377">
-    <w:abstractNumId w:val="20"/>
+    <w:abstractNumId w:val="23"/>
   </w:num>
   <w:num w:numId="11" w16cid:durableId="431051097">
     <w:abstractNumId w:val="0"/>
   </w:num>
   <w:num w:numId="12" w16cid:durableId="1699314174">
-    <w:abstractNumId w:val="18"/>
+    <w:abstractNumId w:val="21"/>
   </w:num>
   <w:num w:numId="13" w16cid:durableId="1420440709">
-    <w:abstractNumId w:val="24"/>
+    <w:abstractNumId w:val="27"/>
   </w:num>
   <w:num w:numId="14" w16cid:durableId="255942723">
-    <w:abstractNumId w:val="16"/>
+    <w:abstractNumId w:val="18"/>
   </w:num>
   <w:num w:numId="15" w16cid:durableId="80640598">
     <w:abstractNumId w:val="5"/>
   </w:num>
   <w:num w:numId="16" w16cid:durableId="2001880651">
-    <w:abstractNumId w:val="17"/>
+    <w:abstractNumId w:val="19"/>
   </w:num>
   <w:num w:numId="17" w16cid:durableId="1140800797">
-    <w:abstractNumId w:val="11"/>
+    <w:abstractNumId w:val="12"/>
   </w:num>
   <w:num w:numId="18" w16cid:durableId="193423893">
-    <w:abstractNumId w:val="21"/>
+    <w:abstractNumId w:val="24"/>
   </w:num>
   <w:num w:numId="19" w16cid:durableId="2015105053">
-    <w:abstractNumId w:val="13"/>
+    <w:abstractNumId w:val="14"/>
   </w:num>
   <w:num w:numId="20" w16cid:durableId="1861966553">
     <w:abstractNumId w:val="1"/>
@@ -9661,13 +11070,22 @@
     <w:abstractNumId w:val="2"/>
   </w:num>
   <w:num w:numId="23" w16cid:durableId="2047555825">
+    <w:abstractNumId w:val="10"/>
+  </w:num>
+  <w:num w:numId="24" w16cid:durableId="1646886121">
+    <w:abstractNumId w:val="15"/>
+  </w:num>
+  <w:num w:numId="25" w16cid:durableId="69474261">
+    <w:abstractNumId w:val="22"/>
+  </w:num>
+  <w:num w:numId="26" w16cid:durableId="1678314562">
+    <w:abstractNumId w:val="20"/>
+  </w:num>
+  <w:num w:numId="27" w16cid:durableId="2137869070">
     <w:abstractNumId w:val="9"/>
   </w:num>
-  <w:num w:numId="24" w16cid:durableId="1646886121">
-    <w:abstractNumId w:val="14"/>
-  </w:num>
-  <w:num w:numId="25" w16cid:durableId="69474261">
-    <w:abstractNumId w:val="19"/>
+  <w:num w:numId="28" w16cid:durableId="1313605357">
+    <w:abstractNumId w:val="17"/>
   </w:num>
 </w:numbering>
 </file>
@@ -10275,7 +11693,6 @@
   <w:style w:type="character" w:default="1" w:styleId="Fontepargpadro">
     <w:name w:val="Default Paragraph Font"/>
     <w:uiPriority w:val="1"/>
-    <w:semiHidden/>
     <w:unhideWhenUsed/>
   </w:style>
   <w:style w:type="table" w:default="1" w:styleId="Tabelanormal">

--- a/Main Project/Documentacao do projeto.docx
+++ b/Main Project/Documentacao do projeto.docx
@@ -2616,7 +2616,6 @@
       <w:r>
         <w:t xml:space="preserve">efeitos visuais subjetivos (distorção, pós-processamento, </w:t>
       </w:r>
-      <w:proofErr w:type="spellStart"/>
       <w:r>
         <w:rPr>
           <w:i/>
@@ -2624,11 +2623,9 @@
         </w:rPr>
         <w:t>glitches</w:t>
       </w:r>
-      <w:proofErr w:type="spellEnd"/>
       <w:r>
         <w:t xml:space="preserve">, </w:t>
       </w:r>
-      <w:proofErr w:type="spellStart"/>
       <w:r>
         <w:rPr>
           <w:i/>
@@ -2636,7 +2633,6 @@
         </w:rPr>
         <w:t>shaders</w:t>
       </w:r>
-      <w:proofErr w:type="spellEnd"/>
       <w:r>
         <w:t xml:space="preserve"> simples)</w:t>
       </w:r>
@@ -2712,15 +2708,7 @@
         <w:t>É possível</w:t>
       </w:r>
       <w:r>
-        <w:t xml:space="preserve"> </w:t>
-      </w:r>
-      <w:proofErr w:type="spellStart"/>
-      <w:r>
-        <w:t>prototipar</w:t>
-      </w:r>
-      <w:proofErr w:type="spellEnd"/>
-      <w:r>
-        <w:t xml:space="preserve"> uma fase completa </w:t>
+        <w:t xml:space="preserve"> prototipar uma fase completa </w:t>
       </w:r>
       <w:r>
         <w:t>rapidamente</w:t>
@@ -2748,41 +2736,71 @@
       <w:r>
         <w:t xml:space="preserve"> um conceito de </w:t>
       </w:r>
-      <w:proofErr w:type="spellStart"/>
       <w:r>
         <w:rPr>
           <w:i/>
           <w:iCs/>
         </w:rPr>
-        <w:t>Scene-based</w:t>
-      </w:r>
-      <w:proofErr w:type="spellEnd"/>
+        <w:t>Scene-based design</w:t>
+      </w:r>
+      <w:r>
+        <w:t xml:space="preserve">, o que </w:t>
+      </w:r>
+      <w:r>
+        <w:t xml:space="preserve">favorece a ideia de </w:t>
+      </w:r>
+      <w:r>
+        <w:t>modular as fases de acordo com um tema.</w:t>
+      </w:r>
+    </w:p>
+    <w:p>
+      <w:pPr>
+        <w:pStyle w:val="SubsectionBasico"/>
+      </w:pPr>
+      <w:bookmarkStart w:id="3" w:name="_Toc221177129"/>
+      <w:r>
+        <w:t>Licenciamento e ética acadêmica</w:t>
+      </w:r>
+      <w:bookmarkEnd w:id="3"/>
+    </w:p>
+    <w:p>
+      <w:pPr>
+        <w:pStyle w:val="PargrafodaLista"/>
+        <w:numPr>
+          <w:ilvl w:val="2"/>
+          <w:numId w:val="5"/>
+        </w:numPr>
+        <w:rPr>
+          <w:b/>
+          <w:bCs/>
+        </w:rPr>
+      </w:pPr>
+      <w:r>
+        <w:t xml:space="preserve">Ferramenta </w:t>
+      </w:r>
       <w:r>
         <w:rPr>
           <w:i/>
           <w:iCs/>
         </w:rPr>
-        <w:t xml:space="preserve"> design</w:t>
-      </w:r>
-      <w:r>
-        <w:t xml:space="preserve">, o que </w:t>
-      </w:r>
-      <w:r>
-        <w:t xml:space="preserve">favorece a ideia de </w:t>
-      </w:r>
-      <w:r>
-        <w:t>modular as fases de acordo com um tema.</w:t>
-      </w:r>
-    </w:p>
-    <w:p>
-      <w:pPr>
-        <w:pStyle w:val="SubsectionBasico"/>
-      </w:pPr>
-      <w:bookmarkStart w:id="3" w:name="_Toc221177129"/>
-      <w:r>
-        <w:t>Licenciamento e ética acadêmica</w:t>
-      </w:r>
-      <w:bookmarkEnd w:id="3"/>
+        <w:t>Open-source</w:t>
+      </w:r>
+      <w:r>
+        <w:t xml:space="preserve">, sem </w:t>
+      </w:r>
+      <w:r>
+        <w:rPr>
+          <w:i/>
+          <w:iCs/>
+        </w:rPr>
+        <w:t>royalties</w:t>
+      </w:r>
+      <w:r>
+        <w:t>, sem dependência de políticas comerciais</w:t>
+      </w:r>
+      <w:r>
+        <w:t>.</w:t>
+      </w:r>
     </w:p>
     <w:p>
       <w:pPr>
@@ -2797,105 +2815,41 @@
         </w:rPr>
       </w:pPr>
       <w:r>
-        <w:t xml:space="preserve">Ferramenta </w:t>
-      </w:r>
-      <w:r>
-        <w:rPr>
-          <w:i/>
-          <w:iCs/>
-        </w:rPr>
-        <w:t>Open-</w:t>
-      </w:r>
-      <w:proofErr w:type="spellStart"/>
-      <w:r>
-        <w:rPr>
-          <w:i/>
-          <w:iCs/>
-        </w:rPr>
-        <w:t>source</w:t>
-      </w:r>
-      <w:proofErr w:type="spellEnd"/>
-      <w:r>
-        <w:t xml:space="preserve">, sem </w:t>
-      </w:r>
-      <w:r>
-        <w:rPr>
-          <w:i/>
-          <w:iCs/>
-        </w:rPr>
-        <w:t>royalties</w:t>
-      </w:r>
-      <w:r>
-        <w:t>, sem dependência de políticas comerciais</w:t>
-      </w:r>
-      <w:r>
-        <w:t>.</w:t>
-      </w:r>
-    </w:p>
-    <w:p>
-      <w:pPr>
-        <w:pStyle w:val="PargrafodaLista"/>
-        <w:numPr>
-          <w:ilvl w:val="2"/>
-          <w:numId w:val="5"/>
-        </w:numPr>
+        <w:t>Facilmente justificável metodologicamente.</w:t>
+      </w:r>
+    </w:p>
+    <w:p>
+      <w:pPr>
+        <w:pStyle w:val="SubsectionBasico"/>
+      </w:pPr>
+      <w:bookmarkStart w:id="4" w:name="_Toc221177130"/>
+      <w:r>
+        <w:t>Baixa curva de aprendizado da</w:t>
+      </w:r>
+      <w:r>
+        <w:t xml:space="preserve"> Linguagem GDScript</w:t>
+      </w:r>
+      <w:bookmarkEnd w:id="4"/>
+      <w:r>
+        <w:t xml:space="preserve"> </w:t>
+      </w:r>
+    </w:p>
+    <w:p>
+      <w:pPr>
+        <w:ind w:left="708"/>
+      </w:pPr>
+      <w:r>
         <w:rPr>
           <w:b/>
           <w:bCs/>
         </w:rPr>
-      </w:pPr>
-      <w:r>
-        <w:t>Facilmente justificável metodologicamente.</w:t>
-      </w:r>
-    </w:p>
-    <w:p>
-      <w:pPr>
-        <w:pStyle w:val="SubsectionBasico"/>
-      </w:pPr>
-      <w:bookmarkStart w:id="4" w:name="_Toc221177130"/>
-      <w:r>
-        <w:t>Baixa curva de aprendizado da</w:t>
-      </w:r>
-      <w:r>
-        <w:t xml:space="preserve"> Linguagem GDScript</w:t>
-      </w:r>
-      <w:bookmarkEnd w:id="4"/>
+        <w:t>OBS:</w:t>
+      </w:r>
       <w:r>
         <w:t xml:space="preserve"> </w:t>
       </w:r>
-    </w:p>
-    <w:p>
-      <w:pPr>
-        <w:ind w:left="708"/>
-      </w:pPr>
-      <w:r>
-        <w:rPr>
-          <w:b/>
-          <w:bCs/>
-        </w:rPr>
-        <w:t>OBS:</w:t>
-      </w:r>
-      <w:r>
-        <w:t xml:space="preserve"> </w:t>
-      </w:r>
-      <w:r>
-        <w:t xml:space="preserve">Demais engines como a </w:t>
-      </w:r>
-      <w:proofErr w:type="spellStart"/>
-      <w:r>
-        <w:t>unity</w:t>
-      </w:r>
-      <w:proofErr w:type="spellEnd"/>
-      <w:r>
-        <w:t xml:space="preserve"> só fariam sentido se eu já tivesse domínio avançado ou precisasse de </w:t>
-      </w:r>
-      <w:proofErr w:type="spellStart"/>
-      <w:r>
-        <w:t>assets</w:t>
-      </w:r>
-      <w:proofErr w:type="spellEnd"/>
-      <w:r>
-        <w:t xml:space="preserve"> AAA. Como conclusão técnica, a Godot proporciona controle criativo e produtividade ideal para o escopo definido do projeto.</w:t>
+      <w:r>
+        <w:t>Demais engines como a unity só fariam sentido se eu já tivesse domínio avançado ou precisasse de assets AAA. Como conclusão técnica, a Godot proporciona controle criativo e produtividade ideal para o escopo definido do projeto.</w:t>
       </w:r>
     </w:p>
     <w:p>
@@ -2904,15 +2858,7 @@
       </w:pPr>
       <w:bookmarkStart w:id="5" w:name="_Toc221177131"/>
       <w:r>
-        <w:t>Estrutura geral do desenvolvimento (</w:t>
-      </w:r>
-      <w:proofErr w:type="spellStart"/>
-      <w:r>
-        <w:t>macroetapas</w:t>
-      </w:r>
-      <w:proofErr w:type="spellEnd"/>
-      <w:r>
-        <w:t>)</w:t>
+        <w:t>Estrutura geral do desenvolvimento (macroetapas)</w:t>
       </w:r>
       <w:bookmarkEnd w:id="5"/>
     </w:p>
@@ -3169,436 +3115,412 @@
           <w:i/>
           <w:iCs/>
         </w:rPr>
-        <w:t xml:space="preserve">Vertical </w:t>
-      </w:r>
-      <w:proofErr w:type="spellStart"/>
-      <w:r>
-        <w:rPr>
+        <w:t>Vertical slice</w:t>
+      </w:r>
+      <w:r>
+        <w:t xml:space="preserve"> (1 fase completa)</w:t>
+      </w:r>
+      <w:r>
+        <w:t>:</w:t>
+      </w:r>
+      <w:bookmarkEnd w:id="7"/>
+    </w:p>
+    <w:p>
+      <w:pPr>
+        <w:pStyle w:val="PargrafodaLista"/>
+        <w:numPr>
+          <w:ilvl w:val="2"/>
+          <w:numId w:val="5"/>
+        </w:numPr>
+        <w:jc w:val="both"/>
+      </w:pPr>
+      <w:r>
+        <w:t>Antes de pensar no jogo inteiro</w:t>
+      </w:r>
+      <w:r>
+        <w:t>, é importante desenvolver uma fase completa do início ao fim, contendo narrativa implícita, mecânicas básicas pré-definidas, áudio e efeitos sonoros e estrutura completa com início, meio e fim.</w:t>
+      </w:r>
+    </w:p>
+    <w:p>
+      <w:pPr>
+        <w:pStyle w:val="PargrafodaLista"/>
+        <w:ind w:left="1440"/>
+        <w:jc w:val="both"/>
+      </w:pPr>
+    </w:p>
+    <w:p>
+      <w:pPr>
+        <w:pStyle w:val="PargrafodaLista"/>
+        <w:numPr>
+          <w:ilvl w:val="2"/>
+          <w:numId w:val="5"/>
+        </w:numPr>
+        <w:jc w:val="both"/>
+      </w:pPr>
+      <w:r>
+        <w:t xml:space="preserve">Vertical Slice (Fatia Vertical) é uma abordagem arquitetural de software que organiza o código por funcionalidades (features) e não por camadas técnicas (UI, Domínio, Dados). Cada "fatia" é independente e contém tudo o que é necessário para aquela funcionalidade </w:t>
+      </w:r>
+      <w:r>
+        <w:t>operar.</w:t>
+      </w:r>
+    </w:p>
+    <w:p>
+      <w:pPr>
+        <w:pStyle w:val="PargrafodaLista"/>
+        <w:ind w:left="1440"/>
+        <w:jc w:val="both"/>
+      </w:pPr>
+    </w:p>
+    <w:p>
+      <w:pPr>
+        <w:pStyle w:val="PargrafodaLista"/>
+        <w:numPr>
+          <w:ilvl w:val="2"/>
+          <w:numId w:val="5"/>
+        </w:numPr>
+        <w:jc w:val="both"/>
+      </w:pPr>
+      <w:r>
+        <w:lastRenderedPageBreak/>
+        <w:t>Essa abordagem permite a criação de uma sólida prova de conceito, que serve como base para ajustes metodológicos, e para guiar a construção sólida do resto do jogo.</w:t>
+      </w:r>
+    </w:p>
+    <w:p>
+      <w:pPr>
+        <w:pStyle w:val="SubsectionBasico"/>
+      </w:pPr>
+      <w:bookmarkStart w:id="8" w:name="_Toc221177134"/>
+      <w:r>
+        <w:t>Etapa 3 – Sistema-base reutilizável</w:t>
+      </w:r>
+      <w:r>
+        <w:t>:</w:t>
+      </w:r>
+      <w:bookmarkEnd w:id="8"/>
+    </w:p>
+    <w:p>
+      <w:pPr>
+        <w:pStyle w:val="PargrafodaLista"/>
+        <w:numPr>
+          <w:ilvl w:val="2"/>
+          <w:numId w:val="5"/>
+        </w:numPr>
+        <w:jc w:val="both"/>
+      </w:pPr>
+      <w:r>
+        <w:t>Depois da vertical slice</w:t>
+      </w:r>
+      <w:r>
+        <w:t xml:space="preserve"> </w:t>
+      </w:r>
+      <w:r>
+        <w:t>a ideia é parar de improvisar o desenvolvimento e começar a escalar o projeto. Para isso, deve ser criado um sistema base que pode ser reutilizado nas demais etapas do desenvolvimento, como:</w:t>
+      </w:r>
+    </w:p>
+    <w:p>
+      <w:pPr>
+        <w:pStyle w:val="PargrafodaLista"/>
+        <w:numPr>
+          <w:ilvl w:val="0"/>
+          <w:numId w:val="11"/>
+        </w:numPr>
+        <w:jc w:val="both"/>
+      </w:pPr>
+      <w:r>
+        <w:t>Sistema gerenciador de fases</w:t>
+      </w:r>
+    </w:p>
+    <w:p>
+      <w:pPr>
+        <w:pStyle w:val="PargrafodaLista"/>
+        <w:numPr>
+          <w:ilvl w:val="0"/>
+          <w:numId w:val="11"/>
+        </w:numPr>
+        <w:jc w:val="both"/>
+      </w:pPr>
+      <w:r>
+        <w:t xml:space="preserve">Sistema de gerenciador de eventos </w:t>
+      </w:r>
+    </w:p>
+    <w:p>
+      <w:pPr>
+        <w:pStyle w:val="PargrafodaLista"/>
+        <w:numPr>
+          <w:ilvl w:val="0"/>
+          <w:numId w:val="11"/>
+        </w:numPr>
+        <w:jc w:val="both"/>
+      </w:pPr>
+      <w:r>
+        <w:t>Sistema de áudio dinâmico</w:t>
+      </w:r>
+    </w:p>
+    <w:p>
+      <w:pPr>
+        <w:pStyle w:val="PargrafodaLista"/>
+        <w:numPr>
+          <w:ilvl w:val="0"/>
+          <w:numId w:val="11"/>
+        </w:numPr>
+        <w:jc w:val="both"/>
+      </w:pPr>
+      <w:r>
+        <w:t>UI mínima (avisos, pausa, saída segura)</w:t>
+      </w:r>
+    </w:p>
+    <w:p>
+      <w:pPr>
+        <w:pStyle w:val="SubsectionBasico"/>
+      </w:pPr>
+      <w:bookmarkStart w:id="9" w:name="_Toc221177135"/>
+      <w:r>
+        <w:t>Etapa 4 – Expansão controlada</w:t>
+      </w:r>
+      <w:r>
+        <w:t>:</w:t>
+      </w:r>
+      <w:bookmarkEnd w:id="9"/>
+    </w:p>
+    <w:p>
+      <w:pPr>
+        <w:pStyle w:val="PargrafodaLista"/>
+        <w:numPr>
+          <w:ilvl w:val="2"/>
+          <w:numId w:val="5"/>
+        </w:numPr>
+        <w:jc w:val="both"/>
+      </w:pPr>
+      <w:r>
+        <w:t>Replicar o modelo para as outras fases e ajustar intensidade emocional (isso é MUITO importante eticamente). Além disso é importante inserir telas de respiro (safe zones)</w:t>
+      </w:r>
+    </w:p>
+    <w:p>
+      <w:pPr>
+        <w:pStyle w:val="EstiloTituloBasico"/>
+      </w:pPr>
+      <w:bookmarkStart w:id="10" w:name="_Toc221177136"/>
+      <w:r>
+        <w:t xml:space="preserve">Estrutura narrativa: </w:t>
+      </w:r>
+      <w:r>
+        <w:rPr>
+          <w:b w:val="0"/>
+          <w:bCs w:val="0"/>
+        </w:rPr>
+        <w:t>A ideia aqui é definir o fio condutor da história, em geral, o modo como o jogo vai exibir a narrativa para o jogador. 3 modelos narrativos foram sugeridos para a proposta deste estudo.</w:t>
+      </w:r>
+      <w:bookmarkEnd w:id="10"/>
+    </w:p>
+    <w:p>
+      <w:pPr>
+        <w:pStyle w:val="SubsectionBasico"/>
+      </w:pPr>
+      <w:bookmarkStart w:id="11" w:name="_Toc221177137"/>
+      <w:r>
+        <w:t>Modelo A – Corredor mental:</w:t>
+      </w:r>
+      <w:bookmarkEnd w:id="11"/>
+    </w:p>
+    <w:p>
+      <w:pPr>
+        <w:pStyle w:val="PargrafodaLista"/>
+        <w:numPr>
+          <w:ilvl w:val="2"/>
+          <w:numId w:val="5"/>
+        </w:numPr>
+        <w:jc w:val="both"/>
+      </w:pPr>
+      <w:r>
+        <w:t>Com</w:t>
+      </w:r>
+      <w:r>
+        <w:t>posto por uma narrativa implícita na qual o jogador atravessa um espaço simbólico contínuo;</w:t>
+      </w:r>
+    </w:p>
+    <w:p>
+      <w:pPr>
+        <w:pStyle w:val="PargrafodaLista"/>
+        <w:numPr>
+          <w:ilvl w:val="2"/>
+          <w:numId w:val="5"/>
+        </w:numPr>
+        <w:jc w:val="both"/>
+      </w:pPr>
+      <w:r>
+        <w:t>Cada trecho do corredor “deforma” a realidade de acordo com um estado mental</w:t>
+      </w:r>
+      <w:r>
+        <w:t>;</w:t>
+      </w:r>
+    </w:p>
+    <w:p>
+      <w:pPr>
+        <w:pStyle w:val="PargrafodaLista"/>
+        <w:numPr>
+          <w:ilvl w:val="2"/>
+          <w:numId w:val="5"/>
+        </w:numPr>
+        <w:jc w:val="both"/>
+      </w:pPr>
+      <w:r>
+        <w:t>O jogador não sabe exatamente onde está, nem por quê — isso é intencional</w:t>
+      </w:r>
+      <w:r>
+        <w:t>;</w:t>
+      </w:r>
+    </w:p>
+    <w:p>
+      <w:pPr>
+        <w:pStyle w:val="PargrafodaLista"/>
+        <w:numPr>
+          <w:ilvl w:val="2"/>
+          <w:numId w:val="5"/>
+        </w:numPr>
+        <w:jc w:val="both"/>
+      </w:pPr>
+      <w:r>
+        <w:t>Tem a vantagem de estar alinhada com a proposta surrealista do projeto, além de favorecer o uso de simbolismos sem exigir diálogos.</w:t>
+      </w:r>
+    </w:p>
+    <w:p>
+      <w:pPr>
+        <w:pStyle w:val="SubsectionBasico"/>
+      </w:pPr>
+      <w:bookmarkStart w:id="12" w:name="_Toc221177138"/>
+      <w:r>
+        <w:t>Modelo B – Fragmentos de memória</w:t>
+      </w:r>
+      <w:r>
+        <w:t>:</w:t>
+      </w:r>
+      <w:bookmarkEnd w:id="12"/>
+    </w:p>
+    <w:p>
+      <w:pPr>
+        <w:pStyle w:val="PargrafodaLista"/>
+        <w:numPr>
+          <w:ilvl w:val="2"/>
+          <w:numId w:val="5"/>
+        </w:numPr>
+        <w:jc w:val="both"/>
+      </w:pPr>
+      <w:r>
+        <w:t>Ca</w:t>
+      </w:r>
+      <w:r>
+        <w:t>da fase representa uma lembrança, de modo que um ambiente cotidiano seja distorcido ou apresentado de acordo com situações que impactem o psicológico;</w:t>
+      </w:r>
+    </w:p>
+    <w:p>
+      <w:pPr>
+        <w:pStyle w:val="PargrafodaLista"/>
+        <w:numPr>
+          <w:ilvl w:val="2"/>
+          <w:numId w:val="5"/>
+        </w:numPr>
+        <w:jc w:val="both"/>
+      </w:pPr>
+      <w:r>
+        <w:t>A narrativa aqui se constrói por objetos, sons e elementos textuais curtos;</w:t>
+      </w:r>
+    </w:p>
+    <w:p>
+      <w:pPr>
+        <w:pStyle w:val="PargrafodaLista"/>
+        <w:numPr>
+          <w:ilvl w:val="2"/>
+          <w:numId w:val="5"/>
+        </w:numPr>
+        <w:jc w:val="both"/>
+      </w:pPr>
+      <w:r>
+        <w:t xml:space="preserve">É possível que essa abordagem permita uma conexão mais rápida com os jogadores, mas é necessário cuidado para não ficar específico e literal demais </w:t>
+      </w:r>
+    </w:p>
+    <w:p>
+      <w:pPr>
+        <w:pStyle w:val="SubsectionBasico"/>
+      </w:pPr>
+      <w:bookmarkStart w:id="13" w:name="_Toc221177139"/>
+      <w:r>
+        <w:t>Modelo C – Interface quebrada:</w:t>
+      </w:r>
+      <w:bookmarkEnd w:id="13"/>
+    </w:p>
+    <w:p>
+      <w:pPr>
+        <w:pStyle w:val="PargrafodaLista"/>
+        <w:numPr>
+          <w:ilvl w:val="2"/>
+          <w:numId w:val="5"/>
+        </w:numPr>
+        <w:jc w:val="both"/>
+      </w:pPr>
+      <w:r>
+        <w:t>O mundo é apresentado como uma aplicação ou sistema, em que cada transtorno se apresenta como falhas ou distorções diretas à interface</w:t>
+      </w:r>
+      <w:r>
+        <w:t>;</w:t>
+      </w:r>
+    </w:p>
+    <w:p>
+      <w:pPr>
+        <w:pStyle w:val="PargrafodaLista"/>
+        <w:numPr>
+          <w:ilvl w:val="2"/>
+          <w:numId w:val="5"/>
+        </w:numPr>
+        <w:jc w:val="both"/>
+      </w:pPr>
+      <w:r>
+        <w:t>A ideia seria demonstrar a o reflexo pessoal da mente, frente aos diferentes tipos de estímulos nocivos enfrentados</w:t>
+      </w:r>
+      <w:r>
+        <w:t>;</w:t>
+      </w:r>
+    </w:p>
+    <w:p>
+      <w:pPr>
+        <w:pStyle w:val="PargrafodaLista"/>
+        <w:numPr>
+          <w:ilvl w:val="2"/>
+          <w:numId w:val="5"/>
+        </w:numPr>
+        <w:jc w:val="both"/>
+      </w:pPr>
+      <w:r>
+        <w:lastRenderedPageBreak/>
+        <w:t>É uma abordagem mais complexa tecnicamente, mas permite um grau maior de interação e detalhamento.</w:t>
+      </w:r>
+    </w:p>
+    <w:p>
+      <w:pPr>
+        <w:pStyle w:val="EstiloTituloBasico"/>
+      </w:pPr>
+      <w:bookmarkStart w:id="14" w:name="_Toc221177140"/>
+      <w:r>
+        <w:t>Representação audiovisual dos distúrbios</w:t>
+      </w:r>
+      <w:r>
+        <w:t xml:space="preserve">: </w:t>
+      </w:r>
+      <w:r>
+        <w:rPr>
+          <w:b w:val="0"/>
+          <w:bCs w:val="0"/>
+        </w:rPr>
+        <w:t xml:space="preserve">não é recomendado o uso de sustos baratos, </w:t>
+      </w:r>
+      <w:r>
+        <w:rPr>
+          <w:b w:val="0"/>
+          <w:bCs w:val="0"/>
           <w:i/>
           <w:iCs/>
         </w:rPr>
-        <w:t>slice</w:t>
-      </w:r>
-      <w:proofErr w:type="spellEnd"/>
-      <w:r>
-        <w:t xml:space="preserve"> (1 fase completa)</w:t>
-      </w:r>
-      <w:r>
-        <w:t>:</w:t>
-      </w:r>
-      <w:bookmarkEnd w:id="7"/>
-    </w:p>
-    <w:p>
-      <w:pPr>
-        <w:pStyle w:val="PargrafodaLista"/>
-        <w:numPr>
-          <w:ilvl w:val="2"/>
-          <w:numId w:val="5"/>
-        </w:numPr>
-        <w:jc w:val="both"/>
-      </w:pPr>
-      <w:r>
-        <w:t>Antes de pensar no jogo inteiro</w:t>
-      </w:r>
-      <w:r>
-        <w:t>, é importante desenvolver uma fase completa do início ao fim, contendo narrativa implícita, mecânicas básicas pré-definidas, áudio e efeitos sonoros e estrutura completa com início, meio e fim.</w:t>
-      </w:r>
-    </w:p>
-    <w:p>
-      <w:pPr>
-        <w:pStyle w:val="PargrafodaLista"/>
-        <w:ind w:left="1440"/>
-        <w:jc w:val="both"/>
-      </w:pPr>
-    </w:p>
-    <w:p>
-      <w:pPr>
-        <w:pStyle w:val="PargrafodaLista"/>
-        <w:numPr>
-          <w:ilvl w:val="2"/>
-          <w:numId w:val="5"/>
-        </w:numPr>
-        <w:jc w:val="both"/>
-      </w:pPr>
-      <w:r>
-        <w:t xml:space="preserve">Vertical </w:t>
-      </w:r>
-      <w:proofErr w:type="spellStart"/>
-      <w:r>
-        <w:t>Slice</w:t>
-      </w:r>
-      <w:proofErr w:type="spellEnd"/>
-      <w:r>
-        <w:t xml:space="preserve"> (Fatia Vertical) é uma abordagem arquitetural de software que organiza o código por funcionalidades (features) e não por camadas técnicas (UI, Domínio, Dados). Cada "fatia" é independente e contém tudo o que é necessário para aquela funcionalidade </w:t>
-      </w:r>
-      <w:r>
-        <w:t>operar.</w:t>
-      </w:r>
-    </w:p>
-    <w:p>
-      <w:pPr>
-        <w:pStyle w:val="PargrafodaLista"/>
-        <w:ind w:left="1440"/>
-        <w:jc w:val="both"/>
-      </w:pPr>
-    </w:p>
-    <w:p>
-      <w:pPr>
-        <w:pStyle w:val="PargrafodaLista"/>
-        <w:numPr>
-          <w:ilvl w:val="2"/>
-          <w:numId w:val="5"/>
-        </w:numPr>
-        <w:jc w:val="both"/>
-      </w:pPr>
-      <w:r>
-        <w:lastRenderedPageBreak/>
-        <w:t>Essa abordagem permite a criação de uma sólida prova de conceito, que serve como base para ajustes metodológicos, e para guiar a construção sólida do resto do jogo.</w:t>
-      </w:r>
-    </w:p>
-    <w:p>
-      <w:pPr>
-        <w:pStyle w:val="SubsectionBasico"/>
-      </w:pPr>
-      <w:bookmarkStart w:id="8" w:name="_Toc221177134"/>
-      <w:r>
-        <w:t>Etapa 3 – Sistema-base reutilizável</w:t>
-      </w:r>
-      <w:r>
-        <w:t>:</w:t>
-      </w:r>
-      <w:bookmarkEnd w:id="8"/>
-    </w:p>
-    <w:p>
-      <w:pPr>
-        <w:pStyle w:val="PargrafodaLista"/>
-        <w:numPr>
-          <w:ilvl w:val="2"/>
-          <w:numId w:val="5"/>
-        </w:numPr>
-        <w:jc w:val="both"/>
-      </w:pPr>
-      <w:r>
-        <w:t xml:space="preserve">Depois da vertical </w:t>
-      </w:r>
-      <w:proofErr w:type="spellStart"/>
-      <w:r>
-        <w:t>slice</w:t>
-      </w:r>
-      <w:proofErr w:type="spellEnd"/>
-      <w:r>
-        <w:t xml:space="preserve"> </w:t>
-      </w:r>
-      <w:r>
-        <w:t>a ideia é parar de improvisar o desenvolvimento e começar a escalar o projeto. Para isso, deve ser criado um sistema base que pode ser reutilizado nas demais etapas do desenvolvimento, como:</w:t>
-      </w:r>
-    </w:p>
-    <w:p>
-      <w:pPr>
-        <w:pStyle w:val="PargrafodaLista"/>
-        <w:numPr>
-          <w:ilvl w:val="0"/>
-          <w:numId w:val="11"/>
-        </w:numPr>
-        <w:jc w:val="both"/>
-      </w:pPr>
-      <w:r>
-        <w:t>Sistema gerenciador de fases</w:t>
-      </w:r>
-    </w:p>
-    <w:p>
-      <w:pPr>
-        <w:pStyle w:val="PargrafodaLista"/>
-        <w:numPr>
-          <w:ilvl w:val="0"/>
-          <w:numId w:val="11"/>
-        </w:numPr>
-        <w:jc w:val="both"/>
-      </w:pPr>
-      <w:r>
-        <w:t xml:space="preserve">Sistema de gerenciador de eventos </w:t>
-      </w:r>
-    </w:p>
-    <w:p>
-      <w:pPr>
-        <w:pStyle w:val="PargrafodaLista"/>
-        <w:numPr>
-          <w:ilvl w:val="0"/>
-          <w:numId w:val="11"/>
-        </w:numPr>
-        <w:jc w:val="both"/>
-      </w:pPr>
-      <w:r>
-        <w:t>Sistema de áudio dinâmico</w:t>
-      </w:r>
-    </w:p>
-    <w:p>
-      <w:pPr>
-        <w:pStyle w:val="PargrafodaLista"/>
-        <w:numPr>
-          <w:ilvl w:val="0"/>
-          <w:numId w:val="11"/>
-        </w:numPr>
-        <w:jc w:val="both"/>
-      </w:pPr>
-      <w:r>
-        <w:t>UI mínima (avisos, pausa, saída segura)</w:t>
-      </w:r>
-    </w:p>
-    <w:p>
-      <w:pPr>
-        <w:pStyle w:val="SubsectionBasico"/>
-      </w:pPr>
-      <w:bookmarkStart w:id="9" w:name="_Toc221177135"/>
-      <w:r>
-        <w:t>Etapa 4 – Expansão controlada</w:t>
-      </w:r>
-      <w:r>
-        <w:t>:</w:t>
-      </w:r>
-      <w:bookmarkEnd w:id="9"/>
-    </w:p>
-    <w:p>
-      <w:pPr>
-        <w:pStyle w:val="PargrafodaLista"/>
-        <w:numPr>
-          <w:ilvl w:val="2"/>
-          <w:numId w:val="5"/>
-        </w:numPr>
-        <w:jc w:val="both"/>
-      </w:pPr>
-      <w:r>
-        <w:t>Replicar o modelo para as outras fases e ajustar intensidade emocional (isso é MUITO importante eticamente). Além disso é importante inserir telas de respiro (safe zones)</w:t>
-      </w:r>
-    </w:p>
-    <w:p>
-      <w:pPr>
-        <w:pStyle w:val="EstiloTituloBasico"/>
-      </w:pPr>
-      <w:bookmarkStart w:id="10" w:name="_Toc221177136"/>
-      <w:r>
-        <w:t xml:space="preserve">Estrutura narrativa: </w:t>
-      </w:r>
-      <w:r>
-        <w:rPr>
-          <w:b w:val="0"/>
-          <w:bCs w:val="0"/>
-        </w:rPr>
-        <w:t>A ideia aqui é definir o fio condutor da história, em geral, o modo como o jogo vai exibir a narrativa para o jogador. 3 modelos narrativos foram sugeridos para a proposta deste estudo.</w:t>
-      </w:r>
-      <w:bookmarkEnd w:id="10"/>
-    </w:p>
-    <w:p>
-      <w:pPr>
-        <w:pStyle w:val="SubsectionBasico"/>
-      </w:pPr>
-      <w:bookmarkStart w:id="11" w:name="_Toc221177137"/>
-      <w:r>
-        <w:t>Modelo A – Corredor mental:</w:t>
-      </w:r>
-      <w:bookmarkEnd w:id="11"/>
-    </w:p>
-    <w:p>
-      <w:pPr>
-        <w:pStyle w:val="PargrafodaLista"/>
-        <w:numPr>
-          <w:ilvl w:val="2"/>
-          <w:numId w:val="5"/>
-        </w:numPr>
-        <w:jc w:val="both"/>
-      </w:pPr>
-      <w:r>
-        <w:t>Com</w:t>
-      </w:r>
-      <w:r>
-        <w:t>posto por uma narrativa implícita na qual o jogador atravessa um espaço simbólico contínuo;</w:t>
-      </w:r>
-    </w:p>
-    <w:p>
-      <w:pPr>
-        <w:pStyle w:val="PargrafodaLista"/>
-        <w:numPr>
-          <w:ilvl w:val="2"/>
-          <w:numId w:val="5"/>
-        </w:numPr>
-        <w:jc w:val="both"/>
-      </w:pPr>
-      <w:r>
-        <w:t>Cada trecho do corredor “deforma” a realidade de acordo com um estado mental</w:t>
-      </w:r>
-      <w:r>
-        <w:t>;</w:t>
-      </w:r>
-    </w:p>
-    <w:p>
-      <w:pPr>
-        <w:pStyle w:val="PargrafodaLista"/>
-        <w:numPr>
-          <w:ilvl w:val="2"/>
-          <w:numId w:val="5"/>
-        </w:numPr>
-        <w:jc w:val="both"/>
-      </w:pPr>
-      <w:r>
-        <w:t>O jogador não sabe exatamente onde está, nem por quê — isso é intencional</w:t>
-      </w:r>
-      <w:r>
-        <w:t>;</w:t>
-      </w:r>
-    </w:p>
-    <w:p>
-      <w:pPr>
-        <w:pStyle w:val="PargrafodaLista"/>
-        <w:numPr>
-          <w:ilvl w:val="2"/>
-          <w:numId w:val="5"/>
-        </w:numPr>
-        <w:jc w:val="both"/>
-      </w:pPr>
-      <w:r>
-        <w:t>Tem a vantagem de estar alinhada com a proposta surrealista do projeto, além de favorecer o uso de simbolismos sem exigir diálogos.</w:t>
-      </w:r>
-    </w:p>
-    <w:p>
-      <w:pPr>
-        <w:pStyle w:val="SubsectionBasico"/>
-      </w:pPr>
-      <w:bookmarkStart w:id="12" w:name="_Toc221177138"/>
-      <w:r>
-        <w:t>Modelo B – Fragmentos de memória</w:t>
-      </w:r>
-      <w:r>
-        <w:t>:</w:t>
-      </w:r>
-      <w:bookmarkEnd w:id="12"/>
-    </w:p>
-    <w:p>
-      <w:pPr>
-        <w:pStyle w:val="PargrafodaLista"/>
-        <w:numPr>
-          <w:ilvl w:val="2"/>
-          <w:numId w:val="5"/>
-        </w:numPr>
-        <w:jc w:val="both"/>
-      </w:pPr>
-      <w:r>
-        <w:t>Ca</w:t>
-      </w:r>
-      <w:r>
-        <w:t>da fase representa uma lembrança, de modo que um ambiente cotidiano seja distorcido ou apresentado de acordo com situações que impactem o psicológico;</w:t>
-      </w:r>
-    </w:p>
-    <w:p>
-      <w:pPr>
-        <w:pStyle w:val="PargrafodaLista"/>
-        <w:numPr>
-          <w:ilvl w:val="2"/>
-          <w:numId w:val="5"/>
-        </w:numPr>
-        <w:jc w:val="both"/>
-      </w:pPr>
-      <w:r>
-        <w:t>A narrativa aqui se constrói por objetos, sons e elementos textuais curtos;</w:t>
-      </w:r>
-    </w:p>
-    <w:p>
-      <w:pPr>
-        <w:pStyle w:val="PargrafodaLista"/>
-        <w:numPr>
-          <w:ilvl w:val="2"/>
-          <w:numId w:val="5"/>
-        </w:numPr>
-        <w:jc w:val="both"/>
-      </w:pPr>
-      <w:r>
-        <w:t xml:space="preserve">É possível que essa abordagem permita uma conexão mais rápida com os jogadores, mas é necessário cuidado para não ficar específico e literal demais </w:t>
-      </w:r>
-    </w:p>
-    <w:p>
-      <w:pPr>
-        <w:pStyle w:val="SubsectionBasico"/>
-      </w:pPr>
-      <w:bookmarkStart w:id="13" w:name="_Toc221177139"/>
-      <w:r>
-        <w:t>Modelo C – Interface quebrada:</w:t>
-      </w:r>
-      <w:bookmarkEnd w:id="13"/>
-    </w:p>
-    <w:p>
-      <w:pPr>
-        <w:pStyle w:val="PargrafodaLista"/>
-        <w:numPr>
-          <w:ilvl w:val="2"/>
-          <w:numId w:val="5"/>
-        </w:numPr>
-        <w:jc w:val="both"/>
-      </w:pPr>
-      <w:r>
-        <w:t>O mundo é apresentado como uma aplicação ou sistema, em que cada transtorno se apresenta como falhas ou distorções diretas à interface</w:t>
-      </w:r>
-      <w:r>
-        <w:t>;</w:t>
-      </w:r>
-    </w:p>
-    <w:p>
-      <w:pPr>
-        <w:pStyle w:val="PargrafodaLista"/>
-        <w:numPr>
-          <w:ilvl w:val="2"/>
-          <w:numId w:val="5"/>
-        </w:numPr>
-        <w:jc w:val="both"/>
-      </w:pPr>
-      <w:r>
-        <w:t>A ideia seria demonstrar a o reflexo pessoal da mente, frente aos diferentes tipos de estímulos nocivos enfrentados</w:t>
-      </w:r>
-      <w:r>
-        <w:t>;</w:t>
-      </w:r>
-    </w:p>
-    <w:p>
-      <w:pPr>
-        <w:pStyle w:val="PargrafodaLista"/>
-        <w:numPr>
-          <w:ilvl w:val="2"/>
-          <w:numId w:val="5"/>
-        </w:numPr>
-        <w:jc w:val="both"/>
-      </w:pPr>
-      <w:r>
-        <w:lastRenderedPageBreak/>
-        <w:t>É uma abordagem mais complexa tecnicamente, mas permite um grau maior de interação e detalhamento.</w:t>
-      </w:r>
-    </w:p>
-    <w:p>
-      <w:pPr>
-        <w:pStyle w:val="EstiloTituloBasico"/>
-      </w:pPr>
-      <w:bookmarkStart w:id="14" w:name="_Toc221177140"/>
-      <w:r>
-        <w:t>Representação audiovisual dos distúrbios</w:t>
-      </w:r>
-      <w:r>
-        <w:t xml:space="preserve">: </w:t>
-      </w:r>
-      <w:r>
-        <w:rPr>
-          <w:b w:val="0"/>
-          <w:bCs w:val="0"/>
-        </w:rPr>
-        <w:t xml:space="preserve">não é recomendado o uso de sustos baratos, </w:t>
-      </w:r>
-      <w:proofErr w:type="spellStart"/>
-      <w:r>
-        <w:rPr>
-          <w:b w:val="0"/>
-          <w:bCs w:val="0"/>
-          <w:i/>
-          <w:iCs/>
-        </w:rPr>
         <w:t>jumpscare</w:t>
       </w:r>
-      <w:proofErr w:type="spellEnd"/>
       <w:r>
         <w:rPr>
           <w:b w:val="0"/>
@@ -3892,15 +3814,7 @@
         <w:jc w:val="both"/>
       </w:pPr>
       <w:r>
-        <w:t xml:space="preserve">Do ponto de vista técnico e metodológico, o 2D apresenta vantagens claras em termos de viabilidade. O desenvolvimento exige menor quantidade de </w:t>
-      </w:r>
-      <w:proofErr w:type="spellStart"/>
-      <w:r>
-        <w:t>assets</w:t>
-      </w:r>
-      <w:proofErr w:type="spellEnd"/>
-      <w:r>
-        <w:t>, menos complexidade em sistemas de câmera, iluminação e colisão, além de reduzir a probabilidade de problemas técnicos que poderiam comprometer o andamento do projeto. Isso permite que mais tempo e energia sejam dedicados aos elementos centrais do TCC, como narrativa ambiental, design sonoro e construção da experiência psicológica, em vez de questões técnicas secundárias.</w:t>
+        <w:t>Do ponto de vista técnico e metodológico, o 2D apresenta vantagens claras em termos de viabilidade. O desenvolvimento exige menor quantidade de assets, menos complexidade em sistemas de câmera, iluminação e colisão, além de reduzir a probabilidade de problemas técnicos que poderiam comprometer o andamento do projeto. Isso permite que mais tempo e energia sejam dedicados aos elementos centrais do TCC, como narrativa ambiental, design sonoro e construção da experiência psicológica, em vez de questões técnicas secundárias.</w:t>
       </w:r>
     </w:p>
     <w:p>
@@ -5293,194 +5207,168 @@
       <w:r>
         <w:t xml:space="preserve">Esses nós se relacionam entre si por meio de relações de pai e filho, formando o que a engine chama de </w:t>
       </w:r>
-      <w:proofErr w:type="spellStart"/>
       <w:r>
         <w:rPr>
           <w:i/>
           <w:iCs/>
         </w:rPr>
-        <w:t>Scene</w:t>
-      </w:r>
-      <w:proofErr w:type="spellEnd"/>
+        <w:t>Scene Tree</w:t>
+      </w:r>
+      <w:r>
+        <w:t xml:space="preserve">. Essa estrutura não é apenas organizacional; ela define </w:t>
+      </w:r>
+      <w:r>
+        <w:rPr>
+          <w:b/>
+          <w:bCs/>
+        </w:rPr>
+        <w:t>como os scripts acessam dados, recebem eventos e se comunicam</w:t>
+      </w:r>
+      <w:r>
+        <w:t>.</w:t>
+      </w:r>
+    </w:p>
+    <w:p>
+      <w:pPr>
+        <w:pStyle w:val="SubsectionBasico"/>
+      </w:pPr>
+      <w:bookmarkStart w:id="20" w:name="_Toc221177146"/>
+      <w:r>
+        <w:t>Cena:</w:t>
+      </w:r>
+      <w:bookmarkEnd w:id="20"/>
+    </w:p>
+    <w:p>
+      <w:pPr>
+        <w:pStyle w:val="PargrafodaLista"/>
+        <w:ind w:left="1440"/>
+        <w:jc w:val="both"/>
+      </w:pPr>
+      <w:r>
+        <w:t xml:space="preserve">Uma Cena (Scene), por sua vez, nada mais é do que uma árvore de nós salva em um arquivo. Isso é muito importante conceitualmente: uma cena não é “uma fase” necessariamente. Ela pode ser um personagem, um inimigo, um menu ou até um sistema lógico invisível. </w:t>
+      </w:r>
+    </w:p>
+    <w:p>
+      <w:pPr>
+        <w:pStyle w:val="PargrafodaLista"/>
+        <w:numPr>
+          <w:ilvl w:val="0"/>
+          <w:numId w:val="17"/>
+        </w:numPr>
+        <w:jc w:val="both"/>
+      </w:pPr>
+      <w:r>
+        <w:t xml:space="preserve">Em projetos bem organizados, </w:t>
+      </w:r>
+      <w:r>
+        <w:t>reutilizamos</w:t>
+      </w:r>
+      <w:r>
+        <w:t xml:space="preserve"> cenas como blocos de construção.</w:t>
+      </w:r>
+    </w:p>
+    <w:p>
+      <w:pPr>
+        <w:pStyle w:val="PargrafodaLista"/>
+        <w:numPr>
+          <w:ilvl w:val="0"/>
+          <w:numId w:val="17"/>
+        </w:numPr>
+        <w:jc w:val="both"/>
+      </w:pPr>
+      <w:r>
+        <w:t>Quando “instancia</w:t>
+      </w:r>
+      <w:r>
+        <w:t>mos</w:t>
+      </w:r>
+      <w:r>
+        <w:t>” uma cena, est</w:t>
+      </w:r>
+      <w:r>
+        <w:t>amos</w:t>
+      </w:r>
+      <w:r>
+        <w:t xml:space="preserve"> criando uma cópia daquela árvore de nós em tempo de execução.</w:t>
+      </w:r>
+    </w:p>
+    <w:p>
+      <w:pPr>
+        <w:pStyle w:val="SubsectionBasico"/>
+      </w:pPr>
+      <w:bookmarkStart w:id="21" w:name="_Toc221177147"/>
+      <w:r>
+        <w:t>Scripts:</w:t>
+      </w:r>
+      <w:bookmarkEnd w:id="21"/>
+    </w:p>
+    <w:p>
+      <w:pPr>
+        <w:pStyle w:val="PargrafodaLista"/>
+        <w:ind w:left="1440"/>
+        <w:jc w:val="both"/>
+      </w:pPr>
+      <w:r>
+        <w:t xml:space="preserve">Os scripts entram nesse contexto como o </w:t>
+      </w:r>
+      <w:r>
+        <w:rPr>
+          <w:b/>
+          <w:bCs/>
+        </w:rPr>
+        <w:t>comportamento associado a um nó</w:t>
+      </w:r>
+      <w:r>
+        <w:t>. Um script na Godot sempre pertence a um nó específico e estende o tipo desse nó. Isso significa que, quando</w:t>
+      </w:r>
+      <w:r>
+        <w:t xml:space="preserve"> </w:t>
+      </w:r>
+      <w:r>
+        <w:t>escreve</w:t>
+      </w:r>
+      <w:r>
+        <w:t>mos</w:t>
+      </w:r>
+      <w:r>
+        <w:t xml:space="preserve"> </w:t>
+      </w:r>
+      <w:r>
+        <w:t>“</w:t>
+      </w:r>
       <w:r>
         <w:rPr>
           <w:i/>
           <w:iCs/>
         </w:rPr>
-        <w:t xml:space="preserve"> </w:t>
-      </w:r>
-      <w:proofErr w:type="spellStart"/>
+        <w:t>extends CharacterBody2D</w:t>
+      </w:r>
       <w:r>
         <w:rPr>
           <w:i/>
           <w:iCs/>
         </w:rPr>
-        <w:t>Tree</w:t>
-      </w:r>
-      <w:proofErr w:type="spellEnd"/>
-      <w:r>
-        <w:t xml:space="preserve">. Essa estrutura não é apenas organizacional; ela define </w:t>
-      </w:r>
-      <w:r>
+        <w:t>”</w:t>
+      </w:r>
+      <w:r>
+        <w:t>, est</w:t>
+      </w:r>
+      <w:r>
+        <w:t>amos</w:t>
+      </w:r>
+      <w:r>
+        <w:t xml:space="preserve"> dizendo: “este script adiciona comportamento a um nó do tipo CharacterBody2D”. O script não existe sozinho; ele sempre vive acoplado a um nó da árvore.</w:t>
+      </w:r>
+    </w:p>
+    <w:p>
+      <w:pPr>
+        <w:pStyle w:val="PargrafodaLista"/>
+        <w:ind w:left="1440"/>
+        <w:jc w:val="both"/>
         <w:rPr>
           <w:b/>
           <w:bCs/>
         </w:rPr>
-        <w:t>como os scripts acessam dados, recebem eventos e se comunicam</w:t>
-      </w:r>
-      <w:r>
-        <w:t>.</w:t>
-      </w:r>
-    </w:p>
-    <w:p>
-      <w:pPr>
-        <w:pStyle w:val="SubsectionBasico"/>
-      </w:pPr>
-      <w:bookmarkStart w:id="20" w:name="_Toc221177146"/>
-      <w:r>
-        <w:t>Cena:</w:t>
-      </w:r>
-      <w:bookmarkEnd w:id="20"/>
-    </w:p>
-    <w:p>
-      <w:pPr>
-        <w:pStyle w:val="PargrafodaLista"/>
-        <w:ind w:left="1440"/>
-        <w:jc w:val="both"/>
-      </w:pPr>
-      <w:r>
-        <w:t>Uma Cena (</w:t>
-      </w:r>
-      <w:proofErr w:type="spellStart"/>
-      <w:r>
-        <w:t>Scene</w:t>
-      </w:r>
-      <w:proofErr w:type="spellEnd"/>
-      <w:r>
-        <w:t xml:space="preserve">), por sua vez, nada mais é do que uma árvore de nós salva em um arquivo. Isso é muito importante conceitualmente: uma cena não é “uma fase” necessariamente. Ela pode ser um personagem, um inimigo, um menu ou até um sistema lógico invisível. </w:t>
-      </w:r>
-    </w:p>
-    <w:p>
-      <w:pPr>
-        <w:pStyle w:val="PargrafodaLista"/>
-        <w:numPr>
-          <w:ilvl w:val="0"/>
-          <w:numId w:val="17"/>
-        </w:numPr>
-        <w:jc w:val="both"/>
-      </w:pPr>
-      <w:r>
-        <w:t xml:space="preserve">Em projetos bem organizados, </w:t>
-      </w:r>
-      <w:r>
-        <w:t>reutilizamos</w:t>
-      </w:r>
-      <w:r>
-        <w:t xml:space="preserve"> cenas como blocos de construção.</w:t>
-      </w:r>
-    </w:p>
-    <w:p>
-      <w:pPr>
-        <w:pStyle w:val="PargrafodaLista"/>
-        <w:numPr>
-          <w:ilvl w:val="0"/>
-          <w:numId w:val="17"/>
-        </w:numPr>
-        <w:jc w:val="both"/>
-      </w:pPr>
-      <w:r>
-        <w:t>Quando “instancia</w:t>
-      </w:r>
-      <w:r>
-        <w:t>mos</w:t>
-      </w:r>
-      <w:r>
-        <w:t>” uma cena, est</w:t>
-      </w:r>
-      <w:r>
-        <w:t>amos</w:t>
-      </w:r>
-      <w:r>
-        <w:t xml:space="preserve"> criando uma cópia daquela árvore de nós em tempo de execução.</w:t>
-      </w:r>
-    </w:p>
-    <w:p>
-      <w:pPr>
-        <w:pStyle w:val="SubsectionBasico"/>
-      </w:pPr>
-      <w:bookmarkStart w:id="21" w:name="_Toc221177147"/>
-      <w:r>
-        <w:t>Scripts:</w:t>
-      </w:r>
-      <w:bookmarkEnd w:id="21"/>
-    </w:p>
-    <w:p>
-      <w:pPr>
-        <w:pStyle w:val="PargrafodaLista"/>
-        <w:ind w:left="1440"/>
-        <w:jc w:val="both"/>
-      </w:pPr>
-      <w:r>
-        <w:t xml:space="preserve">Os scripts entram nesse contexto como o </w:t>
-      </w:r>
-      <w:r>
-        <w:rPr>
-          <w:b/>
-          <w:bCs/>
-        </w:rPr>
-        <w:t>comportamento associado a um nó</w:t>
-      </w:r>
-      <w:r>
-        <w:t>. Um script na Godot sempre pertence a um nó específico e estende o tipo desse nó. Isso significa que, quando</w:t>
-      </w:r>
-      <w:r>
-        <w:t xml:space="preserve"> </w:t>
-      </w:r>
-      <w:r>
-        <w:t>escreve</w:t>
-      </w:r>
-      <w:r>
-        <w:t>mos</w:t>
-      </w:r>
-      <w:r>
-        <w:t xml:space="preserve"> </w:t>
-      </w:r>
-      <w:r>
-        <w:t>“</w:t>
-      </w:r>
-      <w:r>
-        <w:rPr>
-          <w:i/>
-          <w:iCs/>
-        </w:rPr>
-        <w:t>extends CharacterBody2D</w:t>
-      </w:r>
-      <w:r>
-        <w:rPr>
-          <w:i/>
-          <w:iCs/>
-        </w:rPr>
-        <w:t>”</w:t>
-      </w:r>
-      <w:r>
-        <w:t>, est</w:t>
-      </w:r>
-      <w:r>
-        <w:t>amos</w:t>
-      </w:r>
-      <w:r>
-        <w:t xml:space="preserve"> dizendo: “este script adiciona comportamento a um nó do tipo CharacterBody2D”. O script não existe sozinho; ele sempre vive acoplado a um nó da árvore.</w:t>
-      </w:r>
-    </w:p>
-    <w:p>
-      <w:pPr>
-        <w:pStyle w:val="PargrafodaLista"/>
-        <w:ind w:left="1440"/>
-        <w:jc w:val="both"/>
-        <w:rPr>
-          <w:b/>
-          <w:bCs/>
-        </w:rPr>
       </w:pPr>
     </w:p>
     <w:p>
@@ -5565,27 +5453,11 @@
         <w:jc w:val="both"/>
       </w:pPr>
       <w:r>
-        <w:t xml:space="preserve">Se você estende um Node, por exemplo, você terá acesso </w:t>
-      </w:r>
-      <w:proofErr w:type="spellStart"/>
-      <w:r>
-        <w:t>a</w:t>
-      </w:r>
-      <w:proofErr w:type="spellEnd"/>
-      <w:r>
-        <w:t xml:space="preserve"> funções básicas de árvore e tempo de execução. Se estender um </w:t>
+        <w:t xml:space="preserve">Se você estende um Node, por exemplo, você terá acesso a funções básicas de árvore e tempo de execução. Se estender um </w:t>
       </w:r>
       <w:r>
         <w:lastRenderedPageBreak/>
-        <w:t xml:space="preserve">CharacterBody2D, você passa a ter acesso </w:t>
-      </w:r>
-      <w:proofErr w:type="spellStart"/>
-      <w:r>
-        <w:t>a</w:t>
-      </w:r>
-      <w:proofErr w:type="spellEnd"/>
-      <w:r>
-        <w:t xml:space="preserve"> sistema de movimento, colisão e física.</w:t>
+        <w:t>CharacterBody2D, você passa a ter acesso a sistema de movimento, colisão e física.</w:t>
       </w:r>
     </w:p>
     <w:p>
@@ -5779,458 +5651,1176 @@
           <w:i/>
           <w:iCs/>
         </w:rPr>
-        <w:t>_</w:t>
-      </w:r>
-      <w:proofErr w:type="spellStart"/>
-      <w:proofErr w:type="gramStart"/>
+        <w:t>_ready()</w:t>
+      </w:r>
+      <w:r>
+        <w:rPr>
+          <w:i/>
+          <w:iCs/>
+        </w:rPr>
+        <w:t xml:space="preserve">: </w:t>
+      </w:r>
+      <w:r>
+        <w:t>função</w:t>
+      </w:r>
+      <w:r>
+        <w:t xml:space="preserve"> executada uma única vez, quando o nó entra na árvore de cena e já pode acessar seus filhos com segurança.</w:t>
+      </w:r>
+      <w:r>
+        <w:t xml:space="preserve"> </w:t>
+      </w:r>
+      <w:r>
+        <w:t>Sempre que precisar</w:t>
+      </w:r>
+      <w:r>
+        <w:t>mos</w:t>
+      </w:r>
+      <w:r>
+        <w:t xml:space="preserve"> buscar referências a outros nós, inicializar estados ou preparar conexões, esse é o lugar correto.</w:t>
+      </w:r>
+    </w:p>
+    <w:p>
+      <w:pPr>
+        <w:pStyle w:val="PargrafodaLista"/>
+        <w:numPr>
+          <w:ilvl w:val="2"/>
+          <w:numId w:val="19"/>
+        </w:numPr>
+        <w:jc w:val="both"/>
+      </w:pPr>
+      <w:r>
+        <w:t xml:space="preserve">Similar ao </w:t>
+      </w:r>
+      <w:r>
+        <w:rPr>
+          <w:i/>
+          <w:iCs/>
+        </w:rPr>
+        <w:t>void setup</w:t>
+      </w:r>
+      <w:r>
+        <w:rPr>
+          <w:i/>
+          <w:iCs/>
+        </w:rPr>
+        <w:t>()</w:t>
+      </w:r>
+      <w:r>
+        <w:t xml:space="preserve"> do Arduino.</w:t>
+      </w:r>
+    </w:p>
+    <w:p>
+      <w:pPr>
+        <w:pStyle w:val="PargrafodaLista"/>
+        <w:ind w:left="2160"/>
+        <w:jc w:val="both"/>
+      </w:pPr>
+    </w:p>
+    <w:p>
+      <w:pPr>
+        <w:pStyle w:val="PargrafodaLista"/>
+        <w:numPr>
+          <w:ilvl w:val="1"/>
+          <w:numId w:val="19"/>
+        </w:numPr>
+        <w:jc w:val="both"/>
+      </w:pPr>
       <w:r>
         <w:rPr>
           <w:b/>
           <w:bCs/>
+        </w:rPr>
+        <w:t>_process(delta)</w:t>
+      </w:r>
+      <w:r>
+        <w:rPr>
+          <w:b/>
+          <w:bCs/>
+        </w:rPr>
+        <w:t>:</w:t>
+      </w:r>
+      <w:r>
+        <w:t xml:space="preserve"> é chamada a cada frame, de acordo com a taxa de quadros do jogo. Ela é usada para tudo que depende de tempo contínuo, como animações, efeitos visuais,</w:t>
+      </w:r>
+      <w:r>
+        <w:t xml:space="preserve"> ou</w:t>
+      </w:r>
+      <w:r>
+        <w:t xml:space="preserve"> contadores. </w:t>
+      </w:r>
+    </w:p>
+    <w:p>
+      <w:pPr>
+        <w:pStyle w:val="PargrafodaLista"/>
+        <w:numPr>
+          <w:ilvl w:val="2"/>
+          <w:numId w:val="19"/>
+        </w:numPr>
+        <w:jc w:val="both"/>
+      </w:pPr>
+      <w:r>
+        <w:t>O parâmetro delta representa o tempo decorrido desde o último frame, o que permite criar comportamentos independentes da velocidade do computador.</w:t>
+      </w:r>
+      <w:r>
+        <w:t xml:space="preserve"> </w:t>
+      </w:r>
+    </w:p>
+    <w:p>
+      <w:pPr>
+        <w:pStyle w:val="PargrafodaLista"/>
+        <w:ind w:left="2880"/>
+        <w:jc w:val="both"/>
+      </w:pPr>
+    </w:p>
+    <w:p>
+      <w:pPr>
+        <w:pStyle w:val="PargrafodaLista"/>
+        <w:numPr>
+          <w:ilvl w:val="1"/>
+          <w:numId w:val="19"/>
+        </w:numPr>
+        <w:jc w:val="both"/>
+      </w:pPr>
+      <w:r>
+        <w:rPr>
+          <w:b/>
+          <w:bCs/>
+        </w:rPr>
+        <w:t>_physics_process(delta)</w:t>
+      </w:r>
+      <w:r>
+        <w:rPr>
+          <w:b/>
+          <w:bCs/>
+        </w:rPr>
+        <w:t>:</w:t>
+      </w:r>
+      <w:r>
+        <w:t xml:space="preserve"> funciona de forma semelhante</w:t>
+      </w:r>
+      <w:r>
+        <w:t xml:space="preserve"> à </w:t>
+      </w:r>
+      <w:r>
+        <w:t>_process(delta)</w:t>
+      </w:r>
+      <w:r>
+        <w:t>,</w:t>
+      </w:r>
+      <w:r>
+        <w:t xml:space="preserve"> mas é chamada em um intervalo fixo, sincronizado com o sistema de física da engine. </w:t>
+      </w:r>
+    </w:p>
+    <w:p>
+      <w:pPr>
+        <w:pStyle w:val="PargrafodaLista"/>
+        <w:numPr>
+          <w:ilvl w:val="2"/>
+          <w:numId w:val="19"/>
+        </w:numPr>
+        <w:jc w:val="both"/>
+      </w:pPr>
+      <w:r>
+        <w:t xml:space="preserve">Tudo que envolve movimento físico, colisão ou forças deve ficar aqui. </w:t>
+      </w:r>
+    </w:p>
+    <w:p>
+      <w:pPr>
+        <w:pStyle w:val="PargrafodaLista"/>
+        <w:numPr>
+          <w:ilvl w:val="2"/>
+          <w:numId w:val="19"/>
+        </w:numPr>
+        <w:jc w:val="both"/>
+      </w:pPr>
+      <w:r>
+        <w:t>Essa separação é importante porque misturar lógica de física com lógica visual costuma gerar comportamentos imprevisíveis.</w:t>
+      </w:r>
+    </w:p>
+    <w:p>
+      <w:pPr>
+        <w:pStyle w:val="SubsectionBasico"/>
+      </w:pPr>
+      <w:bookmarkStart w:id="24" w:name="_Toc221177150"/>
+      <w:r>
+        <w:t>Comunicação entre Scripts:</w:t>
+      </w:r>
+      <w:bookmarkEnd w:id="24"/>
+    </w:p>
+    <w:p>
+      <w:pPr>
+        <w:pStyle w:val="PargrafodaLista"/>
+        <w:ind w:left="1440"/>
+        <w:jc w:val="both"/>
+      </w:pPr>
+      <w:r>
+        <w:t>Na Godot, isso geralmente acontece de três formas: acesso direto a</w:t>
+      </w:r>
+      <w:r>
+        <w:t>os</w:t>
+      </w:r>
+      <w:r>
+        <w:t xml:space="preserve"> nós da árvore, sinais (signals) e variáveis compartilhadas</w:t>
+      </w:r>
+      <w:r>
+        <w:t>.</w:t>
+      </w:r>
+    </w:p>
+    <w:p>
+      <w:pPr>
+        <w:pStyle w:val="PargrafodaLista"/>
+        <w:ind w:left="1440"/>
+        <w:jc w:val="both"/>
+      </w:pPr>
+    </w:p>
+    <w:p>
+      <w:pPr>
+        <w:pStyle w:val="PargrafodaLista"/>
+        <w:numPr>
+          <w:ilvl w:val="0"/>
+          <w:numId w:val="19"/>
+        </w:numPr>
+        <w:jc w:val="both"/>
+      </w:pPr>
+      <w:r>
+        <w:rPr>
+          <w:b/>
+          <w:bCs/>
+        </w:rPr>
+        <w:lastRenderedPageBreak/>
+        <w:t>Acesso direto</w:t>
+      </w:r>
+      <w:r>
+        <w:rPr>
+          <w:b/>
+          <w:bCs/>
+        </w:rPr>
+        <w:t>:</w:t>
+      </w:r>
+      <w:r>
+        <w:t xml:space="preserve"> usa caminhos na árvore, como “pegue meu pai” ou “pegue tal filho”. Isso é simples, mas cria acoplamento forte. </w:t>
+      </w:r>
+    </w:p>
+    <w:p>
+      <w:pPr>
+        <w:pStyle w:val="PargrafodaLista"/>
+        <w:numPr>
+          <w:ilvl w:val="0"/>
+          <w:numId w:val="19"/>
+        </w:numPr>
+        <w:jc w:val="both"/>
+      </w:pPr>
+      <w:r>
+        <w:rPr>
+          <w:b/>
+          <w:bCs/>
+        </w:rPr>
+        <w:t xml:space="preserve">Signals: </w:t>
+      </w:r>
+      <w:r>
+        <w:t>são uma forma mais elegante e desacoplada de comunicação, no qual um nó emite um evento, e outro reage a ele, sem que ambos precisem se conhecer profundamente.</w:t>
+      </w:r>
+    </w:p>
+    <w:p>
+      <w:pPr>
+        <w:pStyle w:val="PargrafodaLista"/>
+        <w:numPr>
+          <w:ilvl w:val="1"/>
+          <w:numId w:val="19"/>
+        </w:numPr>
+        <w:jc w:val="both"/>
+      </w:pPr>
+      <w:r>
+        <w:t xml:space="preserve">Eles permitem modelar eventos como, “fase terminou” ou “jogador </w:t>
+      </w:r>
+      <w:r>
+        <w:t>morreu</w:t>
+      </w:r>
+      <w:r>
+        <w:t xml:space="preserve">”, sem misturar tudo em um único script gigante. </w:t>
+      </w:r>
+    </w:p>
+    <w:p>
+      <w:pPr>
+        <w:pStyle w:val="PargrafodaLista"/>
+        <w:numPr>
+          <w:ilvl w:val="0"/>
+          <w:numId w:val="19"/>
+        </w:numPr>
+        <w:jc w:val="both"/>
+        <w:rPr>
+          <w:b/>
+          <w:bCs/>
+        </w:rPr>
+      </w:pPr>
+      <w:r>
+        <w:rPr>
+          <w:b/>
+          <w:bCs/>
+        </w:rPr>
+        <w:t>Variáveis compartilhadas</w:t>
+      </w:r>
+      <w:r>
+        <w:rPr>
+          <w:b/>
+          <w:bCs/>
+        </w:rPr>
+        <w:t xml:space="preserve">: </w:t>
+      </w:r>
+      <w:r>
+        <w:t>permitem persistir estados — como pontuação, saúde do jogador ou configurações — entre diferentes cenas, sem que elas sejam reiniciadas ao mudar de fase.</w:t>
+      </w:r>
+      <w:r>
+        <w:t xml:space="preserve"> O ideal é que tais variáveis sejam implementadas por Singletons</w:t>
+      </w:r>
+    </w:p>
+    <w:p>
+      <w:pPr>
+        <w:pStyle w:val="PargrafodaLista"/>
+        <w:numPr>
+          <w:ilvl w:val="1"/>
+          <w:numId w:val="19"/>
+        </w:numPr>
+        <w:jc w:val="both"/>
+      </w:pPr>
+      <w:r>
+        <w:t>Com um singleton, u</w:t>
+      </w:r>
+      <w:r>
+        <w:t>m script (ou cena) é carregado automaticamente pelo motor, tornando suas variáveis acessíveis em qualquer lugar usando</w:t>
+      </w:r>
+    </w:p>
+    <w:p>
+      <w:pPr>
+        <w:pStyle w:val="SubsectionBasico"/>
+      </w:pPr>
+      <w:bookmarkStart w:id="25" w:name="_Toc221177151"/>
+      <w:r>
+        <w:t>Separação de responsabilidades:</w:t>
+      </w:r>
+      <w:bookmarkEnd w:id="25"/>
+    </w:p>
+    <w:p>
+      <w:pPr>
+        <w:pStyle w:val="PargrafodaLista"/>
+        <w:ind w:left="1440"/>
+        <w:jc w:val="both"/>
+      </w:pPr>
+      <w:r>
+        <w:t>Na Godot, uma boa prática é separar responsabilidades: um script controla o jogador, outro controla o estado da fase, outro cuida do áudio, e assim por diante. Essa separação não é apenas técnica, mas conceitual.</w:t>
+      </w:r>
+    </w:p>
+    <w:p>
+      <w:pPr>
+        <w:pStyle w:val="PargrafodaLista"/>
+        <w:ind w:left="1440"/>
+        <w:jc w:val="both"/>
+      </w:pPr>
+    </w:p>
+    <w:p>
+      <w:pPr>
+        <w:pStyle w:val="PargrafodaLista"/>
+        <w:ind w:left="1440"/>
+        <w:jc w:val="both"/>
+      </w:pPr>
+      <w:r>
+        <w:t xml:space="preserve">GDScript é menos sobre sintaxe complicada e mais sobre entender o fluxo da engine: </w:t>
+      </w:r>
+      <w:r>
+        <w:t xml:space="preserve">os </w:t>
+      </w:r>
+      <w:r>
+        <w:t>nós entram na cena, scripts reagem ao tempo, estados mudam gradualmente e eventos conectam tudo.</w:t>
+      </w:r>
+    </w:p>
+    <w:p>
+      <w:pPr>
+        <w:pStyle w:val="SubsectionBasico"/>
+      </w:pPr>
+      <w:r>
+        <w:t>Configuração de câmera:</w:t>
+      </w:r>
+    </w:p>
+    <w:p>
+      <w:pPr>
+        <w:pStyle w:val="SubsectionBasico"/>
+        <w:numPr>
+          <w:ilvl w:val="0"/>
+          <w:numId w:val="0"/>
+        </w:numPr>
+        <w:ind w:left="1440"/>
+        <w:rPr>
+          <w:b w:val="0"/>
+          <w:bCs w:val="0"/>
+        </w:rPr>
+      </w:pPr>
+    </w:p>
+    <w:p>
+      <w:pPr>
+        <w:pStyle w:val="SubsectionBasico"/>
+        <w:numPr>
+          <w:ilvl w:val="0"/>
+          <w:numId w:val="0"/>
+        </w:numPr>
+        <w:ind w:left="1440"/>
+        <w:rPr>
+          <w:b w:val="0"/>
+          <w:bCs w:val="0"/>
+        </w:rPr>
+      </w:pPr>
+      <w:r>
+        <w:rPr>
+          <w:b w:val="0"/>
+          <w:bCs w:val="0"/>
+        </w:rPr>
+        <w:t xml:space="preserve">Na Godot, a câmera não existe automaticamente. Diferente de </w:t>
+      </w:r>
+      <w:r>
+        <w:rPr>
+          <w:b w:val="0"/>
+          <w:bCs w:val="0"/>
+        </w:rPr>
+        <w:t>outras</w:t>
+      </w:r>
+      <w:r>
+        <w:rPr>
+          <w:b w:val="0"/>
+          <w:bCs w:val="0"/>
+        </w:rPr>
+        <w:t xml:space="preserve"> engines, </w:t>
+      </w:r>
+      <w:r>
+        <w:rPr>
+          <w:b w:val="0"/>
+          <w:bCs w:val="0"/>
+        </w:rPr>
+        <w:t>precisamos</w:t>
+      </w:r>
+      <w:r>
+        <w:rPr>
+          <w:b w:val="0"/>
+          <w:bCs w:val="0"/>
+        </w:rPr>
+        <w:t xml:space="preserve"> criar explicitamente um nó de câmera e dizer à engine: “é esta câmera que o jogador deve usar”.</w:t>
+      </w:r>
+    </w:p>
+    <w:p>
+      <w:pPr>
+        <w:pStyle w:val="SubsectionBasico"/>
+        <w:numPr>
+          <w:ilvl w:val="0"/>
+          <w:numId w:val="0"/>
+        </w:numPr>
+        <w:ind w:left="1440" w:hanging="360"/>
+        <w:rPr>
+          <w:b w:val="0"/>
+          <w:bCs w:val="0"/>
+        </w:rPr>
+      </w:pPr>
+    </w:p>
+    <w:p>
+      <w:pPr>
+        <w:pStyle w:val="SubsectionBasico"/>
+        <w:numPr>
+          <w:ilvl w:val="0"/>
+          <w:numId w:val="21"/>
+        </w:numPr>
+        <w:rPr>
+          <w:b w:val="0"/>
+          <w:bCs w:val="0"/>
+        </w:rPr>
+      </w:pPr>
+      <w:r>
+        <w:rPr>
+          <w:b w:val="0"/>
+          <w:bCs w:val="0"/>
+        </w:rPr>
+        <w:t xml:space="preserve">Em jogos 2D, </w:t>
+      </w:r>
+      <w:r>
+        <w:rPr>
+          <w:b w:val="0"/>
+          <w:bCs w:val="0"/>
+        </w:rPr>
+        <w:t>o</w:t>
+      </w:r>
+      <w:r>
+        <w:rPr>
+          <w:b w:val="0"/>
+          <w:bCs w:val="0"/>
+        </w:rPr>
+        <w:t xml:space="preserve"> nó</w:t>
+      </w:r>
+      <w:r>
+        <w:rPr>
+          <w:b w:val="0"/>
+          <w:bCs w:val="0"/>
+        </w:rPr>
+        <w:t xml:space="preserve"> da câmera</w:t>
+      </w:r>
+      <w:r>
+        <w:rPr>
+          <w:b w:val="0"/>
+          <w:bCs w:val="0"/>
+        </w:rPr>
+        <w:t xml:space="preserve"> se chama Camera2D. Ele é apenas mais um nó da árvore e, como qualquer outro, pode ter script, propriedades e comportamento.</w:t>
+      </w:r>
+    </w:p>
+    <w:p>
+      <w:pPr>
+        <w:pStyle w:val="SubsectionBasico"/>
+        <w:numPr>
+          <w:ilvl w:val="1"/>
+          <w:numId w:val="21"/>
+        </w:numPr>
+        <w:rPr>
+          <w:b w:val="0"/>
+          <w:bCs w:val="0"/>
+        </w:rPr>
+      </w:pPr>
+      <w:r>
+        <w:rPr>
+          <w:b w:val="0"/>
+          <w:bCs w:val="0"/>
+        </w:rPr>
+        <w:t xml:space="preserve">Ao criar o nó </w:t>
+      </w:r>
+      <w:r>
+        <w:rPr>
+          <w:b w:val="0"/>
+          <w:bCs w:val="0"/>
+        </w:rPr>
+        <w:t>Camera2D</w:t>
+      </w:r>
+      <w:r>
+        <w:rPr>
+          <w:b w:val="0"/>
+          <w:bCs w:val="0"/>
+        </w:rPr>
+        <w:t xml:space="preserve">, é necessário </w:t>
+      </w:r>
+      <w:r>
+        <w:rPr>
+          <w:b w:val="0"/>
+          <w:bCs w:val="0"/>
+        </w:rPr>
+        <w:t>marcar a opção Enabled</w:t>
+      </w:r>
+      <w:r>
+        <w:rPr>
+          <w:b w:val="0"/>
+          <w:bCs w:val="0"/>
+        </w:rPr>
+        <w:t xml:space="preserve"> no Inspetor</w:t>
+      </w:r>
+      <w:r>
+        <w:rPr>
+          <w:b w:val="0"/>
+          <w:bCs w:val="0"/>
+        </w:rPr>
+        <w:t>. Sem isso, a câmera existe, mas não está ativa</w:t>
+      </w:r>
+      <w:r>
+        <w:rPr>
+          <w:b w:val="0"/>
+          <w:bCs w:val="0"/>
+        </w:rPr>
+        <w:t xml:space="preserve"> e a Godot não entende que é ela quem deve ser utilizada</w:t>
+      </w:r>
+      <w:r>
+        <w:rPr>
+          <w:b w:val="0"/>
+          <w:bCs w:val="0"/>
+        </w:rPr>
+        <w:t>.</w:t>
+      </w:r>
+    </w:p>
+    <w:p>
+      <w:pPr>
+        <w:pStyle w:val="SubsectionBasico"/>
+        <w:numPr>
+          <w:ilvl w:val="0"/>
+          <w:numId w:val="0"/>
+        </w:numPr>
+        <w:ind w:left="2880"/>
+        <w:rPr>
+          <w:b w:val="0"/>
+          <w:bCs w:val="0"/>
+        </w:rPr>
+      </w:pPr>
+    </w:p>
+    <w:p>
+      <w:pPr>
+        <w:pStyle w:val="SubsectionBasico"/>
+        <w:numPr>
+          <w:ilvl w:val="0"/>
+          <w:numId w:val="21"/>
+        </w:numPr>
+        <w:rPr>
+          <w:b w:val="0"/>
+          <w:bCs w:val="0"/>
+        </w:rPr>
+      </w:pPr>
+      <w:r>
+        <w:rPr>
+          <w:b w:val="0"/>
+          <w:bCs w:val="0"/>
+        </w:rPr>
+        <w:t>A forma mais simples e correta de fazer a câmera seguir o jogador é torná-la filha do Player</w:t>
+      </w:r>
+      <w:r>
+        <w:rPr>
+          <w:b w:val="0"/>
+          <w:bCs w:val="0"/>
+        </w:rPr>
+        <w:t xml:space="preserve"> (</w:t>
+      </w:r>
+      <w:r>
+        <w:rPr>
+          <w:b w:val="0"/>
+          <w:bCs w:val="0"/>
+        </w:rPr>
+        <w:t>quando um nó é filho de outro, ele herda automaticamente sua posição</w:t>
+      </w:r>
+      <w:r>
+        <w:rPr>
+          <w:b w:val="0"/>
+          <w:bCs w:val="0"/>
+        </w:rPr>
+        <w:t>)</w:t>
+      </w:r>
+      <w:r>
+        <w:rPr>
+          <w:b w:val="0"/>
+          <w:bCs w:val="0"/>
+        </w:rPr>
+        <w:t>.</w:t>
+      </w:r>
+      <w:r>
+        <w:rPr>
+          <w:b w:val="0"/>
+          <w:bCs w:val="0"/>
+        </w:rPr>
+        <w:t xml:space="preserve"> </w:t>
+      </w:r>
+    </w:p>
+    <w:p>
+      <w:pPr>
+        <w:pStyle w:val="SubsectionBasico"/>
+        <w:numPr>
+          <w:ilvl w:val="0"/>
+          <w:numId w:val="0"/>
+        </w:numPr>
+        <w:ind w:left="2160"/>
+        <w:rPr>
+          <w:b w:val="0"/>
+          <w:bCs w:val="0"/>
+        </w:rPr>
+      </w:pPr>
+    </w:p>
+    <w:p>
+      <w:pPr>
+        <w:pStyle w:val="SubsectionBasico"/>
+        <w:numPr>
+          <w:ilvl w:val="0"/>
+          <w:numId w:val="21"/>
+        </w:numPr>
+        <w:rPr>
+          <w:b w:val="0"/>
+          <w:bCs w:val="0"/>
+        </w:rPr>
+      </w:pPr>
+      <w:r>
+        <w:t>Observação:</w:t>
+      </w:r>
+      <w:r>
+        <w:t xml:space="preserve"> </w:t>
+      </w:r>
+      <w:r>
+        <w:rPr>
+          <w:b w:val="0"/>
+          <w:bCs w:val="0"/>
+        </w:rPr>
+        <w:t xml:space="preserve">A Camera2D tem um recurso chamado </w:t>
+      </w:r>
+      <w:r>
+        <w:rPr>
+          <w:b w:val="0"/>
+          <w:bCs w:val="0"/>
           <w:i/>
           <w:iCs/>
         </w:rPr>
-        <w:t>ready</w:t>
-      </w:r>
-      <w:proofErr w:type="spellEnd"/>
-      <w:r>
-        <w:rPr>
-          <w:b/>
-          <w:bCs/>
+        <w:t>Smoothing</w:t>
+      </w:r>
+      <w:r>
+        <w:rPr>
+          <w:b w:val="0"/>
+          <w:bCs w:val="0"/>
+        </w:rPr>
+        <w:t xml:space="preserve"> no Inspetor, o qual permite que ela apresente uma movimentação mais dinâmica, evitando se posicionar exatamente junto ao </w:t>
+      </w:r>
+      <w:r>
+        <w:rPr>
+          <w:b w:val="0"/>
+          <w:bCs w:val="0"/>
           <w:i/>
           <w:iCs/>
         </w:rPr>
-        <w:t>(</w:t>
-      </w:r>
-      <w:proofErr w:type="gramEnd"/>
-      <w:r>
-        <w:rPr>
-          <w:b/>
-          <w:bCs/>
+        <w:t>player</w:t>
+      </w:r>
+      <w:r>
+        <w:rPr>
+          <w:b w:val="0"/>
+          <w:bCs w:val="0"/>
+        </w:rPr>
+        <w:t xml:space="preserve"> (</w:t>
+      </w:r>
+      <w:r>
+        <w:rPr>
+          <w:b w:val="0"/>
+          <w:bCs w:val="0"/>
+        </w:rPr>
+        <w:t>Ela “corre atrás” dele com um pequeno atraso</w:t>
+      </w:r>
+      <w:r>
+        <w:rPr>
+          <w:b w:val="0"/>
+          <w:bCs w:val="0"/>
+        </w:rPr>
+        <w:t>).</w:t>
+      </w:r>
+      <w:r>
+        <w:rPr>
+          <w:b w:val="0"/>
+          <w:bCs w:val="0"/>
+        </w:rPr>
+        <w:t xml:space="preserve"> </w:t>
+      </w:r>
+    </w:p>
+    <w:p>
+      <w:pPr>
+        <w:pStyle w:val="SubsectionBasico"/>
+        <w:numPr>
+          <w:ilvl w:val="0"/>
+          <w:numId w:val="0"/>
+        </w:numPr>
+        <w:ind w:left="2160"/>
+        <w:rPr>
+          <w:b w:val="0"/>
+          <w:bCs w:val="0"/>
+        </w:rPr>
+      </w:pPr>
+    </w:p>
+    <w:p>
+      <w:pPr>
+        <w:pStyle w:val="SubsectionBasico"/>
+        <w:numPr>
+          <w:ilvl w:val="0"/>
+          <w:numId w:val="0"/>
+        </w:numPr>
+        <w:ind w:left="2160"/>
+        <w:rPr>
+          <w:b w:val="0"/>
+          <w:bCs w:val="0"/>
+        </w:rPr>
+      </w:pPr>
+    </w:p>
+    <w:p>
+      <w:pPr>
+        <w:pStyle w:val="SubsectionBasico"/>
+      </w:pPr>
+      <w:r>
+        <w:lastRenderedPageBreak/>
+        <w:t>C</w:t>
+      </w:r>
+      <w:r>
+        <w:t>riação de Tiles e definição de física por Tile</w:t>
+      </w:r>
+      <w:r>
+        <w:t>:</w:t>
+      </w:r>
+    </w:p>
+    <w:p>
+      <w:pPr>
+        <w:pStyle w:val="SubsectionBasico"/>
+        <w:numPr>
+          <w:ilvl w:val="0"/>
+          <w:numId w:val="0"/>
+        </w:numPr>
+        <w:ind w:left="1800" w:hanging="360"/>
+        <w:rPr>
+          <w:b w:val="0"/>
+          <w:bCs w:val="0"/>
+        </w:rPr>
+      </w:pPr>
+    </w:p>
+    <w:p>
+      <w:pPr>
+        <w:pStyle w:val="SubsectionBasico"/>
+        <w:numPr>
+          <w:ilvl w:val="0"/>
+          <w:numId w:val="0"/>
+        </w:numPr>
+        <w:ind w:left="1440"/>
+        <w:jc w:val="both"/>
+        <w:rPr>
+          <w:b w:val="0"/>
+          <w:bCs w:val="0"/>
+        </w:rPr>
+      </w:pPr>
+      <w:r>
+        <w:rPr>
+          <w:b w:val="0"/>
+          <w:bCs w:val="0"/>
+        </w:rPr>
+        <w:t>Na</w:t>
+      </w:r>
+      <w:r>
+        <w:rPr>
+          <w:b w:val="0"/>
+          <w:bCs w:val="0"/>
+        </w:rPr>
+        <w:t xml:space="preserve"> Godot, um tile </w:t>
+      </w:r>
+      <w:r>
+        <w:rPr>
+          <w:b w:val="0"/>
+          <w:bCs w:val="0"/>
+        </w:rPr>
+        <w:t>é uma estrutura composta por</w:t>
+      </w:r>
+      <w:r>
+        <w:rPr>
+          <w:b w:val="0"/>
+          <w:bCs w:val="0"/>
+        </w:rPr>
+        <w:t xml:space="preserve"> </w:t>
+      </w:r>
+      <w:r>
+        <w:rPr>
+          <w:b w:val="0"/>
+          <w:bCs w:val="0"/>
+        </w:rPr>
+        <w:t>uma região de textur</w:t>
+      </w:r>
+      <w:r>
+        <w:rPr>
+          <w:b w:val="0"/>
+          <w:bCs w:val="0"/>
+        </w:rPr>
+        <w:t xml:space="preserve">a </w:t>
+      </w:r>
+      <w:r>
+        <w:rPr>
+          <w:b w:val="0"/>
+          <w:bCs w:val="0"/>
+        </w:rPr>
+        <w:t>(recorte do PNG),</w:t>
+      </w:r>
+      <w:r>
+        <w:rPr>
+          <w:b w:val="0"/>
+          <w:bCs w:val="0"/>
+        </w:rPr>
+        <w:t xml:space="preserve"> </w:t>
+      </w:r>
+      <w:r>
+        <w:rPr>
+          <w:b w:val="0"/>
+          <w:bCs w:val="0"/>
+        </w:rPr>
+        <w:t>propriedades visuais</w:t>
+      </w:r>
+      <w:r>
+        <w:rPr>
+          <w:b w:val="0"/>
+          <w:bCs w:val="0"/>
+        </w:rPr>
+        <w:t xml:space="preserve">, </w:t>
+      </w:r>
+      <w:r>
+        <w:rPr>
+          <w:b w:val="0"/>
+          <w:bCs w:val="0"/>
+        </w:rPr>
+        <w:t>propriedades físicas (opcionais)</w:t>
+      </w:r>
+      <w:r>
+        <w:rPr>
+          <w:b w:val="0"/>
+          <w:bCs w:val="0"/>
+        </w:rPr>
+        <w:t xml:space="preserve"> e</w:t>
+      </w:r>
+      <w:r>
+        <w:rPr>
+          <w:b w:val="0"/>
+          <w:bCs w:val="0"/>
+        </w:rPr>
+        <w:t xml:space="preserve"> eventualmente navegação ou oclusão.</w:t>
+      </w:r>
+      <w:r>
+        <w:rPr>
+          <w:b w:val="0"/>
+          <w:bCs w:val="0"/>
+        </w:rPr>
+        <w:t xml:space="preserve"> </w:t>
+      </w:r>
+      <w:r>
+        <w:rPr>
+          <w:b w:val="0"/>
+          <w:bCs w:val="0"/>
+        </w:rPr>
+        <w:t xml:space="preserve">Esses tiles são organizados dentro de um </w:t>
+      </w:r>
+      <w:r>
+        <w:rPr>
+          <w:b w:val="0"/>
+          <w:bCs w:val="0"/>
           <w:i/>
           <w:iCs/>
         </w:rPr>
-        <w:t>)</w:t>
-      </w:r>
-      <w:r>
-        <w:rPr>
+        <w:t>TileSet</w:t>
+      </w:r>
+      <w:r>
+        <w:rPr>
+          <w:b w:val="0"/>
+          <w:bCs w:val="0"/>
+        </w:rPr>
+        <w:t xml:space="preserve">, que funciona como uma biblioteca. Já o </w:t>
+      </w:r>
+      <w:r>
+        <w:rPr>
+          <w:b w:val="0"/>
+          <w:bCs w:val="0"/>
           <w:i/>
           <w:iCs/>
         </w:rPr>
-        <w:t xml:space="preserve">: </w:t>
-      </w:r>
-      <w:r>
-        <w:t>função</w:t>
-      </w:r>
-      <w:r>
-        <w:t xml:space="preserve"> executada uma única vez, quando o nó entra na árvore de cena e já pode acessar seus filhos com segurança.</w:t>
-      </w:r>
-      <w:r>
-        <w:t xml:space="preserve"> </w:t>
-      </w:r>
-      <w:r>
-        <w:t>Sempre que precisar</w:t>
-      </w:r>
-      <w:r>
-        <w:t>mos</w:t>
-      </w:r>
-      <w:r>
-        <w:t xml:space="preserve"> buscar referências a outros nós, inicializar estados ou preparar conexões, esse é o lugar correto.</w:t>
-      </w:r>
-    </w:p>
-    <w:p>
-      <w:pPr>
-        <w:pStyle w:val="PargrafodaLista"/>
-        <w:numPr>
-          <w:ilvl w:val="2"/>
-          <w:numId w:val="19"/>
-        </w:numPr>
-        <w:jc w:val="both"/>
-      </w:pPr>
-      <w:r>
-        <w:t xml:space="preserve">Similar ao </w:t>
-      </w:r>
-      <w:r>
-        <w:rPr>
+        <w:t>TileMapLayer</w:t>
+      </w:r>
+      <w:r>
+        <w:rPr>
+          <w:b w:val="0"/>
+          <w:bCs w:val="0"/>
+        </w:rPr>
+        <w:t xml:space="preserve"> é o nó da cena que usa esse </w:t>
+      </w:r>
+      <w:r>
+        <w:rPr>
+          <w:b w:val="0"/>
+          <w:bCs w:val="0"/>
           <w:i/>
           <w:iCs/>
         </w:rPr>
-        <w:t xml:space="preserve">void </w:t>
-      </w:r>
-      <w:proofErr w:type="gramStart"/>
-      <w:r>
-        <w:rPr>
+        <w:t>TileSet</w:t>
+      </w:r>
+      <w:r>
+        <w:rPr>
+          <w:b w:val="0"/>
+          <w:bCs w:val="0"/>
+        </w:rPr>
+        <w:t xml:space="preserve"> para pintar o mapa.</w:t>
+      </w:r>
+    </w:p>
+    <w:p>
+      <w:pPr>
+        <w:pStyle w:val="SubsectionBasico"/>
+        <w:numPr>
+          <w:ilvl w:val="0"/>
+          <w:numId w:val="0"/>
+        </w:numPr>
+        <w:ind w:left="2160"/>
+      </w:pPr>
+    </w:p>
+    <w:p>
+      <w:pPr>
+        <w:pStyle w:val="SubsectionBasico"/>
+        <w:numPr>
+          <w:ilvl w:val="0"/>
+          <w:numId w:val="26"/>
+        </w:numPr>
+        <w:jc w:val="both"/>
+      </w:pPr>
+      <w:r>
+        <w:t>Criando tiles a partir de um PNG 16x16</w:t>
+      </w:r>
+      <w:r>
+        <w:t>:</w:t>
+      </w:r>
+      <w:r>
+        <w:rPr>
+          <w:b w:val="0"/>
+          <w:bCs w:val="0"/>
+        </w:rPr>
+        <w:t xml:space="preserve"> </w:t>
+      </w:r>
+    </w:p>
+    <w:p>
+      <w:pPr>
+        <w:pStyle w:val="SubsectionBasico"/>
+        <w:numPr>
+          <w:ilvl w:val="0"/>
+          <w:numId w:val="0"/>
+        </w:numPr>
+        <w:ind w:left="2484"/>
+        <w:jc w:val="both"/>
+      </w:pPr>
+    </w:p>
+    <w:p>
+      <w:pPr>
+        <w:pStyle w:val="SubsectionBasico"/>
+        <w:numPr>
+          <w:ilvl w:val="0"/>
+          <w:numId w:val="27"/>
+        </w:numPr>
+        <w:ind w:left="2484"/>
+        <w:jc w:val="both"/>
+      </w:pPr>
+      <w:r>
+        <w:rPr>
+          <w:b w:val="0"/>
+          <w:bCs w:val="0"/>
+        </w:rPr>
+        <w:t xml:space="preserve">O primeiro passo é adicionar um </w:t>
+      </w:r>
+      <w:r>
+        <w:rPr>
+          <w:b w:val="0"/>
+          <w:bCs w:val="0"/>
           <w:i/>
           <w:iCs/>
         </w:rPr>
-        <w:t>setup</w:t>
-      </w:r>
-      <w:r>
-        <w:rPr>
+        <w:t>TileMapLayer</w:t>
+      </w:r>
+      <w:r>
+        <w:rPr>
+          <w:b w:val="0"/>
+          <w:bCs w:val="0"/>
+        </w:rPr>
+        <w:t xml:space="preserve"> à cena. Esse nó será responsável por desenhar o mapa na tela.</w:t>
+      </w:r>
+      <w:r>
+        <w:t xml:space="preserve"> </w:t>
+      </w:r>
+      <w:r>
+        <w:rPr>
+          <w:b w:val="0"/>
+          <w:bCs w:val="0"/>
+        </w:rPr>
+        <w:t xml:space="preserve">Selecionando o </w:t>
+      </w:r>
+      <w:r>
+        <w:rPr>
+          <w:b w:val="0"/>
+          <w:bCs w:val="0"/>
           <w:i/>
           <w:iCs/>
         </w:rPr>
-        <w:t>(</w:t>
-      </w:r>
-      <w:proofErr w:type="gramEnd"/>
-      <w:r>
-        <w:rPr>
+        <w:t>TileMapLayer</w:t>
+      </w:r>
+      <w:r>
+        <w:rPr>
+          <w:b w:val="0"/>
+          <w:bCs w:val="0"/>
+        </w:rPr>
+        <w:t>, podemos criar um novo TileSet no Inspector.</w:t>
+      </w:r>
+    </w:p>
+    <w:p>
+      <w:pPr>
+        <w:pStyle w:val="SubsectionBasico"/>
+        <w:numPr>
+          <w:ilvl w:val="0"/>
+          <w:numId w:val="0"/>
+        </w:numPr>
+        <w:ind w:left="2808"/>
+        <w:jc w:val="both"/>
+        <w:rPr>
+          <w:b w:val="0"/>
+          <w:bCs w:val="0"/>
+        </w:rPr>
+      </w:pPr>
+    </w:p>
+    <w:p>
+      <w:pPr>
+        <w:pStyle w:val="SubsectionBasico"/>
+        <w:numPr>
+          <w:ilvl w:val="0"/>
+          <w:numId w:val="27"/>
+        </w:numPr>
+        <w:ind w:left="2484"/>
+        <w:jc w:val="both"/>
+        <w:rPr>
+          <w:b w:val="0"/>
+          <w:bCs w:val="0"/>
+        </w:rPr>
+      </w:pPr>
+      <w:r>
+        <w:rPr>
+          <w:b w:val="0"/>
+          <w:bCs w:val="0"/>
+        </w:rPr>
+        <w:t xml:space="preserve">Dentro do editor do </w:t>
+      </w:r>
+      <w:r>
+        <w:rPr>
+          <w:b w:val="0"/>
+          <w:bCs w:val="0"/>
           <w:i/>
           <w:iCs/>
         </w:rPr>
-        <w:t>)</w:t>
-      </w:r>
-      <w:r>
-        <w:t xml:space="preserve"> do Arduino.</w:t>
-      </w:r>
-    </w:p>
-    <w:p>
-      <w:pPr>
-        <w:pStyle w:val="PargrafodaLista"/>
-        <w:ind w:left="2160"/>
-        <w:jc w:val="both"/>
-      </w:pPr>
-    </w:p>
-    <w:p>
-      <w:pPr>
-        <w:pStyle w:val="PargrafodaLista"/>
-        <w:numPr>
-          <w:ilvl w:val="1"/>
-          <w:numId w:val="19"/>
-        </w:numPr>
-        <w:jc w:val="both"/>
-      </w:pPr>
-      <w:r>
-        <w:rPr>
-          <w:b/>
-          <w:bCs/>
-        </w:rPr>
-        <w:t>_process(delta)</w:t>
-      </w:r>
-      <w:r>
-        <w:rPr>
-          <w:b/>
-          <w:bCs/>
-        </w:rPr>
-        <w:t>:</w:t>
-      </w:r>
-      <w:r>
-        <w:t xml:space="preserve"> é chamada a cada frame, de acordo com a taxa de quadros do jogo. Ela é usada para tudo que depende de tempo contínuo, como animações, efeitos visuais,</w:t>
-      </w:r>
-      <w:r>
-        <w:t xml:space="preserve"> ou</w:t>
-      </w:r>
-      <w:r>
-        <w:t xml:space="preserve"> contadores. </w:t>
-      </w:r>
-    </w:p>
-    <w:p>
-      <w:pPr>
-        <w:pStyle w:val="PargrafodaLista"/>
-        <w:numPr>
-          <w:ilvl w:val="2"/>
-          <w:numId w:val="19"/>
-        </w:numPr>
-        <w:jc w:val="both"/>
-      </w:pPr>
-      <w:r>
-        <w:t>O parâmetro delta representa o tempo decorrido desde o último frame, o que permite criar comportamentos independentes da velocidade do computador.</w:t>
-      </w:r>
-      <w:r>
-        <w:t xml:space="preserve"> </w:t>
-      </w:r>
-    </w:p>
-    <w:p>
-      <w:pPr>
-        <w:pStyle w:val="PargrafodaLista"/>
-        <w:ind w:left="2880"/>
-        <w:jc w:val="both"/>
-      </w:pPr>
-    </w:p>
-    <w:p>
-      <w:pPr>
-        <w:pStyle w:val="PargrafodaLista"/>
-        <w:numPr>
-          <w:ilvl w:val="1"/>
-          <w:numId w:val="19"/>
-        </w:numPr>
-        <w:jc w:val="both"/>
-      </w:pPr>
-      <w:r>
-        <w:rPr>
-          <w:b/>
-          <w:bCs/>
-        </w:rPr>
-        <w:t>_physics_process(delta)</w:t>
-      </w:r>
-      <w:r>
-        <w:rPr>
-          <w:b/>
-          <w:bCs/>
-        </w:rPr>
-        <w:t>:</w:t>
-      </w:r>
-      <w:r>
-        <w:t xml:space="preserve"> funciona de forma semelhante</w:t>
-      </w:r>
-      <w:r>
-        <w:t xml:space="preserve"> à </w:t>
-      </w:r>
-      <w:r>
-        <w:t>_process(delta)</w:t>
-      </w:r>
-      <w:r>
-        <w:t>,</w:t>
-      </w:r>
-      <w:r>
-        <w:t xml:space="preserve"> mas é chamada em um intervalo fixo, sincronizado com o sistema de física da engine. </w:t>
-      </w:r>
-    </w:p>
-    <w:p>
-      <w:pPr>
-        <w:pStyle w:val="PargrafodaLista"/>
-        <w:numPr>
-          <w:ilvl w:val="2"/>
-          <w:numId w:val="19"/>
-        </w:numPr>
-        <w:jc w:val="both"/>
-      </w:pPr>
-      <w:r>
-        <w:t xml:space="preserve">Tudo que envolve movimento físico, colisão ou forças deve ficar aqui. </w:t>
-      </w:r>
-    </w:p>
-    <w:p>
-      <w:pPr>
-        <w:pStyle w:val="PargrafodaLista"/>
-        <w:numPr>
-          <w:ilvl w:val="2"/>
-          <w:numId w:val="19"/>
-        </w:numPr>
-        <w:jc w:val="both"/>
-      </w:pPr>
-      <w:r>
-        <w:t>Essa separação é importante porque misturar lógica de física com lógica visual costuma gerar comportamentos imprevisíveis.</w:t>
-      </w:r>
-    </w:p>
-    <w:p>
-      <w:pPr>
-        <w:pStyle w:val="SubsectionBasico"/>
-      </w:pPr>
-      <w:bookmarkStart w:id="24" w:name="_Toc221177150"/>
-      <w:r>
-        <w:t>Comunicação entre Scripts:</w:t>
-      </w:r>
-      <w:bookmarkEnd w:id="24"/>
-    </w:p>
-    <w:p>
-      <w:pPr>
-        <w:pStyle w:val="PargrafodaLista"/>
-        <w:ind w:left="1440"/>
-        <w:jc w:val="both"/>
-      </w:pPr>
-      <w:r>
-        <w:t>Na Godot, isso geralmente acontece de três formas: acesso direto a</w:t>
-      </w:r>
-      <w:r>
-        <w:t>os</w:t>
-      </w:r>
-      <w:r>
-        <w:t xml:space="preserve"> nós da árvore, sinais (</w:t>
-      </w:r>
-      <w:proofErr w:type="spellStart"/>
-      <w:r>
-        <w:t>signals</w:t>
-      </w:r>
-      <w:proofErr w:type="spellEnd"/>
-      <w:r>
-        <w:t>) e variáveis compartilhadas</w:t>
-      </w:r>
-      <w:r>
-        <w:t>.</w:t>
-      </w:r>
-    </w:p>
-    <w:p>
-      <w:pPr>
-        <w:pStyle w:val="PargrafodaLista"/>
-        <w:ind w:left="1440"/>
-        <w:jc w:val="both"/>
-      </w:pPr>
-    </w:p>
-    <w:p>
-      <w:pPr>
-        <w:pStyle w:val="PargrafodaLista"/>
-        <w:numPr>
-          <w:ilvl w:val="0"/>
-          <w:numId w:val="19"/>
-        </w:numPr>
-        <w:jc w:val="both"/>
-      </w:pPr>
-      <w:r>
-        <w:rPr>
-          <w:b/>
-          <w:bCs/>
-        </w:rPr>
-        <w:lastRenderedPageBreak/>
-        <w:t>Acesso direto</w:t>
-      </w:r>
-      <w:r>
-        <w:rPr>
-          <w:b/>
-          <w:bCs/>
-        </w:rPr>
-        <w:t>:</w:t>
-      </w:r>
-      <w:r>
-        <w:t xml:space="preserve"> usa caminhos na árvore, como “pegue meu pai” ou “pegue tal filho”. Isso é simples, mas cria acoplamento forte. </w:t>
-      </w:r>
-    </w:p>
-    <w:p>
-      <w:pPr>
-        <w:pStyle w:val="PargrafodaLista"/>
-        <w:numPr>
-          <w:ilvl w:val="0"/>
-          <w:numId w:val="19"/>
-        </w:numPr>
-        <w:jc w:val="both"/>
-      </w:pPr>
-      <w:proofErr w:type="spellStart"/>
-      <w:r>
-        <w:rPr>
-          <w:b/>
-          <w:bCs/>
-        </w:rPr>
-        <w:t>Signals</w:t>
-      </w:r>
-      <w:proofErr w:type="spellEnd"/>
-      <w:r>
-        <w:rPr>
-          <w:b/>
-          <w:bCs/>
-        </w:rPr>
-        <w:t xml:space="preserve">: </w:t>
-      </w:r>
-      <w:r>
-        <w:t>são uma forma mais elegante e desacoplada de comunicação, no qual um nó emite um evento, e outro reage a ele, sem que ambos precisem se conhecer profundamente.</w:t>
-      </w:r>
-    </w:p>
-    <w:p>
-      <w:pPr>
-        <w:pStyle w:val="PargrafodaLista"/>
-        <w:numPr>
-          <w:ilvl w:val="1"/>
-          <w:numId w:val="19"/>
-        </w:numPr>
-        <w:jc w:val="both"/>
-      </w:pPr>
-      <w:r>
-        <w:t xml:space="preserve">Eles permitem modelar eventos como, “fase terminou” ou “jogador </w:t>
-      </w:r>
-      <w:r>
-        <w:t>morreu</w:t>
-      </w:r>
-      <w:r>
-        <w:t xml:space="preserve">”, sem misturar tudo em um único script gigante. </w:t>
-      </w:r>
-    </w:p>
-    <w:p>
-      <w:pPr>
-        <w:pStyle w:val="PargrafodaLista"/>
-        <w:numPr>
-          <w:ilvl w:val="0"/>
-          <w:numId w:val="19"/>
-        </w:numPr>
-        <w:jc w:val="both"/>
-        <w:rPr>
-          <w:b/>
-          <w:bCs/>
-        </w:rPr>
-      </w:pPr>
-      <w:r>
-        <w:rPr>
-          <w:b/>
-          <w:bCs/>
-        </w:rPr>
-        <w:t>Variáveis compartilhadas</w:t>
-      </w:r>
-      <w:r>
-        <w:rPr>
-          <w:b/>
-          <w:bCs/>
-        </w:rPr>
-        <w:t xml:space="preserve">: </w:t>
-      </w:r>
-      <w:r>
-        <w:t>permitem persistir estados — como pontuação, saúde do jogador ou configurações — entre diferentes cenas, sem que elas sejam reiniciadas ao mudar de fase.</w:t>
-      </w:r>
-      <w:r>
-        <w:t xml:space="preserve"> O ideal é que tais variáveis sejam implementadas por Singletons</w:t>
-      </w:r>
-    </w:p>
-    <w:p>
-      <w:pPr>
-        <w:pStyle w:val="PargrafodaLista"/>
-        <w:numPr>
-          <w:ilvl w:val="1"/>
-          <w:numId w:val="19"/>
-        </w:numPr>
-        <w:jc w:val="both"/>
-      </w:pPr>
-      <w:r>
-        <w:t>Com um singleton, u</w:t>
-      </w:r>
-      <w:r>
-        <w:t>m script (ou cena) é carregado automaticamente pelo motor, tornando suas variáveis acessíveis em qualquer lugar usando</w:t>
-      </w:r>
-    </w:p>
-    <w:p>
-      <w:pPr>
-        <w:pStyle w:val="SubsectionBasico"/>
-      </w:pPr>
-      <w:bookmarkStart w:id="25" w:name="_Toc221177151"/>
-      <w:r>
-        <w:t>Separação de responsabilidades:</w:t>
-      </w:r>
-      <w:bookmarkEnd w:id="25"/>
-    </w:p>
-    <w:p>
-      <w:pPr>
-        <w:pStyle w:val="PargrafodaLista"/>
-        <w:ind w:left="1440"/>
-        <w:jc w:val="both"/>
-      </w:pPr>
-      <w:r>
-        <w:t>Na Godot, uma boa prática é separar responsabilidades: um script controla o jogador, outro controla o estado da fase, outro cuida do áudio, e assim por diante. Essa separação não é apenas técnica, mas conceitual.</w:t>
-      </w:r>
-    </w:p>
-    <w:p>
-      <w:pPr>
-        <w:pStyle w:val="PargrafodaLista"/>
-        <w:ind w:left="1440"/>
-        <w:jc w:val="both"/>
-      </w:pPr>
-    </w:p>
-    <w:p>
-      <w:pPr>
-        <w:pStyle w:val="PargrafodaLista"/>
-        <w:ind w:left="1440"/>
-        <w:jc w:val="both"/>
-      </w:pPr>
-      <w:r>
-        <w:t xml:space="preserve">GDScript é menos sobre sintaxe complicada e mais sobre entender o fluxo da engine: </w:t>
-      </w:r>
-      <w:r>
-        <w:t xml:space="preserve">os </w:t>
-      </w:r>
-      <w:r>
-        <w:t>nós entram na cena, scripts reagem ao tempo, estados mudam gradualmente e eventos conectam tudo.</w:t>
-      </w:r>
-    </w:p>
-    <w:p>
-      <w:pPr>
-        <w:pStyle w:val="SubsectionBasico"/>
-      </w:pPr>
-      <w:r>
-        <w:t>Configuração de câmera:</w:t>
+        <w:t>TileSet</w:t>
+      </w:r>
+      <w:r>
+        <w:rPr>
+          <w:b w:val="0"/>
+          <w:bCs w:val="0"/>
+        </w:rPr>
+        <w:t>, precisa</w:t>
+      </w:r>
+      <w:r>
+        <w:rPr>
+          <w:b w:val="0"/>
+          <w:bCs w:val="0"/>
+        </w:rPr>
+        <w:t>mos</w:t>
+      </w:r>
+      <w:r>
+        <w:rPr>
+          <w:b w:val="0"/>
+          <w:bCs w:val="0"/>
+        </w:rPr>
+        <w:t xml:space="preserve"> adicionar uma “Source”. Quando </w:t>
+      </w:r>
+      <w:r>
+        <w:rPr>
+          <w:b w:val="0"/>
+          <w:bCs w:val="0"/>
+        </w:rPr>
+        <w:t>o</w:t>
+      </w:r>
+      <w:r>
+        <w:rPr>
+          <w:b w:val="0"/>
+          <w:bCs w:val="0"/>
+        </w:rPr>
+        <w:t xml:space="preserve"> PNG é um </w:t>
+      </w:r>
+      <w:r>
+        <w:rPr>
+          <w:b w:val="0"/>
+          <w:bCs w:val="0"/>
+          <w:i/>
+          <w:iCs/>
+        </w:rPr>
+        <w:t>spritesheet</w:t>
+      </w:r>
+      <w:r>
+        <w:rPr>
+          <w:b w:val="0"/>
+          <w:bCs w:val="0"/>
+        </w:rPr>
+        <w:t xml:space="preserve"> organizado em grade regular (como 16x16), o tipo correto de fonte é um Atlas.</w:t>
       </w:r>
     </w:p>
     <w:p>
@@ -6240,12 +6830,81 @@
           <w:ilvl w:val="0"/>
           <w:numId w:val="0"/>
         </w:numPr>
-        <w:ind w:left="1440"/>
-        <w:rPr>
-          <w:b w:val="0"/>
-          <w:bCs w:val="0"/>
-        </w:rPr>
-      </w:pPr>
+        <w:ind w:left="324"/>
+        <w:jc w:val="both"/>
+        <w:rPr>
+          <w:b w:val="0"/>
+          <w:bCs w:val="0"/>
+        </w:rPr>
+      </w:pPr>
+    </w:p>
+    <w:p>
+      <w:pPr>
+        <w:pStyle w:val="SubsectionBasico"/>
+        <w:numPr>
+          <w:ilvl w:val="0"/>
+          <w:numId w:val="27"/>
+        </w:numPr>
+        <w:ind w:left="2484"/>
+        <w:jc w:val="both"/>
+        <w:rPr>
+          <w:b w:val="0"/>
+          <w:bCs w:val="0"/>
+        </w:rPr>
+      </w:pPr>
+      <w:r>
+        <w:rPr>
+          <w:b w:val="0"/>
+          <w:bCs w:val="0"/>
+        </w:rPr>
+        <w:t xml:space="preserve">Ao adicionar o Atlas e selecionar o PNG, </w:t>
+      </w:r>
+      <w:r>
+        <w:rPr>
+          <w:b w:val="0"/>
+          <w:bCs w:val="0"/>
+        </w:rPr>
+        <w:t>devemos</w:t>
+      </w:r>
+      <w:r>
+        <w:rPr>
+          <w:b w:val="0"/>
+          <w:bCs w:val="0"/>
+        </w:rPr>
+        <w:t xml:space="preserve"> configurar o “</w:t>
+      </w:r>
+      <w:r>
+        <w:rPr>
+          <w:b w:val="0"/>
+          <w:bCs w:val="0"/>
+          <w:i/>
+          <w:iCs/>
+        </w:rPr>
+        <w:t>Texture Region Size</w:t>
+      </w:r>
+      <w:r>
+        <w:rPr>
+          <w:b w:val="0"/>
+          <w:bCs w:val="0"/>
+        </w:rPr>
+        <w:t xml:space="preserve">” para 16x16. Isso informa à engine que cada tile ocupa exatamente esse tamanho dentro da imagem. Ao confirmar, a Godot divide automaticamente o </w:t>
+      </w:r>
+      <w:r>
+        <w:rPr>
+          <w:b w:val="0"/>
+          <w:bCs w:val="0"/>
+          <w:i/>
+          <w:iCs/>
+        </w:rPr>
+        <w:t>spritesheet</w:t>
+      </w:r>
+      <w:r>
+        <w:rPr>
+          <w:b w:val="0"/>
+          <w:bCs w:val="0"/>
+        </w:rPr>
+        <w:t xml:space="preserve"> em múltiplos tiles individuais.</w:t>
+      </w:r>
     </w:p>
     <w:p>
       <w:pPr>
@@ -6254,46 +6913,24 @@
           <w:ilvl w:val="0"/>
           <w:numId w:val="0"/>
         </w:numPr>
-        <w:ind w:left="1440"/>
-        <w:rPr>
-          <w:b w:val="0"/>
-          <w:bCs w:val="0"/>
-        </w:rPr>
-      </w:pPr>
-      <w:r>
-        <w:rPr>
-          <w:b w:val="0"/>
-          <w:bCs w:val="0"/>
-        </w:rPr>
-        <w:t xml:space="preserve">Na Godot, a câmera não existe automaticamente. Diferente de </w:t>
-      </w:r>
-      <w:r>
-        <w:rPr>
-          <w:b w:val="0"/>
-          <w:bCs w:val="0"/>
-        </w:rPr>
-        <w:t>outras</w:t>
-      </w:r>
-      <w:r>
-        <w:rPr>
-          <w:b w:val="0"/>
-          <w:bCs w:val="0"/>
-        </w:rPr>
-        <w:t xml:space="preserve"> engines, </w:t>
-      </w:r>
-      <w:r>
-        <w:rPr>
-          <w:b w:val="0"/>
-          <w:bCs w:val="0"/>
-        </w:rPr>
-        <w:t>precisamos</w:t>
-      </w:r>
-      <w:r>
-        <w:rPr>
-          <w:b w:val="0"/>
-          <w:bCs w:val="0"/>
-        </w:rPr>
-        <w:t xml:space="preserve"> criar explicitamente um nó de câmera e dizer à engine: “é esta câmera que o jogador deve usar”.</w:t>
+        <w:ind w:left="2160"/>
+        <w:rPr>
+          <w:b w:val="0"/>
+          <w:bCs w:val="0"/>
+        </w:rPr>
+      </w:pPr>
+    </w:p>
+    <w:p>
+      <w:pPr>
+        <w:pStyle w:val="SubsectionBasico"/>
+        <w:numPr>
+          <w:ilvl w:val="0"/>
+          <w:numId w:val="26"/>
+        </w:numPr>
+        <w:jc w:val="both"/>
+      </w:pPr>
+      <w:r>
+        <w:t>Aplicando a Física às Tiles criadas:</w:t>
       </w:r>
     </w:p>
     <w:p>
@@ -6303,11 +6940,8 @@
           <w:ilvl w:val="0"/>
           <w:numId w:val="0"/>
         </w:numPr>
-        <w:ind w:left="1440" w:hanging="360"/>
-        <w:rPr>
-          <w:b w:val="0"/>
-          <w:bCs w:val="0"/>
-        </w:rPr>
+        <w:ind w:left="2160"/>
+        <w:jc w:val="both"/>
       </w:pPr>
     </w:p>
     <w:p>
@@ -6315,109 +6949,45 @@
         <w:pStyle w:val="SubsectionBasico"/>
         <w:numPr>
           <w:ilvl w:val="0"/>
-          <w:numId w:val="21"/>
-        </w:numPr>
-        <w:rPr>
-          <w:b w:val="0"/>
-          <w:bCs w:val="0"/>
-        </w:rPr>
-      </w:pPr>
-      <w:r>
-        <w:rPr>
-          <w:b w:val="0"/>
-          <w:bCs w:val="0"/>
-        </w:rPr>
-        <w:t xml:space="preserve">Em jogos 2D, </w:t>
-      </w:r>
-      <w:r>
-        <w:rPr>
-          <w:b w:val="0"/>
-          <w:bCs w:val="0"/>
-        </w:rPr>
-        <w:t>o</w:t>
-      </w:r>
-      <w:r>
-        <w:rPr>
-          <w:b w:val="0"/>
-          <w:bCs w:val="0"/>
-        </w:rPr>
-        <w:t xml:space="preserve"> nó</w:t>
-      </w:r>
-      <w:r>
-        <w:rPr>
-          <w:b w:val="0"/>
-          <w:bCs w:val="0"/>
-        </w:rPr>
-        <w:t xml:space="preserve"> da câmera</w:t>
-      </w:r>
-      <w:r>
-        <w:rPr>
-          <w:b w:val="0"/>
-          <w:bCs w:val="0"/>
-        </w:rPr>
-        <w:t xml:space="preserve"> se chama Camera2D. Ele é apenas mais um nó da árvore e, como qualquer outro, pode ter script, propriedades e comportamento.</w:t>
-      </w:r>
-    </w:p>
-    <w:p>
-      <w:pPr>
-        <w:pStyle w:val="SubsectionBasico"/>
-        <w:numPr>
-          <w:ilvl w:val="1"/>
-          <w:numId w:val="21"/>
-        </w:numPr>
-        <w:rPr>
-          <w:b w:val="0"/>
-          <w:bCs w:val="0"/>
-        </w:rPr>
-      </w:pPr>
-      <w:r>
-        <w:rPr>
-          <w:b w:val="0"/>
-          <w:bCs w:val="0"/>
-        </w:rPr>
-        <w:t xml:space="preserve">Ao criar o nó </w:t>
-      </w:r>
-      <w:r>
-        <w:rPr>
-          <w:b w:val="0"/>
-          <w:bCs w:val="0"/>
-        </w:rPr>
-        <w:t>Camera2D</w:t>
-      </w:r>
-      <w:r>
-        <w:rPr>
-          <w:b w:val="0"/>
-          <w:bCs w:val="0"/>
-        </w:rPr>
-        <w:t xml:space="preserve">, é necessário </w:t>
-      </w:r>
-      <w:r>
-        <w:rPr>
-          <w:b w:val="0"/>
-          <w:bCs w:val="0"/>
-        </w:rPr>
-        <w:t>marcar a opção Enabled</w:t>
-      </w:r>
-      <w:r>
-        <w:rPr>
-          <w:b w:val="0"/>
-          <w:bCs w:val="0"/>
-        </w:rPr>
-        <w:t xml:space="preserve"> no Inspetor</w:t>
-      </w:r>
-      <w:r>
-        <w:rPr>
-          <w:b w:val="0"/>
-          <w:bCs w:val="0"/>
-        </w:rPr>
-        <w:t>. Sem isso, a câmera existe, mas não está ativa</w:t>
-      </w:r>
-      <w:r>
-        <w:rPr>
-          <w:b w:val="0"/>
-          <w:bCs w:val="0"/>
-        </w:rPr>
-        <w:t xml:space="preserve"> e a Godot não entende que é ela quem deve ser utilizada</w:t>
+          <w:numId w:val="28"/>
+        </w:numPr>
+        <w:jc w:val="both"/>
+        <w:rPr>
+          <w:b w:val="0"/>
+          <w:bCs w:val="0"/>
+        </w:rPr>
+      </w:pPr>
+      <w:r>
+        <w:rPr>
+          <w:b w:val="0"/>
+          <w:bCs w:val="0"/>
+        </w:rPr>
+        <w:t xml:space="preserve">Na Godot 4, a física dos tiles não é configurada no </w:t>
+      </w:r>
+      <w:r>
+        <w:rPr>
+          <w:b w:val="0"/>
+          <w:bCs w:val="0"/>
+          <w:i/>
+          <w:iCs/>
+        </w:rPr>
+        <w:t>TileMapLayer</w:t>
+      </w:r>
+      <w:r>
+        <w:rPr>
+          <w:b w:val="0"/>
+          <w:bCs w:val="0"/>
+        </w:rPr>
+        <w:t xml:space="preserve">, mas dentro do </w:t>
+      </w:r>
+      <w:r>
+        <w:rPr>
+          <w:b w:val="0"/>
+          <w:bCs w:val="0"/>
+          <w:i/>
+          <w:iCs/>
+        </w:rPr>
+        <w:t>TileSet</w:t>
       </w:r>
       <w:r>
         <w:rPr>
@@ -6425,6 +6995,20 @@
           <w:bCs w:val="0"/>
         </w:rPr>
         <w:t>.</w:t>
+      </w:r>
+      <w:r>
+        <w:rPr>
+          <w:b w:val="0"/>
+          <w:bCs w:val="0"/>
+        </w:rPr>
+        <w:t xml:space="preserve"> </w:t>
+      </w:r>
+      <w:r>
+        <w:rPr>
+          <w:b w:val="0"/>
+          <w:bCs w:val="0"/>
+        </w:rPr>
+        <w:t>Cada tile pode ter sua própria forma de colisão.</w:t>
       </w:r>
     </w:p>
     <w:p>
@@ -6434,7 +7018,8 @@
           <w:ilvl w:val="0"/>
           <w:numId w:val="0"/>
         </w:numPr>
-        <w:ind w:left="2880"/>
+        <w:ind w:left="2520"/>
+        <w:jc w:val="both"/>
         <w:rPr>
           <w:b w:val="0"/>
           <w:bCs w:val="0"/>
@@ -6446,47 +7031,29 @@
         <w:pStyle w:val="SubsectionBasico"/>
         <w:numPr>
           <w:ilvl w:val="0"/>
-          <w:numId w:val="21"/>
-        </w:numPr>
-        <w:rPr>
-          <w:b w:val="0"/>
-          <w:bCs w:val="0"/>
-        </w:rPr>
-      </w:pPr>
-      <w:r>
-        <w:rPr>
-          <w:b w:val="0"/>
-          <w:bCs w:val="0"/>
-        </w:rPr>
-        <w:t>A forma mais simples e correta de fazer a câmera seguir o jogador é torná-la filha do Player</w:t>
-      </w:r>
-      <w:r>
-        <w:rPr>
-          <w:b w:val="0"/>
-          <w:bCs w:val="0"/>
-        </w:rPr>
-        <w:t xml:space="preserve"> (</w:t>
-      </w:r>
-      <w:r>
-        <w:rPr>
-          <w:b w:val="0"/>
-          <w:bCs w:val="0"/>
-        </w:rPr>
-        <w:t>quando um nó é filho de outro, ele herda automaticamente sua posição</w:t>
-      </w:r>
-      <w:r>
-        <w:rPr>
-          <w:b w:val="0"/>
-          <w:bCs w:val="0"/>
-        </w:rPr>
-        <w:t>)</w:t>
-      </w:r>
-      <w:r>
-        <w:rPr>
-          <w:b w:val="0"/>
-          <w:bCs w:val="0"/>
-        </w:rPr>
-        <w:t>.</w:t>
+          <w:numId w:val="28"/>
+        </w:numPr>
+        <w:jc w:val="both"/>
+        <w:rPr>
+          <w:b w:val="0"/>
+          <w:bCs w:val="0"/>
+        </w:rPr>
+      </w:pPr>
+      <w:r>
+        <w:rPr>
+          <w:b w:val="0"/>
+          <w:bCs w:val="0"/>
+        </w:rPr>
+        <w:t xml:space="preserve">Antes de adicionar colisão a um tile, é necessário criar uma </w:t>
+      </w:r>
+      <w:r>
+        <w:rPr>
+          <w:b w:val="0"/>
+          <w:bCs w:val="0"/>
+          <w:i/>
+          <w:iCs/>
+        </w:rPr>
+        <w:t>Physics</w:t>
       </w:r>
       <w:r>
         <w:rPr>
@@ -6494,6 +7061,45 @@
           <w:bCs w:val="0"/>
         </w:rPr>
         <w:t xml:space="preserve"> </w:t>
+      </w:r>
+      <w:r>
+        <w:rPr>
+          <w:b w:val="0"/>
+          <w:bCs w:val="0"/>
+          <w:i/>
+          <w:iCs/>
+        </w:rPr>
+        <w:t>Layer</w:t>
+      </w:r>
+      <w:r>
+        <w:rPr>
+          <w:b w:val="0"/>
+          <w:bCs w:val="0"/>
+        </w:rPr>
+        <w:t xml:space="preserve"> dentro do </w:t>
+      </w:r>
+      <w:r>
+        <w:rPr>
+          <w:b w:val="0"/>
+          <w:bCs w:val="0"/>
+          <w:i/>
+          <w:iCs/>
+        </w:rPr>
+        <w:t>TileSet</w:t>
+      </w:r>
+      <w:r>
+        <w:rPr>
+          <w:b w:val="0"/>
+          <w:bCs w:val="0"/>
+        </w:rPr>
+        <w:t xml:space="preserve"> (No inspetor)</w:t>
+      </w:r>
+      <w:r>
+        <w:rPr>
+          <w:b w:val="0"/>
+          <w:bCs w:val="0"/>
+        </w:rPr>
+        <w:t>. Essa camada define que o conjunto de tiles poderá ter propriedades físicas.</w:t>
       </w:r>
     </w:p>
     <w:p>
@@ -6503,7 +7109,7 @@
           <w:ilvl w:val="0"/>
           <w:numId w:val="0"/>
         </w:numPr>
-        <w:ind w:left="2160"/>
+        <w:jc w:val="both"/>
         <w:rPr>
           <w:b w:val="0"/>
           <w:bCs w:val="0"/>
@@ -6515,27 +7121,21 @@
         <w:pStyle w:val="SubsectionBasico"/>
         <w:numPr>
           <w:ilvl w:val="0"/>
-          <w:numId w:val="21"/>
-        </w:numPr>
-        <w:rPr>
-          <w:b w:val="0"/>
-          <w:bCs w:val="0"/>
-        </w:rPr>
-      </w:pPr>
-      <w:r>
-        <w:t>Observação:</w:t>
-      </w:r>
-      <w:r>
-        <w:t xml:space="preserve"> </w:t>
-      </w:r>
-      <w:r>
-        <w:rPr>
-          <w:b w:val="0"/>
-          <w:bCs w:val="0"/>
-        </w:rPr>
-        <w:t xml:space="preserve">A Camera2D tem um recurso chamado </w:t>
-      </w:r>
-      <w:proofErr w:type="spellStart"/>
+          <w:numId w:val="28"/>
+        </w:numPr>
+        <w:jc w:val="both"/>
+        <w:rPr>
+          <w:b w:val="0"/>
+          <w:bCs w:val="0"/>
+        </w:rPr>
+      </w:pPr>
+      <w:r>
+        <w:rPr>
+          <w:b w:val="0"/>
+          <w:bCs w:val="0"/>
+        </w:rPr>
+        <w:t xml:space="preserve">Depois de criar a </w:t>
+      </w:r>
       <w:r>
         <w:rPr>
           <w:b w:val="0"/>
@@ -6543,15 +7143,21 @@
           <w:i/>
           <w:iCs/>
         </w:rPr>
-        <w:t>Smoothing</w:t>
-      </w:r>
-      <w:proofErr w:type="spellEnd"/>
-      <w:r>
-        <w:rPr>
-          <w:b w:val="0"/>
-          <w:bCs w:val="0"/>
-        </w:rPr>
-        <w:t xml:space="preserve"> no Inspetor, o qual permite que ela apresente uma movimentação mais dinâmica, evitando se posicionar exatamente junto ao </w:t>
+        <w:t>Physics Layer</w:t>
+      </w:r>
+      <w:r>
+        <w:rPr>
+          <w:b w:val="0"/>
+          <w:bCs w:val="0"/>
+        </w:rPr>
+        <w:t xml:space="preserve">, ao selecionar um tile específico no modo </w:t>
+      </w:r>
+      <w:r>
+        <w:rPr>
+          <w:b w:val="0"/>
+          <w:bCs w:val="0"/>
+        </w:rPr>
+        <w:t>‘</w:t>
       </w:r>
       <w:r>
         <w:rPr>
@@ -6560,35 +7166,79 @@
           <w:i/>
           <w:iCs/>
         </w:rPr>
-        <w:t>player</w:t>
-      </w:r>
-      <w:r>
-        <w:rPr>
-          <w:b w:val="0"/>
-          <w:bCs w:val="0"/>
-        </w:rPr>
-        <w:t xml:space="preserve"> (</w:t>
-      </w:r>
-      <w:r>
-        <w:rPr>
-          <w:b w:val="0"/>
-          <w:bCs w:val="0"/>
-        </w:rPr>
-        <w:t>Ela “corre atrás” dele com um pequeno atraso</w:t>
-      </w:r>
-      <w:r>
-        <w:rPr>
-          <w:b w:val="0"/>
-          <w:bCs w:val="0"/>
-        </w:rPr>
-        <w:t>).</w:t>
-      </w:r>
-      <w:r>
-        <w:rPr>
-          <w:b w:val="0"/>
-          <w:bCs w:val="0"/>
-        </w:rPr>
-        <w:t xml:space="preserve"> </w:t>
+        <w:t>Select</w:t>
+      </w:r>
+      <w:r>
+        <w:rPr>
+          <w:b w:val="0"/>
+          <w:bCs w:val="0"/>
+        </w:rPr>
+        <w:t>’</w:t>
+      </w:r>
+      <w:r>
+        <w:rPr>
+          <w:b w:val="0"/>
+          <w:bCs w:val="0"/>
+        </w:rPr>
+        <w:t xml:space="preserve"> da aba inferior que exibe os tiles</w:t>
+      </w:r>
+      <w:r>
+        <w:rPr>
+          <w:b w:val="0"/>
+          <w:bCs w:val="0"/>
+        </w:rPr>
+        <w:t xml:space="preserve"> (Aba de </w:t>
+      </w:r>
+      <w:r>
+        <w:rPr>
+          <w:b w:val="0"/>
+          <w:bCs w:val="0"/>
+          <w:i/>
+          <w:iCs/>
+        </w:rPr>
+        <w:t>physics</w:t>
+      </w:r>
+      <w:r>
+        <w:rPr>
+          <w:b w:val="0"/>
+          <w:bCs w:val="0"/>
+        </w:rPr>
+        <w:t>)</w:t>
+      </w:r>
+      <w:r>
+        <w:rPr>
+          <w:b w:val="0"/>
+          <w:bCs w:val="0"/>
+        </w:rPr>
+        <w:t xml:space="preserve">, </w:t>
+      </w:r>
+      <w:r>
+        <w:rPr>
+          <w:b w:val="0"/>
+          <w:bCs w:val="0"/>
+        </w:rPr>
+        <w:t>veremos</w:t>
+      </w:r>
+      <w:r>
+        <w:rPr>
+          <w:b w:val="0"/>
+          <w:bCs w:val="0"/>
+        </w:rPr>
+        <w:t xml:space="preserve"> a opção de </w:t>
+      </w:r>
+      <w:r>
+        <w:rPr>
+          <w:b w:val="0"/>
+          <w:bCs w:val="0"/>
+        </w:rPr>
+        <w:t>criar</w:t>
+      </w:r>
+      <w:r>
+        <w:rPr>
+          <w:b w:val="0"/>
+          <w:bCs w:val="0"/>
+        </w:rPr>
+        <w:t xml:space="preserve"> um polígono de colisão.</w:t>
       </w:r>
     </w:p>
     <w:p>
@@ -6598,12 +7248,74 @@
           <w:ilvl w:val="0"/>
           <w:numId w:val="0"/>
         </w:numPr>
-        <w:ind w:left="2160"/>
-        <w:rPr>
-          <w:b w:val="0"/>
-          <w:bCs w:val="0"/>
-        </w:rPr>
-      </w:pPr>
+        <w:jc w:val="both"/>
+        <w:rPr>
+          <w:b w:val="0"/>
+          <w:bCs w:val="0"/>
+        </w:rPr>
+      </w:pPr>
+    </w:p>
+    <w:p>
+      <w:pPr>
+        <w:pStyle w:val="SubsectionBasico"/>
+        <w:numPr>
+          <w:ilvl w:val="0"/>
+          <w:numId w:val="28"/>
+        </w:numPr>
+        <w:jc w:val="both"/>
+        <w:rPr>
+          <w:b w:val="0"/>
+          <w:bCs w:val="0"/>
+        </w:rPr>
+      </w:pPr>
+      <w:r>
+        <w:rPr>
+          <w:b w:val="0"/>
+          <w:bCs w:val="0"/>
+        </w:rPr>
+        <w:t>Na aba inferior de propriedades dos tiles, há a opção ‘paint’. Em ‘</w:t>
+      </w:r>
+      <w:r>
+        <w:rPr>
+          <w:b w:val="0"/>
+          <w:bCs w:val="0"/>
+          <w:i/>
+          <w:iCs/>
+        </w:rPr>
+        <w:t>Paint Properties</w:t>
+      </w:r>
+      <w:r>
+        <w:rPr>
+          <w:b w:val="0"/>
+          <w:bCs w:val="0"/>
+        </w:rPr>
+        <w:t>’ devemos selecionar a ‘</w:t>
+      </w:r>
+      <w:r>
+        <w:rPr>
+          <w:b w:val="0"/>
+          <w:bCs w:val="0"/>
+          <w:i/>
+          <w:iCs/>
+        </w:rPr>
+        <w:t>physics layer</w:t>
+      </w:r>
+      <w:r>
+        <w:rPr>
+          <w:b w:val="0"/>
+          <w:bCs w:val="0"/>
+          <w:i/>
+          <w:iCs/>
+        </w:rPr>
+        <w:t>’</w:t>
+      </w:r>
+      <w:r>
+        <w:rPr>
+          <w:b w:val="0"/>
+          <w:bCs w:val="0"/>
+        </w:rPr>
+        <w:t xml:space="preserve"> criada e em sequência selecionar individualmente os tiles que devem ser comportar com a física.</w:t>
+      </w:r>
     </w:p>
     <w:p>
       <w:pPr>
@@ -6612,27 +7324,8 @@
           <w:ilvl w:val="0"/>
           <w:numId w:val="0"/>
         </w:numPr>
-        <w:ind w:left="2160"/>
-        <w:rPr>
-          <w:b w:val="0"/>
-          <w:bCs w:val="0"/>
-        </w:rPr>
-      </w:pPr>
-    </w:p>
-    <w:p>
-      <w:pPr>
-        <w:pStyle w:val="SubsectionBasico"/>
-      </w:pPr>
-      <w:r>
-        <w:lastRenderedPageBreak/>
-        <w:t>C</w:t>
-      </w:r>
-      <w:r>
-        <w:t>riação de Tiles e definição de física por Tile</w:t>
-      </w:r>
-      <w:r>
-        <w:t>:</w:t>
-      </w:r>
+        <w:ind w:left="3240"/>
+      </w:pPr>
     </w:p>
     <w:p>
       <w:pPr>
@@ -6641,11 +7334,6 @@
           <w:ilvl w:val="0"/>
           <w:numId w:val="0"/>
         </w:numPr>
-        <w:ind w:left="1800" w:hanging="360"/>
-        <w:rPr>
-          <w:b w:val="0"/>
-          <w:bCs w:val="0"/>
-        </w:rPr>
       </w:pPr>
     </w:p>
     <w:p>
@@ -6655,6 +7343,68 @@
           <w:ilvl w:val="0"/>
           <w:numId w:val="0"/>
         </w:numPr>
+      </w:pPr>
+    </w:p>
+    <w:p>
+      <w:pPr>
+        <w:pStyle w:val="SubsectionBasico"/>
+        <w:numPr>
+          <w:ilvl w:val="0"/>
+          <w:numId w:val="0"/>
+        </w:numPr>
+      </w:pPr>
+    </w:p>
+    <w:p>
+      <w:pPr>
+        <w:pStyle w:val="SubsectionBasico"/>
+        <w:numPr>
+          <w:ilvl w:val="0"/>
+          <w:numId w:val="0"/>
+        </w:numPr>
+      </w:pPr>
+    </w:p>
+    <w:p>
+      <w:pPr>
+        <w:pStyle w:val="SubsectionBasico"/>
+        <w:numPr>
+          <w:ilvl w:val="0"/>
+          <w:numId w:val="0"/>
+        </w:numPr>
+      </w:pPr>
+    </w:p>
+    <w:p>
+      <w:pPr>
+        <w:pStyle w:val="SubsectionBasico"/>
+      </w:pPr>
+      <w:r>
+        <w:lastRenderedPageBreak/>
+        <w:t>Suavização de movimento dos sprites</w:t>
+      </w:r>
+      <w:r>
+        <w:t>:</w:t>
+      </w:r>
+    </w:p>
+    <w:p>
+      <w:pPr>
+        <w:pStyle w:val="SubsectionBasico"/>
+        <w:numPr>
+          <w:ilvl w:val="0"/>
+          <w:numId w:val="0"/>
+        </w:numPr>
+        <w:ind w:left="1800" w:hanging="360"/>
+        <w:rPr>
+          <w:b w:val="0"/>
+          <w:bCs w:val="0"/>
+        </w:rPr>
+      </w:pPr>
+    </w:p>
+    <w:p>
+      <w:pPr>
+        <w:pStyle w:val="SubsectionBasico"/>
+        <w:numPr>
+          <w:ilvl w:val="0"/>
+          <w:numId w:val="0"/>
+        </w:numPr>
         <w:ind w:left="1440"/>
         <w:jc w:val="both"/>
         <w:rPr>
@@ -6667,125 +7417,197 @@
           <w:b w:val="0"/>
           <w:bCs w:val="0"/>
         </w:rPr>
-        <w:t>Na</w:t>
-      </w:r>
-      <w:r>
-        <w:rPr>
-          <w:b w:val="0"/>
-          <w:bCs w:val="0"/>
-        </w:rPr>
-        <w:t xml:space="preserve"> Godot, um tile </w:t>
-      </w:r>
-      <w:r>
-        <w:rPr>
-          <w:b w:val="0"/>
-          <w:bCs w:val="0"/>
-        </w:rPr>
-        <w:t>é uma estrutura composta por</w:t>
-      </w:r>
-      <w:r>
-        <w:rPr>
-          <w:b w:val="0"/>
-          <w:bCs w:val="0"/>
-        </w:rPr>
-        <w:t xml:space="preserve"> </w:t>
-      </w:r>
-      <w:r>
-        <w:rPr>
-          <w:b w:val="0"/>
-          <w:bCs w:val="0"/>
-        </w:rPr>
-        <w:t>uma região de textur</w:t>
-      </w:r>
-      <w:r>
-        <w:rPr>
-          <w:b w:val="0"/>
-          <w:bCs w:val="0"/>
-        </w:rPr>
-        <w:t xml:space="preserve">a </w:t>
-      </w:r>
-      <w:r>
-        <w:rPr>
-          <w:b w:val="0"/>
-          <w:bCs w:val="0"/>
-        </w:rPr>
-        <w:t>(recorte do PNG),</w:t>
-      </w:r>
-      <w:r>
-        <w:rPr>
-          <w:b w:val="0"/>
-          <w:bCs w:val="0"/>
-        </w:rPr>
-        <w:t xml:space="preserve"> </w:t>
-      </w:r>
-      <w:r>
-        <w:rPr>
-          <w:b w:val="0"/>
-          <w:bCs w:val="0"/>
-        </w:rPr>
-        <w:t>propriedades visuais</w:t>
-      </w:r>
-      <w:r>
-        <w:rPr>
-          <w:b w:val="0"/>
-          <w:bCs w:val="0"/>
-        </w:rPr>
-        <w:t xml:space="preserve">, </w:t>
-      </w:r>
-      <w:r>
-        <w:rPr>
-          <w:b w:val="0"/>
-          <w:bCs w:val="0"/>
-        </w:rPr>
-        <w:t>propriedades físicas (opcionais)</w:t>
-      </w:r>
-      <w:r>
-        <w:rPr>
-          <w:b w:val="0"/>
-          <w:bCs w:val="0"/>
-        </w:rPr>
-        <w:t xml:space="preserve"> e</w:t>
-      </w:r>
-      <w:r>
-        <w:rPr>
-          <w:b w:val="0"/>
-          <w:bCs w:val="0"/>
-        </w:rPr>
-        <w:t xml:space="preserve"> eventualmente navegação ou oclusão.</w:t>
-      </w:r>
-      <w:r>
-        <w:rPr>
-          <w:b w:val="0"/>
-          <w:bCs w:val="0"/>
-        </w:rPr>
-        <w:t xml:space="preserve"> </w:t>
-      </w:r>
-      <w:r>
-        <w:rPr>
-          <w:b w:val="0"/>
-          <w:bCs w:val="0"/>
-        </w:rPr>
-        <w:t xml:space="preserve">Esses tiles são organizados dentro de um </w:t>
-      </w:r>
-      <w:proofErr w:type="spellStart"/>
-      <w:r>
+        <w:t xml:space="preserve">Problema de </w:t>
+      </w:r>
+      <w:r>
+        <w:rPr>
+          <w:b w:val="0"/>
+          <w:bCs w:val="0"/>
+        </w:rPr>
+        <w:t>subpixel movement + pixel art rendering</w:t>
+      </w:r>
+      <w:r>
+        <w:rPr>
+          <w:b w:val="0"/>
+          <w:bCs w:val="0"/>
+        </w:rPr>
+        <w:t>, faz com que a GPU fique arredondando, reposicionando e reamostrando a textura, de modo que a o resultado visual se apresente de modo trêmulo (passando a sensação de micro-ajuste constante). Como exemplo, segue a imagem abaixo:</w:t>
+      </w:r>
+    </w:p>
+    <w:p>
+      <w:pPr>
+        <w:pStyle w:val="SubsectionBasico"/>
+        <w:numPr>
+          <w:ilvl w:val="0"/>
+          <w:numId w:val="0"/>
+        </w:numPr>
+        <w:ind w:left="1440"/>
+        <w:jc w:val="both"/>
+        <w:rPr>
+          <w:b w:val="0"/>
+          <w:bCs w:val="0"/>
+        </w:rPr>
+      </w:pPr>
+    </w:p>
+    <w:p>
+      <w:pPr>
+        <w:pStyle w:val="SubsectionBasico"/>
+        <w:numPr>
+          <w:ilvl w:val="0"/>
+          <w:numId w:val="0"/>
+        </w:numPr>
+        <w:ind w:left="1440"/>
+        <w:jc w:val="both"/>
+        <w:rPr>
+          <w:b w:val="0"/>
+          <w:bCs w:val="0"/>
+        </w:rPr>
+      </w:pPr>
+      <w:r>
+        <w:rPr>
+          <w:b w:val="0"/>
+          <w:bCs w:val="0"/>
+        </w:rPr>
+        <w:drawing>
+          <wp:inline distT="0" distB="0" distL="0" distR="0" wp14:anchorId="545A951A" wp14:editId="6D7A59D7">
+            <wp:extent cx="3372864" cy="2170706"/>
+            <wp:effectExtent l="0" t="0" r="0" b="1270"/>
+            <wp:docPr id="84318931" name="Imagem 1"/>
+            <wp:cNvGraphicFramePr>
+              <a:graphicFrameLocks xmlns:a="http://schemas.openxmlformats.org/drawingml/2006/main" noChangeAspect="1"/>
+            </wp:cNvGraphicFramePr>
+            <a:graphic xmlns:a="http://schemas.openxmlformats.org/drawingml/2006/main">
+              <a:graphicData uri="http://schemas.openxmlformats.org/drawingml/2006/picture">
+                <pic:pic xmlns:pic="http://schemas.openxmlformats.org/drawingml/2006/picture">
+                  <pic:nvPicPr>
+                    <pic:cNvPr id="84318931" name=""/>
+                    <pic:cNvPicPr/>
+                  </pic:nvPicPr>
+                  <pic:blipFill>
+                    <a:blip r:embed="rId8"/>
+                    <a:stretch>
+                      <a:fillRect/>
+                    </a:stretch>
+                  </pic:blipFill>
+                  <pic:spPr>
+                    <a:xfrm>
+                      <a:off x="0" y="0"/>
+                      <a:ext cx="3379944" cy="2175263"/>
+                    </a:xfrm>
+                    <a:prstGeom prst="rect">
+                      <a:avLst/>
+                    </a:prstGeom>
+                  </pic:spPr>
+                </pic:pic>
+              </a:graphicData>
+            </a:graphic>
+          </wp:inline>
+        </w:drawing>
+      </w:r>
+    </w:p>
+    <w:p>
+      <w:pPr>
+        <w:pStyle w:val="SubsectionBasico"/>
+        <w:numPr>
+          <w:ilvl w:val="0"/>
+          <w:numId w:val="0"/>
+        </w:numPr>
+        <w:ind w:left="1440"/>
+        <w:jc w:val="both"/>
+        <w:rPr>
+          <w:b w:val="0"/>
+          <w:bCs w:val="0"/>
+        </w:rPr>
+      </w:pPr>
+    </w:p>
+    <w:p>
+      <w:pPr>
+        <w:pStyle w:val="SubsectionBasico"/>
+        <w:numPr>
+          <w:ilvl w:val="0"/>
+          <w:numId w:val="0"/>
+        </w:numPr>
+        <w:ind w:left="1440"/>
+        <w:jc w:val="both"/>
+        <w:rPr>
+          <w:b w:val="0"/>
+          <w:bCs w:val="0"/>
+        </w:rPr>
+      </w:pPr>
+      <w:r>
+        <w:rPr>
+          <w:b w:val="0"/>
+          <w:bCs w:val="0"/>
+        </w:rPr>
+        <w:t>OBS: Esse problema</w:t>
+      </w:r>
+      <w:r>
+        <w:rPr>
+          <w:b w:val="0"/>
+          <w:bCs w:val="0"/>
+        </w:rPr>
+        <w:t xml:space="preserve"> piora quanto maior</w:t>
+      </w:r>
+      <w:r>
+        <w:rPr>
+          <w:b w:val="0"/>
+          <w:bCs w:val="0"/>
+        </w:rPr>
+        <w:t xml:space="preserve"> for</w:t>
+      </w:r>
+      <w:r>
+        <w:rPr>
+          <w:b w:val="0"/>
+          <w:bCs w:val="0"/>
+        </w:rPr>
+        <w:t xml:space="preserve"> a velocidade</w:t>
+      </w:r>
+      <w:r>
+        <w:rPr>
+          <w:b w:val="0"/>
+          <w:bCs w:val="0"/>
+        </w:rPr>
+        <w:t xml:space="preserve"> de movimento</w:t>
+      </w:r>
+    </w:p>
+    <w:p>
+      <w:pPr>
+        <w:pStyle w:val="SubsectionBasico"/>
+        <w:numPr>
+          <w:ilvl w:val="0"/>
+          <w:numId w:val="0"/>
+        </w:numPr>
+        <w:ind w:left="1440"/>
+        <w:jc w:val="both"/>
+        <w:rPr>
+          <w:b w:val="0"/>
+          <w:bCs w:val="0"/>
+        </w:rPr>
+      </w:pPr>
+    </w:p>
+    <w:p>
+      <w:pPr>
+        <w:pStyle w:val="SubsectionBasico"/>
+        <w:numPr>
+          <w:ilvl w:val="0"/>
+          <w:numId w:val="26"/>
+        </w:numPr>
+        <w:jc w:val="both"/>
         <w:rPr>
           <w:b w:val="0"/>
           <w:bCs w:val="0"/>
           <w:i/>
           <w:iCs/>
-        </w:rPr>
-        <w:t>TileSet</w:t>
-      </w:r>
-      <w:proofErr w:type="spellEnd"/>
-      <w:r>
-        <w:rPr>
-          <w:b w:val="0"/>
-          <w:bCs w:val="0"/>
-        </w:rPr>
-        <w:t xml:space="preserve">, que funciona como uma biblioteca. Já o </w:t>
-      </w:r>
-      <w:proofErr w:type="spellStart"/>
+          <w:u w:val="single"/>
+        </w:rPr>
+      </w:pPr>
+      <w:r>
+        <w:rPr>
+          <w:b w:val="0"/>
+          <w:bCs w:val="0"/>
+        </w:rPr>
+        <w:t xml:space="preserve">A solução para este problema está na aba ‘Project Settings’ -&gt; Rendering. É necessário buscar ‘Snap’ na aba de filtros e ativar as opções </w:t>
+      </w:r>
       <w:r>
         <w:rPr>
           <w:b w:val="0"/>
@@ -6793,33 +7615,44 @@
           <w:i/>
           <w:iCs/>
         </w:rPr>
-        <w:t>TileMapLayer</w:t>
-      </w:r>
-      <w:proofErr w:type="spellEnd"/>
-      <w:r>
-        <w:rPr>
-          <w:b w:val="0"/>
-          <w:bCs w:val="0"/>
-        </w:rPr>
-        <w:t xml:space="preserve"> é o nó da cena que usa esse </w:t>
-      </w:r>
-      <w:proofErr w:type="spellStart"/>
+        <w:t xml:space="preserve">Snap 2D </w:t>
+      </w:r>
       <w:r>
         <w:rPr>
           <w:b w:val="0"/>
           <w:bCs w:val="0"/>
           <w:i/>
           <w:iCs/>
-        </w:rPr>
-        <w:t>TileSet</w:t>
-      </w:r>
-      <w:proofErr w:type="spellEnd"/>
-      <w:r>
-        <w:rPr>
-          <w:b w:val="0"/>
-          <w:bCs w:val="0"/>
-        </w:rPr>
-        <w:t xml:space="preserve"> para pintar o mapa.</w:t>
+          <w:u w:val="single"/>
+        </w:rPr>
+        <w:t>Transforms to Pixel</w:t>
+      </w:r>
+      <w:r>
+        <w:rPr>
+          <w:b w:val="0"/>
+          <w:bCs w:val="0"/>
+          <w:i/>
+          <w:iCs/>
+          <w:u w:val="single"/>
+        </w:rPr>
+        <w:t xml:space="preserve"> </w:t>
+      </w:r>
+      <w:r>
+        <w:rPr>
+          <w:b w:val="0"/>
+          <w:bCs w:val="0"/>
+        </w:rPr>
+        <w:t xml:space="preserve">e </w:t>
+      </w:r>
+      <w:r>
+        <w:rPr>
+          <w:b w:val="0"/>
+          <w:bCs w:val="0"/>
+          <w:i/>
+          <w:iCs/>
+          <w:u w:val="single"/>
+        </w:rPr>
+        <w:t>Snap 2D Transforms to Pixel</w:t>
       </w:r>
     </w:p>
     <w:p>
@@ -6829,7 +7662,14 @@
           <w:ilvl w:val="0"/>
           <w:numId w:val="0"/>
         </w:numPr>
-        <w:ind w:left="2160"/>
+        <w:ind w:left="1440"/>
+        <w:jc w:val="both"/>
+        <w:rPr>
+          <w:b w:val="0"/>
+          <w:bCs w:val="0"/>
+          <w:i/>
+          <w:iCs/>
+        </w:rPr>
       </w:pPr>
     </w:p>
     <w:p>
@@ -6840,19 +7680,54 @@
           <w:numId w:val="26"/>
         </w:numPr>
         <w:jc w:val="both"/>
-      </w:pPr>
-      <w:r>
-        <w:t>Criando tiles a partir de um PNG 16x16</w:t>
-      </w:r>
-      <w:r>
-        <w:t>:</w:t>
-      </w:r>
-      <w:r>
-        <w:rPr>
-          <w:b w:val="0"/>
-          <w:bCs w:val="0"/>
+        <w:rPr>
+          <w:b w:val="0"/>
+          <w:bCs w:val="0"/>
+          <w:i/>
+          <w:iCs/>
+          <w:u w:val="single"/>
+        </w:rPr>
+      </w:pPr>
+      <w:r>
+        <w:rPr>
+          <w:b w:val="0"/>
+          <w:bCs w:val="0"/>
+        </w:rPr>
+        <w:t>Outra configura</w:t>
+      </w:r>
+      <w:r>
+        <w:rPr>
+          <w:b w:val="0"/>
+          <w:bCs w:val="0"/>
+        </w:rPr>
+        <w:t xml:space="preserve">ção importante é DESATIVAR a opção </w:t>
+      </w:r>
+      <w:r>
+        <w:rPr>
+          <w:b w:val="0"/>
+          <w:bCs w:val="0"/>
+          <w:i/>
+          <w:iCs/>
+          <w:u w:val="single"/>
+        </w:rPr>
+        <w:t>Camera2D → Position Smoothing</w:t>
+      </w:r>
+      <w:r>
+        <w:rPr>
+          <w:b w:val="0"/>
+          <w:bCs w:val="0"/>
+          <w:i/>
+          <w:iCs/>
+          <w:u w:val="single"/>
         </w:rPr>
         <w:t xml:space="preserve"> </w:t>
+      </w:r>
+      <w:r>
+        <w:rPr>
+          <w:b w:val="0"/>
+          <w:bCs w:val="0"/>
+        </w:rPr>
+        <w:t>no inspetor do objeto Camera2D.</w:t>
       </w:r>
     </w:p>
     <w:p>
@@ -6862,102 +7737,23 @@
           <w:ilvl w:val="0"/>
           <w:numId w:val="0"/>
         </w:numPr>
-        <w:ind w:left="2484"/>
-        <w:jc w:val="both"/>
+        <w:ind w:left="1440"/>
+        <w:jc w:val="both"/>
+        <w:rPr>
+          <w:u w:val="single"/>
+        </w:rPr>
       </w:pPr>
     </w:p>
     <w:p>
       <w:pPr>
         <w:pStyle w:val="SubsectionBasico"/>
-        <w:numPr>
-          <w:ilvl w:val="0"/>
-          <w:numId w:val="27"/>
-        </w:numPr>
-        <w:ind w:left="2484"/>
-        <w:jc w:val="both"/>
-      </w:pPr>
-      <w:r>
-        <w:rPr>
-          <w:b w:val="0"/>
-          <w:bCs w:val="0"/>
-        </w:rPr>
-        <w:t xml:space="preserve">O primeiro passo é adicionar um </w:t>
-      </w:r>
-      <w:proofErr w:type="spellStart"/>
-      <w:r>
-        <w:rPr>
-          <w:b w:val="0"/>
-          <w:bCs w:val="0"/>
-          <w:i/>
-          <w:iCs/>
-        </w:rPr>
-        <w:t>TileMapLayer</w:t>
-      </w:r>
-      <w:proofErr w:type="spellEnd"/>
-      <w:r>
-        <w:rPr>
-          <w:b w:val="0"/>
-          <w:bCs w:val="0"/>
-        </w:rPr>
-        <w:t xml:space="preserve"> à cena. Esse nó será responsável por desenhar o mapa na tela.</w:t>
-      </w:r>
-      <w:r>
-        <w:t xml:space="preserve"> </w:t>
-      </w:r>
-      <w:r>
-        <w:rPr>
-          <w:b w:val="0"/>
-          <w:bCs w:val="0"/>
-        </w:rPr>
-        <w:t xml:space="preserve">Selecionando o </w:t>
-      </w:r>
-      <w:proofErr w:type="spellStart"/>
-      <w:r>
-        <w:rPr>
-          <w:b w:val="0"/>
-          <w:bCs w:val="0"/>
-          <w:i/>
-          <w:iCs/>
-        </w:rPr>
-        <w:t>TileMapLayer</w:t>
-      </w:r>
-      <w:proofErr w:type="spellEnd"/>
-      <w:r>
-        <w:rPr>
-          <w:b w:val="0"/>
-          <w:bCs w:val="0"/>
-        </w:rPr>
-        <w:t xml:space="preserve">, </w:t>
-      </w:r>
-      <w:r>
-        <w:rPr>
-          <w:b w:val="0"/>
-          <w:bCs w:val="0"/>
-        </w:rPr>
-        <w:t>podemos criar</w:t>
-      </w:r>
-      <w:r>
-        <w:rPr>
-          <w:b w:val="0"/>
-          <w:bCs w:val="0"/>
-        </w:rPr>
-        <w:t xml:space="preserve"> um novo </w:t>
-      </w:r>
-      <w:proofErr w:type="spellStart"/>
-      <w:r>
-        <w:rPr>
-          <w:b w:val="0"/>
-          <w:bCs w:val="0"/>
-        </w:rPr>
-        <w:t>TileSet</w:t>
-      </w:r>
-      <w:proofErr w:type="spellEnd"/>
-      <w:r>
-        <w:rPr>
-          <w:b w:val="0"/>
-          <w:bCs w:val="0"/>
-        </w:rPr>
-        <w:t xml:space="preserve"> no Inspector.</w:t>
+        <w:jc w:val="both"/>
+        <w:rPr>
+          <w:u w:val="single"/>
+        </w:rPr>
+      </w:pPr>
+      <w:r>
+        <w:t>Implementação de WallJump</w:t>
       </w:r>
     </w:p>
     <w:p>
@@ -6967,115 +7763,13 @@
           <w:ilvl w:val="0"/>
           <w:numId w:val="0"/>
         </w:numPr>
-        <w:ind w:left="2808"/>
-        <w:jc w:val="both"/>
-        <w:rPr>
-          <w:b w:val="0"/>
-          <w:bCs w:val="0"/>
-        </w:rPr>
-      </w:pPr>
-    </w:p>
-    <w:p>
-      <w:pPr>
-        <w:pStyle w:val="SubsectionBasico"/>
-        <w:numPr>
-          <w:ilvl w:val="0"/>
-          <w:numId w:val="27"/>
-        </w:numPr>
-        <w:ind w:left="2484"/>
-        <w:jc w:val="both"/>
-        <w:rPr>
-          <w:b w:val="0"/>
-          <w:bCs w:val="0"/>
-        </w:rPr>
-      </w:pPr>
-      <w:r>
-        <w:rPr>
-          <w:b w:val="0"/>
-          <w:bCs w:val="0"/>
-        </w:rPr>
-        <w:t xml:space="preserve">Dentro do editor do </w:t>
-      </w:r>
-      <w:proofErr w:type="spellStart"/>
-      <w:r>
-        <w:rPr>
-          <w:b w:val="0"/>
-          <w:bCs w:val="0"/>
-          <w:i/>
-          <w:iCs/>
-        </w:rPr>
-        <w:t>TileSet</w:t>
-      </w:r>
-      <w:proofErr w:type="spellEnd"/>
-      <w:r>
-        <w:rPr>
-          <w:b w:val="0"/>
-          <w:bCs w:val="0"/>
-        </w:rPr>
-        <w:t>, precisa</w:t>
-      </w:r>
-      <w:r>
-        <w:rPr>
-          <w:b w:val="0"/>
-          <w:bCs w:val="0"/>
-        </w:rPr>
-        <w:t>mos</w:t>
-      </w:r>
-      <w:r>
-        <w:rPr>
-          <w:b w:val="0"/>
-          <w:bCs w:val="0"/>
-        </w:rPr>
-        <w:t xml:space="preserve"> adicionar uma “</w:t>
-      </w:r>
-      <w:proofErr w:type="spellStart"/>
-      <w:r>
-        <w:rPr>
-          <w:b w:val="0"/>
-          <w:bCs w:val="0"/>
-        </w:rPr>
-        <w:t>Source</w:t>
-      </w:r>
-      <w:proofErr w:type="spellEnd"/>
-      <w:r>
-        <w:rPr>
-          <w:b w:val="0"/>
-          <w:bCs w:val="0"/>
-        </w:rPr>
-        <w:t xml:space="preserve">”. Quando </w:t>
-      </w:r>
-      <w:r>
-        <w:rPr>
-          <w:b w:val="0"/>
-          <w:bCs w:val="0"/>
-        </w:rPr>
-        <w:t>o</w:t>
-      </w:r>
-      <w:r>
-        <w:rPr>
-          <w:b w:val="0"/>
-          <w:bCs w:val="0"/>
-        </w:rPr>
-        <w:t xml:space="preserve"> PNG é um </w:t>
-      </w:r>
-      <w:proofErr w:type="spellStart"/>
-      <w:r>
-        <w:rPr>
-          <w:b w:val="0"/>
-          <w:bCs w:val="0"/>
-          <w:i/>
-          <w:iCs/>
-        </w:rPr>
-        <w:t>spritesheet</w:t>
-      </w:r>
-      <w:proofErr w:type="spellEnd"/>
-      <w:r>
-        <w:rPr>
-          <w:b w:val="0"/>
-          <w:bCs w:val="0"/>
-        </w:rPr>
-        <w:t xml:space="preserve"> organizado em grade regular (como 16x16), o tipo correto de fonte é um Atlas.</w:t>
-      </w:r>
+        <w:ind w:left="1440"/>
+        <w:jc w:val="both"/>
+        <w:rPr>
+          <w:b w:val="0"/>
+          <w:bCs w:val="0"/>
+        </w:rPr>
+      </w:pPr>
     </w:p>
     <w:p>
       <w:pPr>
@@ -7084,114 +7778,13 @@
           <w:ilvl w:val="0"/>
           <w:numId w:val="0"/>
         </w:numPr>
-        <w:ind w:left="324"/>
-        <w:jc w:val="both"/>
-        <w:rPr>
-          <w:b w:val="0"/>
-          <w:bCs w:val="0"/>
-        </w:rPr>
-      </w:pPr>
-    </w:p>
-    <w:p>
-      <w:pPr>
-        <w:pStyle w:val="SubsectionBasico"/>
-        <w:numPr>
-          <w:ilvl w:val="0"/>
-          <w:numId w:val="27"/>
-        </w:numPr>
-        <w:ind w:left="2484"/>
-        <w:jc w:val="both"/>
-        <w:rPr>
-          <w:b w:val="0"/>
-          <w:bCs w:val="0"/>
-        </w:rPr>
-      </w:pPr>
-      <w:r>
-        <w:rPr>
-          <w:b w:val="0"/>
-          <w:bCs w:val="0"/>
-        </w:rPr>
-        <w:t xml:space="preserve">Ao adicionar o Atlas e selecionar o PNG, </w:t>
-      </w:r>
-      <w:r>
-        <w:rPr>
-          <w:b w:val="0"/>
-          <w:bCs w:val="0"/>
-        </w:rPr>
-        <w:t>devemos</w:t>
-      </w:r>
-      <w:r>
-        <w:rPr>
-          <w:b w:val="0"/>
-          <w:bCs w:val="0"/>
-        </w:rPr>
-        <w:t xml:space="preserve"> configurar o “</w:t>
-      </w:r>
-      <w:r>
-        <w:rPr>
-          <w:b w:val="0"/>
-          <w:bCs w:val="0"/>
-          <w:i/>
-          <w:iCs/>
-        </w:rPr>
-        <w:t xml:space="preserve">Texture </w:t>
-      </w:r>
-      <w:proofErr w:type="spellStart"/>
-      <w:r>
-        <w:rPr>
-          <w:b w:val="0"/>
-          <w:bCs w:val="0"/>
-          <w:i/>
-          <w:iCs/>
-        </w:rPr>
-        <w:t>Region</w:t>
-      </w:r>
-      <w:proofErr w:type="spellEnd"/>
-      <w:r>
-        <w:rPr>
-          <w:b w:val="0"/>
-          <w:bCs w:val="0"/>
-          <w:i/>
-          <w:iCs/>
-        </w:rPr>
-        <w:t xml:space="preserve"> </w:t>
-      </w:r>
-      <w:proofErr w:type="spellStart"/>
-      <w:r>
-        <w:rPr>
-          <w:b w:val="0"/>
-          <w:bCs w:val="0"/>
-          <w:i/>
-          <w:iCs/>
-        </w:rPr>
-        <w:t>Size</w:t>
-      </w:r>
-      <w:proofErr w:type="spellEnd"/>
-      <w:r>
-        <w:rPr>
-          <w:b w:val="0"/>
-          <w:bCs w:val="0"/>
-        </w:rPr>
-        <w:t xml:space="preserve">” para 16x16. Isso informa à engine que cada tile ocupa exatamente esse tamanho dentro da imagem. Ao confirmar, a Godot divide automaticamente o </w:t>
-      </w:r>
-      <w:proofErr w:type="spellStart"/>
-      <w:r>
-        <w:rPr>
-          <w:b w:val="0"/>
-          <w:bCs w:val="0"/>
-          <w:i/>
-          <w:iCs/>
-        </w:rPr>
-        <w:t>spritesheet</w:t>
-      </w:r>
-      <w:proofErr w:type="spellEnd"/>
-      <w:r>
-        <w:rPr>
-          <w:b w:val="0"/>
-          <w:bCs w:val="0"/>
-        </w:rPr>
-        <w:t xml:space="preserve"> em múltiplos tiles individuais.</w:t>
-      </w:r>
+        <w:ind w:left="1440"/>
+        <w:jc w:val="both"/>
+        <w:rPr>
+          <w:b w:val="0"/>
+          <w:bCs w:val="0"/>
+        </w:rPr>
+      </w:pPr>
     </w:p>
     <w:p>
       <w:pPr>
@@ -7200,508 +7793,13 @@
           <w:ilvl w:val="0"/>
           <w:numId w:val="0"/>
         </w:numPr>
-        <w:ind w:left="2160"/>
-        <w:rPr>
-          <w:b w:val="0"/>
-          <w:bCs w:val="0"/>
-        </w:rPr>
-      </w:pPr>
-    </w:p>
-    <w:p>
-      <w:pPr>
-        <w:pStyle w:val="SubsectionBasico"/>
-        <w:numPr>
-          <w:ilvl w:val="0"/>
-          <w:numId w:val="26"/>
-        </w:numPr>
-        <w:jc w:val="both"/>
-      </w:pPr>
-      <w:r>
-        <w:t>Aplicando a Física às Tiles criadas:</w:t>
-      </w:r>
-    </w:p>
-    <w:p>
-      <w:pPr>
-        <w:pStyle w:val="SubsectionBasico"/>
-        <w:numPr>
-          <w:ilvl w:val="0"/>
-          <w:numId w:val="0"/>
-        </w:numPr>
-        <w:ind w:left="2160"/>
-        <w:jc w:val="both"/>
-      </w:pPr>
-    </w:p>
-    <w:p>
-      <w:pPr>
-        <w:pStyle w:val="SubsectionBasico"/>
-        <w:numPr>
-          <w:ilvl w:val="0"/>
-          <w:numId w:val="28"/>
-        </w:numPr>
-        <w:jc w:val="both"/>
-        <w:rPr>
-          <w:b w:val="0"/>
-          <w:bCs w:val="0"/>
-        </w:rPr>
-      </w:pPr>
-      <w:r>
-        <w:rPr>
-          <w:b w:val="0"/>
-          <w:bCs w:val="0"/>
-        </w:rPr>
-        <w:t xml:space="preserve">Na Godot 4, a física dos tiles não é configurada no </w:t>
-      </w:r>
-      <w:proofErr w:type="spellStart"/>
-      <w:r>
-        <w:rPr>
-          <w:b w:val="0"/>
-          <w:bCs w:val="0"/>
-          <w:i/>
-          <w:iCs/>
-        </w:rPr>
-        <w:t>TileMapLayer</w:t>
-      </w:r>
-      <w:proofErr w:type="spellEnd"/>
-      <w:r>
-        <w:rPr>
-          <w:b w:val="0"/>
-          <w:bCs w:val="0"/>
-        </w:rPr>
-        <w:t xml:space="preserve">, mas dentro do </w:t>
-      </w:r>
-      <w:proofErr w:type="spellStart"/>
-      <w:r>
-        <w:rPr>
-          <w:b w:val="0"/>
-          <w:bCs w:val="0"/>
-          <w:i/>
-          <w:iCs/>
-        </w:rPr>
-        <w:t>TileSet</w:t>
-      </w:r>
-      <w:proofErr w:type="spellEnd"/>
-      <w:r>
-        <w:rPr>
-          <w:b w:val="0"/>
-          <w:bCs w:val="0"/>
-        </w:rPr>
-        <w:t>.</w:t>
-      </w:r>
-      <w:r>
-        <w:rPr>
-          <w:b w:val="0"/>
-          <w:bCs w:val="0"/>
-        </w:rPr>
-        <w:t xml:space="preserve"> </w:t>
-      </w:r>
-      <w:r>
-        <w:rPr>
-          <w:b w:val="0"/>
-          <w:bCs w:val="0"/>
-        </w:rPr>
-        <w:t>Cada tile pode ter sua própria forma de colisão.</w:t>
-      </w:r>
-    </w:p>
-    <w:p>
-      <w:pPr>
-        <w:pStyle w:val="SubsectionBasico"/>
-        <w:numPr>
-          <w:ilvl w:val="0"/>
-          <w:numId w:val="0"/>
-        </w:numPr>
-        <w:ind w:left="2520"/>
-        <w:jc w:val="both"/>
-        <w:rPr>
-          <w:b w:val="0"/>
-          <w:bCs w:val="0"/>
-        </w:rPr>
-      </w:pPr>
-    </w:p>
-    <w:p>
-      <w:pPr>
-        <w:pStyle w:val="SubsectionBasico"/>
-        <w:numPr>
-          <w:ilvl w:val="0"/>
-          <w:numId w:val="28"/>
-        </w:numPr>
-        <w:jc w:val="both"/>
-        <w:rPr>
-          <w:b w:val="0"/>
-          <w:bCs w:val="0"/>
-        </w:rPr>
-      </w:pPr>
-      <w:r>
-        <w:rPr>
-          <w:b w:val="0"/>
-          <w:bCs w:val="0"/>
-        </w:rPr>
-        <w:t xml:space="preserve">Antes de adicionar colisão a um tile, é necessário criar uma </w:t>
-      </w:r>
-      <w:proofErr w:type="spellStart"/>
-      <w:r>
-        <w:rPr>
-          <w:b w:val="0"/>
-          <w:bCs w:val="0"/>
-          <w:i/>
-          <w:iCs/>
-        </w:rPr>
-        <w:t>Physics</w:t>
-      </w:r>
-      <w:proofErr w:type="spellEnd"/>
-      <w:r>
-        <w:rPr>
-          <w:b w:val="0"/>
-          <w:bCs w:val="0"/>
-        </w:rPr>
-        <w:t xml:space="preserve"> </w:t>
-      </w:r>
-      <w:proofErr w:type="spellStart"/>
-      <w:r>
-        <w:rPr>
-          <w:b w:val="0"/>
-          <w:bCs w:val="0"/>
-          <w:i/>
-          <w:iCs/>
-        </w:rPr>
-        <w:t>Layer</w:t>
-      </w:r>
-      <w:proofErr w:type="spellEnd"/>
-      <w:r>
-        <w:rPr>
-          <w:b w:val="0"/>
-          <w:bCs w:val="0"/>
-        </w:rPr>
-        <w:t xml:space="preserve"> dentro do </w:t>
-      </w:r>
-      <w:proofErr w:type="spellStart"/>
-      <w:r>
-        <w:rPr>
-          <w:b w:val="0"/>
-          <w:bCs w:val="0"/>
-          <w:i/>
-          <w:iCs/>
-        </w:rPr>
-        <w:t>TileSet</w:t>
-      </w:r>
-      <w:proofErr w:type="spellEnd"/>
-      <w:r>
-        <w:rPr>
-          <w:b w:val="0"/>
-          <w:bCs w:val="0"/>
-        </w:rPr>
-        <w:t xml:space="preserve"> (No inspetor)</w:t>
-      </w:r>
-      <w:r>
-        <w:rPr>
-          <w:b w:val="0"/>
-          <w:bCs w:val="0"/>
-        </w:rPr>
-        <w:t>. Essa camada define que o conjunto de tiles poderá ter propriedades físicas.</w:t>
-      </w:r>
-    </w:p>
-    <w:p>
-      <w:pPr>
-        <w:pStyle w:val="SubsectionBasico"/>
-        <w:numPr>
-          <w:ilvl w:val="0"/>
-          <w:numId w:val="0"/>
-        </w:numPr>
-        <w:jc w:val="both"/>
-        <w:rPr>
-          <w:b w:val="0"/>
-          <w:bCs w:val="0"/>
-        </w:rPr>
-      </w:pPr>
-    </w:p>
-    <w:p>
-      <w:pPr>
-        <w:pStyle w:val="SubsectionBasico"/>
-        <w:numPr>
-          <w:ilvl w:val="0"/>
-          <w:numId w:val="28"/>
-        </w:numPr>
-        <w:jc w:val="both"/>
-        <w:rPr>
-          <w:b w:val="0"/>
-          <w:bCs w:val="0"/>
-        </w:rPr>
-      </w:pPr>
-      <w:r>
-        <w:rPr>
-          <w:b w:val="0"/>
-          <w:bCs w:val="0"/>
-        </w:rPr>
-        <w:t xml:space="preserve">Depois de criar a </w:t>
-      </w:r>
-      <w:proofErr w:type="spellStart"/>
-      <w:r>
-        <w:rPr>
-          <w:b w:val="0"/>
-          <w:bCs w:val="0"/>
-          <w:i/>
-          <w:iCs/>
-        </w:rPr>
-        <w:t>Physics</w:t>
-      </w:r>
-      <w:proofErr w:type="spellEnd"/>
-      <w:r>
-        <w:rPr>
-          <w:b w:val="0"/>
-          <w:bCs w:val="0"/>
-          <w:i/>
-          <w:iCs/>
-        </w:rPr>
-        <w:t xml:space="preserve"> </w:t>
-      </w:r>
-      <w:proofErr w:type="spellStart"/>
-      <w:r>
-        <w:rPr>
-          <w:b w:val="0"/>
-          <w:bCs w:val="0"/>
-          <w:i/>
-          <w:iCs/>
-        </w:rPr>
-        <w:t>Layer</w:t>
-      </w:r>
-      <w:proofErr w:type="spellEnd"/>
-      <w:r>
-        <w:rPr>
-          <w:b w:val="0"/>
-          <w:bCs w:val="0"/>
-        </w:rPr>
-        <w:t xml:space="preserve">, ao selecionar um tile específico no modo </w:t>
-      </w:r>
-      <w:r>
-        <w:rPr>
-          <w:b w:val="0"/>
-          <w:bCs w:val="0"/>
-        </w:rPr>
-        <w:t>‘</w:t>
-      </w:r>
-      <w:proofErr w:type="spellStart"/>
-      <w:r>
-        <w:rPr>
-          <w:b w:val="0"/>
-          <w:bCs w:val="0"/>
-          <w:i/>
-          <w:iCs/>
-        </w:rPr>
-        <w:t>Select</w:t>
-      </w:r>
-      <w:proofErr w:type="spellEnd"/>
-      <w:r>
-        <w:rPr>
-          <w:b w:val="0"/>
-          <w:bCs w:val="0"/>
-        </w:rPr>
-        <w:t>’</w:t>
-      </w:r>
-      <w:r>
-        <w:rPr>
-          <w:b w:val="0"/>
-          <w:bCs w:val="0"/>
-        </w:rPr>
-        <w:t xml:space="preserve"> da aba inferior que exibe os tiles</w:t>
-      </w:r>
-      <w:r>
-        <w:rPr>
-          <w:b w:val="0"/>
-          <w:bCs w:val="0"/>
-        </w:rPr>
-        <w:t xml:space="preserve"> (Aba de </w:t>
-      </w:r>
-      <w:proofErr w:type="spellStart"/>
-      <w:r>
-        <w:rPr>
-          <w:b w:val="0"/>
-          <w:bCs w:val="0"/>
-          <w:i/>
-          <w:iCs/>
-        </w:rPr>
-        <w:t>physics</w:t>
-      </w:r>
-      <w:proofErr w:type="spellEnd"/>
-      <w:r>
-        <w:rPr>
-          <w:b w:val="0"/>
-          <w:bCs w:val="0"/>
-        </w:rPr>
-        <w:t>)</w:t>
-      </w:r>
-      <w:r>
-        <w:rPr>
-          <w:b w:val="0"/>
-          <w:bCs w:val="0"/>
-        </w:rPr>
-        <w:t xml:space="preserve">, </w:t>
-      </w:r>
-      <w:r>
-        <w:rPr>
-          <w:b w:val="0"/>
-          <w:bCs w:val="0"/>
-        </w:rPr>
-        <w:t>veremos</w:t>
-      </w:r>
-      <w:r>
-        <w:rPr>
-          <w:b w:val="0"/>
-          <w:bCs w:val="0"/>
-        </w:rPr>
-        <w:t xml:space="preserve"> a opção de </w:t>
-      </w:r>
-      <w:r>
-        <w:rPr>
-          <w:b w:val="0"/>
-          <w:bCs w:val="0"/>
-        </w:rPr>
-        <w:t>criar</w:t>
-      </w:r>
-      <w:r>
-        <w:rPr>
-          <w:b w:val="0"/>
-          <w:bCs w:val="0"/>
-        </w:rPr>
-        <w:t xml:space="preserve"> um polígono de colisão.</w:t>
-      </w:r>
-    </w:p>
-    <w:p>
-      <w:pPr>
-        <w:pStyle w:val="SubsectionBasico"/>
-        <w:numPr>
-          <w:ilvl w:val="0"/>
-          <w:numId w:val="0"/>
-        </w:numPr>
-        <w:jc w:val="both"/>
-        <w:rPr>
-          <w:b w:val="0"/>
-          <w:bCs w:val="0"/>
-        </w:rPr>
-      </w:pPr>
-    </w:p>
-    <w:p>
-      <w:pPr>
-        <w:pStyle w:val="SubsectionBasico"/>
-        <w:numPr>
-          <w:ilvl w:val="0"/>
-          <w:numId w:val="28"/>
-        </w:numPr>
-        <w:jc w:val="both"/>
-        <w:rPr>
-          <w:b w:val="0"/>
-          <w:bCs w:val="0"/>
-        </w:rPr>
-      </w:pPr>
-      <w:r>
-        <w:rPr>
-          <w:b w:val="0"/>
-          <w:bCs w:val="0"/>
-        </w:rPr>
-        <w:t xml:space="preserve">Na aba </w:t>
-      </w:r>
-      <w:r>
-        <w:rPr>
-          <w:b w:val="0"/>
-          <w:bCs w:val="0"/>
-        </w:rPr>
-        <w:t xml:space="preserve">inferior </w:t>
-      </w:r>
-      <w:r>
-        <w:rPr>
-          <w:b w:val="0"/>
-          <w:bCs w:val="0"/>
-        </w:rPr>
-        <w:t>de propriedades dos tiles, há a opção ‘</w:t>
-      </w:r>
-      <w:proofErr w:type="spellStart"/>
-      <w:r>
-        <w:rPr>
-          <w:b w:val="0"/>
-          <w:bCs w:val="0"/>
-        </w:rPr>
-        <w:t>paint</w:t>
-      </w:r>
-      <w:proofErr w:type="spellEnd"/>
-      <w:r>
-        <w:rPr>
-          <w:b w:val="0"/>
-          <w:bCs w:val="0"/>
-        </w:rPr>
-        <w:t>’. Em ‘</w:t>
-      </w:r>
-      <w:proofErr w:type="spellStart"/>
-      <w:r>
-        <w:rPr>
-          <w:b w:val="0"/>
-          <w:bCs w:val="0"/>
-          <w:i/>
-          <w:iCs/>
-        </w:rPr>
-        <w:t>Paint</w:t>
-      </w:r>
-      <w:proofErr w:type="spellEnd"/>
-      <w:r>
-        <w:rPr>
-          <w:b w:val="0"/>
-          <w:bCs w:val="0"/>
-          <w:i/>
-          <w:iCs/>
-        </w:rPr>
-        <w:t xml:space="preserve"> Properties</w:t>
-      </w:r>
-      <w:r>
-        <w:rPr>
-          <w:b w:val="0"/>
-          <w:bCs w:val="0"/>
-        </w:rPr>
-        <w:t>’ devemos selecionar a ‘</w:t>
-      </w:r>
-      <w:proofErr w:type="spellStart"/>
-      <w:r>
-        <w:rPr>
-          <w:b w:val="0"/>
-          <w:bCs w:val="0"/>
-          <w:i/>
-          <w:iCs/>
-        </w:rPr>
-        <w:t>physics</w:t>
-      </w:r>
-      <w:proofErr w:type="spellEnd"/>
-      <w:r>
-        <w:rPr>
-          <w:b w:val="0"/>
-          <w:bCs w:val="0"/>
-          <w:i/>
-          <w:iCs/>
-        </w:rPr>
-        <w:t xml:space="preserve"> </w:t>
-      </w:r>
-      <w:proofErr w:type="spellStart"/>
-      <w:r>
-        <w:rPr>
-          <w:b w:val="0"/>
-          <w:bCs w:val="0"/>
-          <w:i/>
-          <w:iCs/>
-        </w:rPr>
-        <w:t>layer</w:t>
-      </w:r>
-      <w:proofErr w:type="spellEnd"/>
-      <w:r>
-        <w:rPr>
-          <w:b w:val="0"/>
-          <w:bCs w:val="0"/>
-          <w:i/>
-          <w:iCs/>
-        </w:rPr>
-        <w:t>’</w:t>
-      </w:r>
-      <w:r>
-        <w:rPr>
-          <w:b w:val="0"/>
-          <w:bCs w:val="0"/>
-        </w:rPr>
-        <w:t xml:space="preserve"> criada e em sequência selecionar individualmente os tiles que devem ser comportar com a física.</w:t>
-      </w:r>
+        <w:ind w:left="1440"/>
+        <w:jc w:val="both"/>
+        <w:rPr>
+          <w:b w:val="0"/>
+          <w:bCs w:val="0"/>
+        </w:rPr>
+      </w:pPr>
     </w:p>
     <w:p>
       <w:pPr>
@@ -9072,6 +9170,92 @@
     </w:lvl>
   </w:abstractNum>
   <w:abstractNum w:abstractNumId="11" w15:restartNumberingAfterBreak="0">
+    <w:nsid w:val="33A321FE"/>
+    <w:multiLevelType w:val="hybridMultilevel"/>
+    <w:tmpl w:val="441C40E4"/>
+    <w:lvl w:ilvl="0" w:tplc="FFFFFFFF">
+      <w:start w:val="1"/>
+      <w:numFmt w:val="decimal"/>
+      <w:lvlText w:val="%1."/>
+      <w:lvlJc w:val="left"/>
+      <w:pPr>
+        <w:ind w:left="1776" w:hanging="360"/>
+      </w:pPr>
+    </w:lvl>
+    <w:lvl w:ilvl="1" w:tplc="FFFFFFFF" w:tentative="1">
+      <w:start w:val="1"/>
+      <w:numFmt w:val="lowerLetter"/>
+      <w:lvlText w:val="%2."/>
+      <w:lvlJc w:val="left"/>
+      <w:pPr>
+        <w:ind w:left="2496" w:hanging="360"/>
+      </w:pPr>
+    </w:lvl>
+    <w:lvl w:ilvl="2" w:tplc="FFFFFFFF" w:tentative="1">
+      <w:start w:val="1"/>
+      <w:numFmt w:val="lowerRoman"/>
+      <w:lvlText w:val="%3."/>
+      <w:lvlJc w:val="right"/>
+      <w:pPr>
+        <w:ind w:left="3216" w:hanging="180"/>
+      </w:pPr>
+    </w:lvl>
+    <w:lvl w:ilvl="3" w:tplc="FFFFFFFF" w:tentative="1">
+      <w:start w:val="1"/>
+      <w:numFmt w:val="decimal"/>
+      <w:lvlText w:val="%4."/>
+      <w:lvlJc w:val="left"/>
+      <w:pPr>
+        <w:ind w:left="3936" w:hanging="360"/>
+      </w:pPr>
+    </w:lvl>
+    <w:lvl w:ilvl="4" w:tplc="FFFFFFFF" w:tentative="1">
+      <w:start w:val="1"/>
+      <w:numFmt w:val="lowerLetter"/>
+      <w:lvlText w:val="%5."/>
+      <w:lvlJc w:val="left"/>
+      <w:pPr>
+        <w:ind w:left="4656" w:hanging="360"/>
+      </w:pPr>
+    </w:lvl>
+    <w:lvl w:ilvl="5" w:tplc="FFFFFFFF" w:tentative="1">
+      <w:start w:val="1"/>
+      <w:numFmt w:val="lowerRoman"/>
+      <w:lvlText w:val="%6."/>
+      <w:lvlJc w:val="right"/>
+      <w:pPr>
+        <w:ind w:left="5376" w:hanging="180"/>
+      </w:pPr>
+    </w:lvl>
+    <w:lvl w:ilvl="6" w:tplc="FFFFFFFF" w:tentative="1">
+      <w:start w:val="1"/>
+      <w:numFmt w:val="decimal"/>
+      <w:lvlText w:val="%7."/>
+      <w:lvlJc w:val="left"/>
+      <w:pPr>
+        <w:ind w:left="6096" w:hanging="360"/>
+      </w:pPr>
+    </w:lvl>
+    <w:lvl w:ilvl="7" w:tplc="FFFFFFFF" w:tentative="1">
+      <w:start w:val="1"/>
+      <w:numFmt w:val="lowerLetter"/>
+      <w:lvlText w:val="%8."/>
+      <w:lvlJc w:val="left"/>
+      <w:pPr>
+        <w:ind w:left="6816" w:hanging="360"/>
+      </w:pPr>
+    </w:lvl>
+    <w:lvl w:ilvl="8" w:tplc="FFFFFFFF" w:tentative="1">
+      <w:start w:val="1"/>
+      <w:numFmt w:val="lowerRoman"/>
+      <w:lvlText w:val="%9."/>
+      <w:lvlJc w:val="right"/>
+      <w:pPr>
+        <w:ind w:left="7536" w:hanging="180"/>
+      </w:pPr>
+    </w:lvl>
+  </w:abstractNum>
+  <w:abstractNum w:abstractNumId="12" w15:restartNumberingAfterBreak="0">
     <w:nsid w:val="39E96BDB"/>
     <w:multiLevelType w:val="hybridMultilevel"/>
     <w:tmpl w:val="694643E6"/>
@@ -9159,7 +9343,7 @@
       </w:pPr>
     </w:lvl>
   </w:abstractNum>
-  <w:abstractNum w:abstractNumId="12" w15:restartNumberingAfterBreak="0">
+  <w:abstractNum w:abstractNumId="13" w15:restartNumberingAfterBreak="0">
     <w:nsid w:val="3A7A2200"/>
     <w:multiLevelType w:val="hybridMultilevel"/>
     <w:tmpl w:val="3D1E1620"/>
@@ -9272,7 +9456,7 @@
       </w:rPr>
     </w:lvl>
   </w:abstractNum>
-  <w:abstractNum w:abstractNumId="13" w15:restartNumberingAfterBreak="0">
+  <w:abstractNum w:abstractNumId="14" w15:restartNumberingAfterBreak="0">
     <w:nsid w:val="413544E5"/>
     <w:multiLevelType w:val="hybridMultilevel"/>
     <w:tmpl w:val="A374204C"/>
@@ -9385,7 +9569,7 @@
       </w:rPr>
     </w:lvl>
   </w:abstractNum>
-  <w:abstractNum w:abstractNumId="14" w15:restartNumberingAfterBreak="0">
+  <w:abstractNum w:abstractNumId="15" w15:restartNumberingAfterBreak="0">
     <w:nsid w:val="48DE3F33"/>
     <w:multiLevelType w:val="hybridMultilevel"/>
     <w:tmpl w:val="70E4759E"/>
@@ -9498,7 +9682,7 @@
       </w:rPr>
     </w:lvl>
   </w:abstractNum>
-  <w:abstractNum w:abstractNumId="15" w15:restartNumberingAfterBreak="0">
+  <w:abstractNum w:abstractNumId="16" w15:restartNumberingAfterBreak="0">
     <w:nsid w:val="4D0802C3"/>
     <w:multiLevelType w:val="hybridMultilevel"/>
     <w:tmpl w:val="4FDC2A22"/>
@@ -9611,7 +9795,7 @@
       </w:rPr>
     </w:lvl>
   </w:abstractNum>
-  <w:abstractNum w:abstractNumId="16" w15:restartNumberingAfterBreak="0">
+  <w:abstractNum w:abstractNumId="17" w15:restartNumberingAfterBreak="0">
     <w:nsid w:val="50FB75F6"/>
     <w:multiLevelType w:val="multilevel"/>
     <w:tmpl w:val="66540204"/>
@@ -9760,7 +9944,7 @@
       </w:rPr>
     </w:lvl>
   </w:abstractNum>
-  <w:abstractNum w:abstractNumId="17" w15:restartNumberingAfterBreak="0">
+  <w:abstractNum w:abstractNumId="18" w15:restartNumberingAfterBreak="0">
     <w:nsid w:val="5B15048B"/>
     <w:multiLevelType w:val="hybridMultilevel"/>
     <w:tmpl w:val="FF68F166"/>
@@ -9776,7 +9960,7 @@
         <w:rFonts w:ascii="Wingdings" w:hAnsi="Wingdings" w:hint="default"/>
       </w:rPr>
     </w:lvl>
-    <w:lvl w:ilvl="1" w:tplc="04160003" w:tentative="1">
+    <w:lvl w:ilvl="1" w:tplc="04160003">
       <w:start w:val="1"/>
       <w:numFmt w:val="bullet"/>
       <w:lvlText w:val="o"/>
@@ -9873,7 +10057,7 @@
       </w:rPr>
     </w:lvl>
   </w:abstractNum>
-  <w:abstractNum w:abstractNumId="18" w15:restartNumberingAfterBreak="0">
+  <w:abstractNum w:abstractNumId="19" w15:restartNumberingAfterBreak="0">
     <w:nsid w:val="5B9C4793"/>
     <w:multiLevelType w:val="hybridMultilevel"/>
     <w:tmpl w:val="6C7C5338"/>
@@ -9986,7 +10170,7 @@
       </w:rPr>
     </w:lvl>
   </w:abstractNum>
-  <w:abstractNum w:abstractNumId="19" w15:restartNumberingAfterBreak="0">
+  <w:abstractNum w:abstractNumId="20" w15:restartNumberingAfterBreak="0">
     <w:nsid w:val="5BF639DE"/>
     <w:multiLevelType w:val="hybridMultilevel"/>
     <w:tmpl w:val="4DB0C41E"/>
@@ -10099,10 +10283,10 @@
       </w:rPr>
     </w:lvl>
   </w:abstractNum>
-  <w:abstractNum w:abstractNumId="20" w15:restartNumberingAfterBreak="0">
+  <w:abstractNum w:abstractNumId="21" w15:restartNumberingAfterBreak="0">
     <w:nsid w:val="6054377E"/>
     <w:multiLevelType w:val="hybridMultilevel"/>
-    <w:tmpl w:val="5C9663CC"/>
+    <w:tmpl w:val="28C6C04E"/>
     <w:lvl w:ilvl="0" w:tplc="04160001">
       <w:start w:val="1"/>
       <w:numFmt w:val="bullet"/>
@@ -10212,7 +10396,7 @@
       </w:rPr>
     </w:lvl>
   </w:abstractNum>
-  <w:abstractNum w:abstractNumId="21" w15:restartNumberingAfterBreak="0">
+  <w:abstractNum w:abstractNumId="22" w15:restartNumberingAfterBreak="0">
     <w:nsid w:val="62010AB0"/>
     <w:multiLevelType w:val="hybridMultilevel"/>
     <w:tmpl w:val="7B420E0A"/>
@@ -10325,7 +10509,7 @@
       </w:rPr>
     </w:lvl>
   </w:abstractNum>
-  <w:abstractNum w:abstractNumId="22" w15:restartNumberingAfterBreak="0">
+  <w:abstractNum w:abstractNumId="23" w15:restartNumberingAfterBreak="0">
     <w:nsid w:val="6AC66E31"/>
     <w:multiLevelType w:val="hybridMultilevel"/>
     <w:tmpl w:val="603AFCF0"/>
@@ -10438,7 +10622,7 @@
       </w:rPr>
     </w:lvl>
   </w:abstractNum>
-  <w:abstractNum w:abstractNumId="23" w15:restartNumberingAfterBreak="0">
+  <w:abstractNum w:abstractNumId="24" w15:restartNumberingAfterBreak="0">
     <w:nsid w:val="6F350AFA"/>
     <w:multiLevelType w:val="hybridMultilevel"/>
     <w:tmpl w:val="9648D96E"/>
@@ -10551,7 +10735,7 @@
       </w:rPr>
     </w:lvl>
   </w:abstractNum>
-  <w:abstractNum w:abstractNumId="24" w15:restartNumberingAfterBreak="0">
+  <w:abstractNum w:abstractNumId="25" w15:restartNumberingAfterBreak="0">
     <w:nsid w:val="6FA55A81"/>
     <w:multiLevelType w:val="hybridMultilevel"/>
     <w:tmpl w:val="B9709D0A"/>
@@ -10664,7 +10848,7 @@
       </w:rPr>
     </w:lvl>
   </w:abstractNum>
-  <w:abstractNum w:abstractNumId="25" w15:restartNumberingAfterBreak="0">
+  <w:abstractNum w:abstractNumId="26" w15:restartNumberingAfterBreak="0">
     <w:nsid w:val="74BE6989"/>
     <w:multiLevelType w:val="hybridMultilevel"/>
     <w:tmpl w:val="11040812"/>
@@ -10777,7 +10961,7 @@
       </w:rPr>
     </w:lvl>
   </w:abstractNum>
-  <w:abstractNum w:abstractNumId="26" w15:restartNumberingAfterBreak="0">
+  <w:abstractNum w:abstractNumId="27" w15:restartNumberingAfterBreak="0">
     <w:nsid w:val="7B523EFA"/>
     <w:multiLevelType w:val="hybridMultilevel"/>
     <w:tmpl w:val="710A175E"/>
@@ -10890,7 +11074,93 @@
       </w:rPr>
     </w:lvl>
   </w:abstractNum>
-  <w:abstractNum w:abstractNumId="27" w15:restartNumberingAfterBreak="0">
+  <w:abstractNum w:abstractNumId="28" w15:restartNumberingAfterBreak="0">
+    <w:nsid w:val="7F4003B5"/>
+    <w:multiLevelType w:val="hybridMultilevel"/>
+    <w:tmpl w:val="441C40E4"/>
+    <w:lvl w:ilvl="0" w:tplc="0416000F">
+      <w:start w:val="1"/>
+      <w:numFmt w:val="decimal"/>
+      <w:lvlText w:val="%1."/>
+      <w:lvlJc w:val="left"/>
+      <w:pPr>
+        <w:ind w:left="1776" w:hanging="360"/>
+      </w:pPr>
+    </w:lvl>
+    <w:lvl w:ilvl="1" w:tplc="04160019" w:tentative="1">
+      <w:start w:val="1"/>
+      <w:numFmt w:val="lowerLetter"/>
+      <w:lvlText w:val="%2."/>
+      <w:lvlJc w:val="left"/>
+      <w:pPr>
+        <w:ind w:left="2496" w:hanging="360"/>
+      </w:pPr>
+    </w:lvl>
+    <w:lvl w:ilvl="2" w:tplc="0416001B" w:tentative="1">
+      <w:start w:val="1"/>
+      <w:numFmt w:val="lowerRoman"/>
+      <w:lvlText w:val="%3."/>
+      <w:lvlJc w:val="right"/>
+      <w:pPr>
+        <w:ind w:left="3216" w:hanging="180"/>
+      </w:pPr>
+    </w:lvl>
+    <w:lvl w:ilvl="3" w:tplc="0416000F" w:tentative="1">
+      <w:start w:val="1"/>
+      <w:numFmt w:val="decimal"/>
+      <w:lvlText w:val="%4."/>
+      <w:lvlJc w:val="left"/>
+      <w:pPr>
+        <w:ind w:left="3936" w:hanging="360"/>
+      </w:pPr>
+    </w:lvl>
+    <w:lvl w:ilvl="4" w:tplc="04160019" w:tentative="1">
+      <w:start w:val="1"/>
+      <w:numFmt w:val="lowerLetter"/>
+      <w:lvlText w:val="%5."/>
+      <w:lvlJc w:val="left"/>
+      <w:pPr>
+        <w:ind w:left="4656" w:hanging="360"/>
+      </w:pPr>
+    </w:lvl>
+    <w:lvl w:ilvl="5" w:tplc="0416001B" w:tentative="1">
+      <w:start w:val="1"/>
+      <w:numFmt w:val="lowerRoman"/>
+      <w:lvlText w:val="%6."/>
+      <w:lvlJc w:val="right"/>
+      <w:pPr>
+        <w:ind w:left="5376" w:hanging="180"/>
+      </w:pPr>
+    </w:lvl>
+    <w:lvl w:ilvl="6" w:tplc="0416000F" w:tentative="1">
+      <w:start w:val="1"/>
+      <w:numFmt w:val="decimal"/>
+      <w:lvlText w:val="%7."/>
+      <w:lvlJc w:val="left"/>
+      <w:pPr>
+        <w:ind w:left="6096" w:hanging="360"/>
+      </w:pPr>
+    </w:lvl>
+    <w:lvl w:ilvl="7" w:tplc="04160019" w:tentative="1">
+      <w:start w:val="1"/>
+      <w:numFmt w:val="lowerLetter"/>
+      <w:lvlText w:val="%8."/>
+      <w:lvlJc w:val="left"/>
+      <w:pPr>
+        <w:ind w:left="6816" w:hanging="360"/>
+      </w:pPr>
+    </w:lvl>
+    <w:lvl w:ilvl="8" w:tplc="0416001B" w:tentative="1">
+      <w:start w:val="1"/>
+      <w:numFmt w:val="lowerRoman"/>
+      <w:lvlText w:val="%9."/>
+      <w:lvlJc w:val="right"/>
+      <w:pPr>
+        <w:ind w:left="7536" w:hanging="180"/>
+      </w:pPr>
+    </w:lvl>
+  </w:abstractNum>
+  <w:abstractNum w:abstractNumId="29" w15:restartNumberingAfterBreak="0">
     <w:nsid w:val="7F92671E"/>
     <w:multiLevelType w:val="hybridMultilevel"/>
     <w:tmpl w:val="55644636"/>
@@ -11007,7 +11277,7 @@
     <w:abstractNumId w:val="4"/>
   </w:num>
   <w:num w:numId="2" w16cid:durableId="1773817804">
-    <w:abstractNumId w:val="16"/>
+    <w:abstractNumId w:val="17"/>
   </w:num>
   <w:num w:numId="3" w16cid:durableId="1344471530">
     <w:abstractNumId w:val="3"/>
@@ -11016,49 +11286,49 @@
     <w:abstractNumId w:val="8"/>
   </w:num>
   <w:num w:numId="5" w16cid:durableId="679312763">
-    <w:abstractNumId w:val="11"/>
+    <w:abstractNumId w:val="12"/>
   </w:num>
   <w:num w:numId="6" w16cid:durableId="626283518">
+    <w:abstractNumId w:val="27"/>
+  </w:num>
+  <w:num w:numId="7" w16cid:durableId="1614290658">
     <w:abstractNumId w:val="26"/>
   </w:num>
-  <w:num w:numId="7" w16cid:durableId="1614290658">
-    <w:abstractNumId w:val="25"/>
-  </w:num>
   <w:num w:numId="8" w16cid:durableId="2033530311">
-    <w:abstractNumId w:val="13"/>
+    <w:abstractNumId w:val="14"/>
   </w:num>
   <w:num w:numId="9" w16cid:durableId="236328044">
     <w:abstractNumId w:val="6"/>
   </w:num>
   <w:num w:numId="10" w16cid:durableId="440536377">
-    <w:abstractNumId w:val="23"/>
+    <w:abstractNumId w:val="24"/>
   </w:num>
   <w:num w:numId="11" w16cid:durableId="431051097">
     <w:abstractNumId w:val="0"/>
   </w:num>
   <w:num w:numId="12" w16cid:durableId="1699314174">
-    <w:abstractNumId w:val="21"/>
+    <w:abstractNumId w:val="22"/>
   </w:num>
   <w:num w:numId="13" w16cid:durableId="1420440709">
-    <w:abstractNumId w:val="27"/>
+    <w:abstractNumId w:val="29"/>
   </w:num>
   <w:num w:numId="14" w16cid:durableId="255942723">
-    <w:abstractNumId w:val="18"/>
+    <w:abstractNumId w:val="19"/>
   </w:num>
   <w:num w:numId="15" w16cid:durableId="80640598">
     <w:abstractNumId w:val="5"/>
   </w:num>
   <w:num w:numId="16" w16cid:durableId="2001880651">
-    <w:abstractNumId w:val="19"/>
+    <w:abstractNumId w:val="20"/>
   </w:num>
   <w:num w:numId="17" w16cid:durableId="1140800797">
-    <w:abstractNumId w:val="12"/>
+    <w:abstractNumId w:val="13"/>
   </w:num>
   <w:num w:numId="18" w16cid:durableId="193423893">
-    <w:abstractNumId w:val="24"/>
+    <w:abstractNumId w:val="25"/>
   </w:num>
   <w:num w:numId="19" w16cid:durableId="2015105053">
-    <w:abstractNumId w:val="14"/>
+    <w:abstractNumId w:val="15"/>
   </w:num>
   <w:num w:numId="20" w16cid:durableId="1861966553">
     <w:abstractNumId w:val="1"/>
@@ -11073,19 +11343,25 @@
     <w:abstractNumId w:val="10"/>
   </w:num>
   <w:num w:numId="24" w16cid:durableId="1646886121">
-    <w:abstractNumId w:val="15"/>
+    <w:abstractNumId w:val="16"/>
   </w:num>
   <w:num w:numId="25" w16cid:durableId="69474261">
-    <w:abstractNumId w:val="22"/>
+    <w:abstractNumId w:val="23"/>
   </w:num>
   <w:num w:numId="26" w16cid:durableId="1678314562">
-    <w:abstractNumId w:val="20"/>
+    <w:abstractNumId w:val="21"/>
   </w:num>
   <w:num w:numId="27" w16cid:durableId="2137869070">
     <w:abstractNumId w:val="9"/>
   </w:num>
   <w:num w:numId="28" w16cid:durableId="1313605357">
-    <w:abstractNumId w:val="17"/>
+    <w:abstractNumId w:val="18"/>
+  </w:num>
+  <w:num w:numId="29" w16cid:durableId="1560357600">
+    <w:abstractNumId w:val="28"/>
+  </w:num>
+  <w:num w:numId="30" w16cid:durableId="1143423400">
+    <w:abstractNumId w:val="11"/>
   </w:num>
 </w:numbering>
 </file>
@@ -12154,6 +12430,36 @@
       <w:u w:val="single"/>
     </w:rPr>
   </w:style>
+  <w:style w:type="paragraph" w:styleId="Pr-formataoHTML">
+    <w:name w:val="HTML Preformatted"/>
+    <w:basedOn w:val="Normal"/>
+    <w:link w:val="Pr-formataoHTMLChar"/>
+    <w:uiPriority w:val="99"/>
+    <w:semiHidden/>
+    <w:unhideWhenUsed/>
+    <w:rsid w:val="00C827D0"/>
+    <w:pPr>
+      <w:spacing w:after="0" w:line="240" w:lineRule="auto"/>
+    </w:pPr>
+    <w:rPr>
+      <w:rFonts w:ascii="Consolas" w:hAnsi="Consolas"/>
+      <w:sz w:val="20"/>
+      <w:szCs w:val="20"/>
+    </w:rPr>
+  </w:style>
+  <w:style w:type="character" w:customStyle="1" w:styleId="Pr-formataoHTMLChar">
+    <w:name w:val="Pré-formatação HTML Char"/>
+    <w:basedOn w:val="Fontepargpadro"/>
+    <w:link w:val="Pr-formataoHTML"/>
+    <w:uiPriority w:val="99"/>
+    <w:semiHidden/>
+    <w:rsid w:val="00C827D0"/>
+    <w:rPr>
+      <w:rFonts w:ascii="Consolas" w:hAnsi="Consolas"/>
+      <w:sz w:val="20"/>
+      <w:szCs w:val="20"/>
+    </w:rPr>
+  </w:style>
 </w:styles>
 </file>
 

--- a/Main Project/Documentacao do projeto.docx
+++ b/Main Project/Documentacao do projeto.docx
@@ -2616,6 +2616,7 @@
       <w:r>
         <w:t xml:space="preserve">efeitos visuais subjetivos (distorção, pós-processamento, </w:t>
       </w:r>
+      <w:proofErr w:type="spellStart"/>
       <w:r>
         <w:rPr>
           <w:i/>
@@ -2623,9 +2624,11 @@
         </w:rPr>
         <w:t>glitches</w:t>
       </w:r>
+      <w:proofErr w:type="spellEnd"/>
       <w:r>
         <w:t xml:space="preserve">, </w:t>
       </w:r>
+      <w:proofErr w:type="spellStart"/>
       <w:r>
         <w:rPr>
           <w:i/>
@@ -2633,6 +2636,7 @@
         </w:rPr>
         <w:t>shaders</w:t>
       </w:r>
+      <w:proofErr w:type="spellEnd"/>
       <w:r>
         <w:t xml:space="preserve"> simples)</w:t>
       </w:r>
@@ -2708,7 +2712,15 @@
         <w:t>É possível</w:t>
       </w:r>
       <w:r>
-        <w:t xml:space="preserve"> prototipar uma fase completa </w:t>
+        <w:t xml:space="preserve"> </w:t>
+      </w:r>
+      <w:proofErr w:type="spellStart"/>
+      <w:r>
+        <w:t>prototipar</w:t>
+      </w:r>
+      <w:proofErr w:type="spellEnd"/>
+      <w:r>
+        <w:t xml:space="preserve"> uma fase completa </w:t>
       </w:r>
       <w:r>
         <w:t>rapidamente</w:t>
@@ -2736,12 +2748,21 @@
       <w:r>
         <w:t xml:space="preserve"> um conceito de </w:t>
       </w:r>
+      <w:proofErr w:type="spellStart"/>
       <w:r>
         <w:rPr>
           <w:i/>
           <w:iCs/>
         </w:rPr>
-        <w:t>Scene-based design</w:t>
+        <w:t>Scene-based</w:t>
+      </w:r>
+      <w:proofErr w:type="spellEnd"/>
+      <w:r>
+        <w:rPr>
+          <w:i/>
+          <w:iCs/>
+        </w:rPr>
+        <w:t xml:space="preserve"> design</w:t>
       </w:r>
       <w:r>
         <w:t xml:space="preserve">, o que </w:t>
@@ -2783,16 +2804,25 @@
           <w:i/>
           <w:iCs/>
         </w:rPr>
-        <w:t>Open-source</w:t>
-      </w:r>
-      <w:r>
-        <w:t xml:space="preserve">, sem </w:t>
-      </w:r>
+        <w:t>Open-</w:t>
+      </w:r>
+      <w:proofErr w:type="spellStart"/>
       <w:r>
         <w:rPr>
           <w:i/>
           <w:iCs/>
         </w:rPr>
+        <w:t>source</w:t>
+      </w:r>
+      <w:proofErr w:type="spellEnd"/>
+      <w:r>
+        <w:t xml:space="preserve">, sem </w:t>
+      </w:r>
+      <w:r>
+        <w:rPr>
+          <w:i/>
+          <w:iCs/>
+        </w:rPr>
         <w:t>royalties</w:t>
       </w:r>
       <w:r>
@@ -2849,7 +2879,23 @@
         <w:t xml:space="preserve"> </w:t>
       </w:r>
       <w:r>
-        <w:t>Demais engines como a unity só fariam sentido se eu já tivesse domínio avançado ou precisasse de assets AAA. Como conclusão técnica, a Godot proporciona controle criativo e produtividade ideal para o escopo definido do projeto.</w:t>
+        <w:t xml:space="preserve">Demais engines como a </w:t>
+      </w:r>
+      <w:proofErr w:type="spellStart"/>
+      <w:r>
+        <w:t>unity</w:t>
+      </w:r>
+      <w:proofErr w:type="spellEnd"/>
+      <w:r>
+        <w:t xml:space="preserve"> só fariam sentido se eu já tivesse domínio avançado ou precisasse de </w:t>
+      </w:r>
+      <w:proofErr w:type="spellStart"/>
+      <w:r>
+        <w:t>assets</w:t>
+      </w:r>
+      <w:proofErr w:type="spellEnd"/>
+      <w:r>
+        <w:t xml:space="preserve"> AAA. Como conclusão técnica, a Godot proporciona controle criativo e produtividade ideal para o escopo definido do projeto.</w:t>
       </w:r>
     </w:p>
     <w:p>
@@ -2858,7 +2904,15 @@
       </w:pPr>
       <w:bookmarkStart w:id="5" w:name="_Toc221177131"/>
       <w:r>
-        <w:t>Estrutura geral do desenvolvimento (macroetapas)</w:t>
+        <w:t>Estrutura geral do desenvolvimento (</w:t>
+      </w:r>
+      <w:proofErr w:type="spellStart"/>
+      <w:r>
+        <w:t>macroetapas</w:t>
+      </w:r>
+      <w:proofErr w:type="spellEnd"/>
+      <w:r>
+        <w:t>)</w:t>
       </w:r>
       <w:bookmarkEnd w:id="5"/>
     </w:p>
@@ -3115,8 +3169,17 @@
           <w:i/>
           <w:iCs/>
         </w:rPr>
-        <w:t>Vertical slice</w:t>
-      </w:r>
+        <w:t xml:space="preserve">Vertical </w:t>
+      </w:r>
+      <w:proofErr w:type="spellStart"/>
+      <w:r>
+        <w:rPr>
+          <w:i/>
+          <w:iCs/>
+        </w:rPr>
+        <w:t>slice</w:t>
+      </w:r>
+      <w:proofErr w:type="spellEnd"/>
       <w:r>
         <w:t xml:space="preserve"> (1 fase completa)</w:t>
       </w:r>
@@ -3158,7 +3221,15 @@
         <w:jc w:val="both"/>
       </w:pPr>
       <w:r>
-        <w:t xml:space="preserve">Vertical Slice (Fatia Vertical) é uma abordagem arquitetural de software que organiza o código por funcionalidades (features) e não por camadas técnicas (UI, Domínio, Dados). Cada "fatia" é independente e contém tudo o que é necessário para aquela funcionalidade </w:t>
+        <w:t xml:space="preserve">Vertical </w:t>
+      </w:r>
+      <w:proofErr w:type="spellStart"/>
+      <w:r>
+        <w:t>Slice</w:t>
+      </w:r>
+      <w:proofErr w:type="spellEnd"/>
+      <w:r>
+        <w:t xml:space="preserve"> (Fatia Vertical) é uma abordagem arquitetural de software que organiza o código por funcionalidades (features) e não por camadas técnicas (UI, Domínio, Dados). Cada "fatia" é independente e contém tudo o que é necessário para aquela funcionalidade </w:t>
       </w:r>
       <w:r>
         <w:t>operar.</w:t>
@@ -3208,8 +3279,13 @@
         <w:jc w:val="both"/>
       </w:pPr>
       <w:r>
-        <w:t>Depois da vertical slice</w:t>
-      </w:r>
+        <w:t xml:space="preserve">Depois da vertical </w:t>
+      </w:r>
+      <w:proofErr w:type="spellStart"/>
+      <w:r>
+        <w:t>slice</w:t>
+      </w:r>
+      <w:proofErr w:type="spellEnd"/>
       <w:r>
         <w:t xml:space="preserve"> </w:t>
       </w:r>
@@ -3512,6 +3588,7 @@
         </w:rPr>
         <w:t xml:space="preserve">não é recomendado o uso de sustos baratos, </w:t>
       </w:r>
+      <w:proofErr w:type="spellStart"/>
       <w:r>
         <w:rPr>
           <w:b w:val="0"/>
@@ -3521,6 +3598,7 @@
         </w:rPr>
         <w:t>jumpscare</w:t>
       </w:r>
+      <w:proofErr w:type="spellEnd"/>
       <w:r>
         <w:rPr>
           <w:b w:val="0"/>
@@ -3814,7 +3892,15 @@
         <w:jc w:val="both"/>
       </w:pPr>
       <w:r>
-        <w:t>Do ponto de vista técnico e metodológico, o 2D apresenta vantagens claras em termos de viabilidade. O desenvolvimento exige menor quantidade de assets, menos complexidade em sistemas de câmera, iluminação e colisão, além de reduzir a probabilidade de problemas técnicos que poderiam comprometer o andamento do projeto. Isso permite que mais tempo e energia sejam dedicados aos elementos centrais do TCC, como narrativa ambiental, design sonoro e construção da experiência psicológica, em vez de questões técnicas secundárias.</w:t>
+        <w:t xml:space="preserve">Do ponto de vista técnico e metodológico, o 2D apresenta vantagens claras em termos de viabilidade. O desenvolvimento exige menor quantidade de </w:t>
+      </w:r>
+      <w:proofErr w:type="spellStart"/>
+      <w:r>
+        <w:t>assets</w:t>
+      </w:r>
+      <w:proofErr w:type="spellEnd"/>
+      <w:r>
+        <w:t>, menos complexidade em sistemas de câmera, iluminação e colisão, além de reduzir a probabilidade de problemas técnicos que poderiam comprometer o andamento do projeto. Isso permite que mais tempo e energia sejam dedicados aos elementos centrais do TCC, como narrativa ambiental, design sonoro e construção da experiência psicológica, em vez de questões técnicas secundárias.</w:t>
       </w:r>
     </w:p>
     <w:p>
@@ -5207,13 +5293,31 @@
       <w:r>
         <w:t xml:space="preserve">Esses nós se relacionam entre si por meio de relações de pai e filho, formando o que a engine chama de </w:t>
       </w:r>
+      <w:proofErr w:type="spellStart"/>
       <w:r>
         <w:rPr>
           <w:i/>
           <w:iCs/>
         </w:rPr>
-        <w:t>Scene Tree</w:t>
-      </w:r>
+        <w:t>Scene</w:t>
+      </w:r>
+      <w:proofErr w:type="spellEnd"/>
+      <w:r>
+        <w:rPr>
+          <w:i/>
+          <w:iCs/>
+        </w:rPr>
+        <w:t xml:space="preserve"> </w:t>
+      </w:r>
+      <w:proofErr w:type="spellStart"/>
+      <w:r>
+        <w:rPr>
+          <w:i/>
+          <w:iCs/>
+        </w:rPr>
+        <w:t>Tree</w:t>
+      </w:r>
+      <w:proofErr w:type="spellEnd"/>
       <w:r>
         <w:t xml:space="preserve">. Essa estrutura não é apenas organizacional; ela define </w:t>
       </w:r>
@@ -5245,7 +5349,15 @@
         <w:jc w:val="both"/>
       </w:pPr>
       <w:r>
-        <w:t xml:space="preserve">Uma Cena (Scene), por sua vez, nada mais é do que uma árvore de nós salva em um arquivo. Isso é muito importante conceitualmente: uma cena não é “uma fase” necessariamente. Ela pode ser um personagem, um inimigo, um menu ou até um sistema lógico invisível. </w:t>
+        <w:t>Uma Cena (</w:t>
+      </w:r>
+      <w:proofErr w:type="spellStart"/>
+      <w:r>
+        <w:t>Scene</w:t>
+      </w:r>
+      <w:proofErr w:type="spellEnd"/>
+      <w:r>
+        <w:t xml:space="preserve">), por sua vez, nada mais é do que uma árvore de nós salva em um arquivo. Isso é muito importante conceitualmente: uma cena não é “uma fase” necessariamente. Ela pode ser um personagem, um inimigo, um menu ou até um sistema lógico invisível. </w:t>
       </w:r>
     </w:p>
     <w:p>
@@ -5453,11 +5565,27 @@
         <w:jc w:val="both"/>
       </w:pPr>
       <w:r>
-        <w:t xml:space="preserve">Se você estende um Node, por exemplo, você terá acesso a funções básicas de árvore e tempo de execução. Se estender um </w:t>
+        <w:t xml:space="preserve">Se você estende um Node, por exemplo, você terá acesso </w:t>
+      </w:r>
+      <w:proofErr w:type="spellStart"/>
+      <w:r>
+        <w:t>a</w:t>
+      </w:r>
+      <w:proofErr w:type="spellEnd"/>
+      <w:r>
+        <w:t xml:space="preserve"> funções básicas de árvore e tempo de execução. Se estender um </w:t>
       </w:r>
       <w:r>
         <w:lastRenderedPageBreak/>
-        <w:t>CharacterBody2D, você passa a ter acesso a sistema de movimento, colisão e física.</w:t>
+        <w:t xml:space="preserve">CharacterBody2D, você passa a ter acesso </w:t>
+      </w:r>
+      <w:proofErr w:type="spellStart"/>
+      <w:r>
+        <w:t>a</w:t>
+      </w:r>
+      <w:proofErr w:type="spellEnd"/>
+      <w:r>
+        <w:t xml:space="preserve"> sistema de movimento, colisão e física.</w:t>
       </w:r>
     </w:p>
     <w:p>
@@ -5651,13 +5779,33 @@
           <w:i/>
           <w:iCs/>
         </w:rPr>
-        <w:t>_ready()</w:t>
-      </w:r>
-      <w:r>
-        <w:rPr>
+        <w:t>_</w:t>
+      </w:r>
+      <w:proofErr w:type="spellStart"/>
+      <w:r>
+        <w:rPr>
+          <w:b/>
+          <w:bCs/>
           <w:i/>
           <w:iCs/>
         </w:rPr>
+        <w:t>ready</w:t>
+      </w:r>
+      <w:proofErr w:type="spellEnd"/>
+      <w:r>
+        <w:rPr>
+          <w:b/>
+          <w:bCs/>
+          <w:i/>
+          <w:iCs/>
+        </w:rPr>
+        <w:t>()</w:t>
+      </w:r>
+      <w:r>
+        <w:rPr>
+          <w:i/>
+          <w:iCs/>
+        </w:rPr>
         <w:t xml:space="preserve">: </w:t>
       </w:r>
       <w:r>
@@ -5860,7 +6008,15 @@
         <w:t>os</w:t>
       </w:r>
       <w:r>
-        <w:t xml:space="preserve"> nós da árvore, sinais (signals) e variáveis compartilhadas</w:t>
+        <w:t xml:space="preserve"> nós da árvore, sinais (</w:t>
+      </w:r>
+      <w:proofErr w:type="spellStart"/>
+      <w:r>
+        <w:t>signals</w:t>
+      </w:r>
+      <w:proofErr w:type="spellEnd"/>
+      <w:r>
+        <w:t>) e variáveis compartilhadas</w:t>
       </w:r>
       <w:r>
         <w:t>.</w:t>
@@ -5910,12 +6066,21 @@
         </w:numPr>
         <w:jc w:val="both"/>
       </w:pPr>
+      <w:proofErr w:type="spellStart"/>
       <w:r>
         <w:rPr>
           <w:b/>
           <w:bCs/>
         </w:rPr>
-        <w:t xml:space="preserve">Signals: </w:t>
+        <w:t>Signals</w:t>
+      </w:r>
+      <w:proofErr w:type="spellEnd"/>
+      <w:r>
+        <w:rPr>
+          <w:b/>
+          <w:bCs/>
+        </w:rPr>
+        <w:t xml:space="preserve">: </w:t>
       </w:r>
       <w:r>
         <w:t>são uma forma mais elegante e desacoplada de comunicação, no qual um nó emite um evento, e outro reage a ele, sem que ambos precisem se conhecer profundamente.</w:t>
@@ -6343,6 +6508,7 @@
         </w:rPr>
         <w:t xml:space="preserve">A Camera2D tem um recurso chamado </w:t>
       </w:r>
+      <w:proofErr w:type="spellStart"/>
       <w:r>
         <w:rPr>
           <w:b w:val="0"/>
@@ -6352,6 +6518,7 @@
         </w:rPr>
         <w:t>Smoothing</w:t>
       </w:r>
+      <w:proofErr w:type="spellEnd"/>
       <w:r>
         <w:rPr>
           <w:b w:val="0"/>
@@ -6573,6 +6740,7 @@
         </w:rPr>
         <w:t xml:space="preserve">Esses tiles são organizados dentro de um </w:t>
       </w:r>
+      <w:proofErr w:type="spellStart"/>
       <w:r>
         <w:rPr>
           <w:b w:val="0"/>
@@ -6582,6 +6750,7 @@
         </w:rPr>
         <w:t>TileSet</w:t>
       </w:r>
+      <w:proofErr w:type="spellEnd"/>
       <w:r>
         <w:rPr>
           <w:b w:val="0"/>
@@ -6589,6 +6758,7 @@
         </w:rPr>
         <w:t xml:space="preserve">, que funciona como uma biblioteca. Já o </w:t>
       </w:r>
+      <w:proofErr w:type="spellStart"/>
       <w:r>
         <w:rPr>
           <w:b w:val="0"/>
@@ -6598,6 +6768,7 @@
         </w:rPr>
         <w:t>TileMapLayer</w:t>
       </w:r>
+      <w:proofErr w:type="spellEnd"/>
       <w:r>
         <w:rPr>
           <w:b w:val="0"/>
@@ -6605,6 +6776,7 @@
         </w:rPr>
         <w:t xml:space="preserve"> é o nó da cena que usa esse </w:t>
       </w:r>
+      <w:proofErr w:type="spellStart"/>
       <w:r>
         <w:rPr>
           <w:b w:val="0"/>
@@ -6614,6 +6786,7 @@
         </w:rPr>
         <w:t>TileSet</w:t>
       </w:r>
+      <w:proofErr w:type="spellEnd"/>
       <w:r>
         <w:rPr>
           <w:b w:val="0"/>
@@ -6683,6 +6856,7 @@
         </w:rPr>
         <w:t xml:space="preserve">O primeiro passo é adicionar um </w:t>
       </w:r>
+      <w:proofErr w:type="spellStart"/>
       <w:r>
         <w:rPr>
           <w:b w:val="0"/>
@@ -6692,6 +6866,7 @@
         </w:rPr>
         <w:t>TileMapLayer</w:t>
       </w:r>
+      <w:proofErr w:type="spellEnd"/>
       <w:r>
         <w:rPr>
           <w:b w:val="0"/>
@@ -6709,6 +6884,7 @@
         </w:rPr>
         <w:t xml:space="preserve">Selecionando o </w:t>
       </w:r>
+      <w:proofErr w:type="spellStart"/>
       <w:r>
         <w:rPr>
           <w:b w:val="0"/>
@@ -6718,12 +6894,29 @@
         </w:rPr>
         <w:t>TileMapLayer</w:t>
       </w:r>
-      <w:r>
-        <w:rPr>
-          <w:b w:val="0"/>
-          <w:bCs w:val="0"/>
-        </w:rPr>
-        <w:t>, podemos criar um novo TileSet no Inspector.</w:t>
+      <w:proofErr w:type="spellEnd"/>
+      <w:r>
+        <w:rPr>
+          <w:b w:val="0"/>
+          <w:bCs w:val="0"/>
+        </w:rPr>
+        <w:t xml:space="preserve">, podemos criar um novo </w:t>
+      </w:r>
+      <w:proofErr w:type="spellStart"/>
+      <w:r>
+        <w:rPr>
+          <w:b w:val="0"/>
+          <w:bCs w:val="0"/>
+        </w:rPr>
+        <w:t>TileSet</w:t>
+      </w:r>
+      <w:proofErr w:type="spellEnd"/>
+      <w:r>
+        <w:rPr>
+          <w:b w:val="0"/>
+          <w:bCs w:val="0"/>
+        </w:rPr>
+        <w:t xml:space="preserve"> no Inspector.</w:t>
       </w:r>
     </w:p>
     <w:p>
@@ -6762,6 +6955,7 @@
         </w:rPr>
         <w:t xml:space="preserve">Dentro do editor do </w:t>
       </w:r>
+      <w:proofErr w:type="spellStart"/>
       <w:r>
         <w:rPr>
           <w:b w:val="0"/>
@@ -6771,6 +6965,7 @@
         </w:rPr>
         <w:t>TileSet</w:t>
       </w:r>
+      <w:proofErr w:type="spellEnd"/>
       <w:r>
         <w:rPr>
           <w:b w:val="0"/>
@@ -6790,7 +6985,23 @@
           <w:b w:val="0"/>
           <w:bCs w:val="0"/>
         </w:rPr>
-        <w:t xml:space="preserve"> adicionar uma “Source”. Quando </w:t>
+        <w:t xml:space="preserve"> adicionar uma “</w:t>
+      </w:r>
+      <w:proofErr w:type="spellStart"/>
+      <w:r>
+        <w:rPr>
+          <w:b w:val="0"/>
+          <w:bCs w:val="0"/>
+        </w:rPr>
+        <w:t>Source</w:t>
+      </w:r>
+      <w:proofErr w:type="spellEnd"/>
+      <w:r>
+        <w:rPr>
+          <w:b w:val="0"/>
+          <w:bCs w:val="0"/>
+        </w:rPr>
+        <w:t xml:space="preserve">”. Quando </w:t>
       </w:r>
       <w:r>
         <w:rPr>
@@ -6806,6 +7017,7 @@
         </w:rPr>
         <w:t xml:space="preserve"> PNG é um </w:t>
       </w:r>
+      <w:proofErr w:type="spellStart"/>
       <w:r>
         <w:rPr>
           <w:b w:val="0"/>
@@ -6815,6 +7027,7 @@
         </w:rPr>
         <w:t>spritesheet</w:t>
       </w:r>
+      <w:proofErr w:type="spellEnd"/>
       <w:r>
         <w:rPr>
           <w:b w:val="0"/>
@@ -6880,15 +7093,9 @@
           <w:i/>
           <w:iCs/>
         </w:rPr>
-        <w:t>Texture Region Size</w:t>
-      </w:r>
-      <w:r>
-        <w:rPr>
-          <w:b w:val="0"/>
-          <w:bCs w:val="0"/>
-        </w:rPr>
-        <w:t xml:space="preserve">” para 16x16. Isso informa à engine que cada tile ocupa exatamente esse tamanho dentro da imagem. Ao confirmar, a Godot divide automaticamente o </w:t>
-      </w:r>
+        <w:t xml:space="preserve">Texture </w:t>
+      </w:r>
+      <w:proofErr w:type="spellStart"/>
       <w:r>
         <w:rPr>
           <w:b w:val="0"/>
@@ -6896,8 +7103,47 @@
           <w:i/>
           <w:iCs/>
         </w:rPr>
+        <w:t>Region</w:t>
+      </w:r>
+      <w:proofErr w:type="spellEnd"/>
+      <w:r>
+        <w:rPr>
+          <w:b w:val="0"/>
+          <w:bCs w:val="0"/>
+          <w:i/>
+          <w:iCs/>
+        </w:rPr>
+        <w:t xml:space="preserve"> </w:t>
+      </w:r>
+      <w:proofErr w:type="spellStart"/>
+      <w:r>
+        <w:rPr>
+          <w:b w:val="0"/>
+          <w:bCs w:val="0"/>
+          <w:i/>
+          <w:iCs/>
+        </w:rPr>
+        <w:t>Size</w:t>
+      </w:r>
+      <w:proofErr w:type="spellEnd"/>
+      <w:r>
+        <w:rPr>
+          <w:b w:val="0"/>
+          <w:bCs w:val="0"/>
+        </w:rPr>
+        <w:t xml:space="preserve">” para 16x16. Isso informa à engine que cada tile ocupa exatamente esse tamanho dentro da imagem. Ao confirmar, a Godot divide automaticamente o </w:t>
+      </w:r>
+      <w:proofErr w:type="spellStart"/>
+      <w:r>
+        <w:rPr>
+          <w:b w:val="0"/>
+          <w:bCs w:val="0"/>
+          <w:i/>
+          <w:iCs/>
+        </w:rPr>
         <w:t>spritesheet</w:t>
       </w:r>
+      <w:proofErr w:type="spellEnd"/>
       <w:r>
         <w:rPr>
           <w:b w:val="0"/>
@@ -6964,6 +7210,7 @@
         </w:rPr>
         <w:t xml:space="preserve">Na Godot 4, a física dos tiles não é configurada no </w:t>
       </w:r>
+      <w:proofErr w:type="spellStart"/>
       <w:r>
         <w:rPr>
           <w:b w:val="0"/>
@@ -6973,6 +7220,7 @@
         </w:rPr>
         <w:t>TileMapLayer</w:t>
       </w:r>
+      <w:proofErr w:type="spellEnd"/>
       <w:r>
         <w:rPr>
           <w:b w:val="0"/>
@@ -6980,6 +7228,7 @@
         </w:rPr>
         <w:t xml:space="preserve">, mas dentro do </w:t>
       </w:r>
+      <w:proofErr w:type="spellStart"/>
       <w:r>
         <w:rPr>
           <w:b w:val="0"/>
@@ -6989,6 +7238,7 @@
         </w:rPr>
         <w:t>TileSet</w:t>
       </w:r>
+      <w:proofErr w:type="spellEnd"/>
       <w:r>
         <w:rPr>
           <w:b w:val="0"/>
@@ -7046,6 +7296,7 @@
         </w:rPr>
         <w:t xml:space="preserve">Antes de adicionar colisão a um tile, é necessário criar uma </w:t>
       </w:r>
+      <w:proofErr w:type="spellStart"/>
       <w:r>
         <w:rPr>
           <w:b w:val="0"/>
@@ -7055,6 +7306,7 @@
         </w:rPr>
         <w:t>Physics</w:t>
       </w:r>
+      <w:proofErr w:type="spellEnd"/>
       <w:r>
         <w:rPr>
           <w:b w:val="0"/>
@@ -7062,6 +7314,7 @@
         </w:rPr>
         <w:t xml:space="preserve"> </w:t>
       </w:r>
+      <w:proofErr w:type="spellStart"/>
       <w:r>
         <w:rPr>
           <w:b w:val="0"/>
@@ -7071,6 +7324,7 @@
         </w:rPr>
         <w:t>Layer</w:t>
       </w:r>
+      <w:proofErr w:type="spellEnd"/>
       <w:r>
         <w:rPr>
           <w:b w:val="0"/>
@@ -7078,6 +7332,7 @@
         </w:rPr>
         <w:t xml:space="preserve"> dentro do </w:t>
       </w:r>
+      <w:proofErr w:type="spellStart"/>
       <w:r>
         <w:rPr>
           <w:b w:val="0"/>
@@ -7087,6 +7342,7 @@
         </w:rPr>
         <w:t>TileSet</w:t>
       </w:r>
+      <w:proofErr w:type="spellEnd"/>
       <w:r>
         <w:rPr>
           <w:b w:val="0"/>
@@ -7136,6 +7392,7 @@
         </w:rPr>
         <w:t xml:space="preserve">Depois de criar a </w:t>
       </w:r>
+      <w:proofErr w:type="spellStart"/>
       <w:r>
         <w:rPr>
           <w:b w:val="0"/>
@@ -7143,22 +7400,9 @@
           <w:i/>
           <w:iCs/>
         </w:rPr>
-        <w:t>Physics Layer</w:t>
-      </w:r>
-      <w:r>
-        <w:rPr>
-          <w:b w:val="0"/>
-          <w:bCs w:val="0"/>
-        </w:rPr>
-        <w:t xml:space="preserve">, ao selecionar um tile específico no modo </w:t>
-      </w:r>
-      <w:r>
-        <w:rPr>
-          <w:b w:val="0"/>
-          <w:bCs w:val="0"/>
-        </w:rPr>
-        <w:t>‘</w:t>
-      </w:r>
+        <w:t>Physics</w:t>
+      </w:r>
+      <w:proofErr w:type="spellEnd"/>
       <w:r>
         <w:rPr>
           <w:b w:val="0"/>
@@ -7166,29 +7410,9 @@
           <w:i/>
           <w:iCs/>
         </w:rPr>
-        <w:t>Select</w:t>
-      </w:r>
-      <w:r>
-        <w:rPr>
-          <w:b w:val="0"/>
-          <w:bCs w:val="0"/>
-        </w:rPr>
-        <w:t>’</w:t>
-      </w:r>
-      <w:r>
-        <w:rPr>
-          <w:b w:val="0"/>
-          <w:bCs w:val="0"/>
-        </w:rPr>
-        <w:t xml:space="preserve"> da aba inferior que exibe os tiles</w:t>
-      </w:r>
-      <w:r>
-        <w:rPr>
-          <w:b w:val="0"/>
-          <w:bCs w:val="0"/>
-        </w:rPr>
-        <w:t xml:space="preserve"> (Aba de </w:t>
-      </w:r>
+        <w:t xml:space="preserve"> </w:t>
+      </w:r>
+      <w:proofErr w:type="spellStart"/>
       <w:r>
         <w:rPr>
           <w:b w:val="0"/>
@@ -7196,8 +7420,66 @@
           <w:i/>
           <w:iCs/>
         </w:rPr>
+        <w:t>Layer</w:t>
+      </w:r>
+      <w:proofErr w:type="spellEnd"/>
+      <w:r>
+        <w:rPr>
+          <w:b w:val="0"/>
+          <w:bCs w:val="0"/>
+        </w:rPr>
+        <w:t xml:space="preserve">, ao selecionar um tile específico no modo </w:t>
+      </w:r>
+      <w:r>
+        <w:rPr>
+          <w:b w:val="0"/>
+          <w:bCs w:val="0"/>
+        </w:rPr>
+        <w:t>‘</w:t>
+      </w:r>
+      <w:proofErr w:type="spellStart"/>
+      <w:r>
+        <w:rPr>
+          <w:b w:val="0"/>
+          <w:bCs w:val="0"/>
+          <w:i/>
+          <w:iCs/>
+        </w:rPr>
+        <w:t>Select</w:t>
+      </w:r>
+      <w:proofErr w:type="spellEnd"/>
+      <w:r>
+        <w:rPr>
+          <w:b w:val="0"/>
+          <w:bCs w:val="0"/>
+        </w:rPr>
+        <w:t>’</w:t>
+      </w:r>
+      <w:r>
+        <w:rPr>
+          <w:b w:val="0"/>
+          <w:bCs w:val="0"/>
+        </w:rPr>
+        <w:t xml:space="preserve"> da aba inferior que exibe os tiles</w:t>
+      </w:r>
+      <w:r>
+        <w:rPr>
+          <w:b w:val="0"/>
+          <w:bCs w:val="0"/>
+        </w:rPr>
+        <w:t xml:space="preserve"> (Aba de </w:t>
+      </w:r>
+      <w:proofErr w:type="spellStart"/>
+      <w:r>
+        <w:rPr>
+          <w:b w:val="0"/>
+          <w:bCs w:val="0"/>
+          <w:i/>
+          <w:iCs/>
+        </w:rPr>
         <w:t>physics</w:t>
       </w:r>
+      <w:proofErr w:type="spellEnd"/>
       <w:r>
         <w:rPr>
           <w:b w:val="0"/>
@@ -7273,8 +7555,25 @@
           <w:b w:val="0"/>
           <w:bCs w:val="0"/>
         </w:rPr>
-        <w:t>Na aba inferior de propriedades dos tiles, há a opção ‘paint’. Em ‘</w:t>
-      </w:r>
+        <w:t>Na aba inferior de propriedades dos tiles, há a opção ‘</w:t>
+      </w:r>
+      <w:proofErr w:type="spellStart"/>
+      <w:r>
+        <w:rPr>
+          <w:b w:val="0"/>
+          <w:bCs w:val="0"/>
+        </w:rPr>
+        <w:t>paint</w:t>
+      </w:r>
+      <w:proofErr w:type="spellEnd"/>
+      <w:r>
+        <w:rPr>
+          <w:b w:val="0"/>
+          <w:bCs w:val="0"/>
+        </w:rPr>
+        <w:t>’. Em ‘</w:t>
+      </w:r>
+      <w:proofErr w:type="spellStart"/>
       <w:r>
         <w:rPr>
           <w:b w:val="0"/>
@@ -7282,15 +7581,9 @@
           <w:i/>
           <w:iCs/>
         </w:rPr>
-        <w:t>Paint Properties</w:t>
-      </w:r>
-      <w:r>
-        <w:rPr>
-          <w:b w:val="0"/>
-          <w:bCs w:val="0"/>
-        </w:rPr>
-        <w:t>’ devemos selecionar a ‘</w:t>
-      </w:r>
+        <w:t>Paint</w:t>
+      </w:r>
+      <w:proofErr w:type="spellEnd"/>
       <w:r>
         <w:rPr>
           <w:b w:val="0"/>
@@ -7298,8 +7591,16 @@
           <w:i/>
           <w:iCs/>
         </w:rPr>
-        <w:t>physics layer</w:t>
-      </w:r>
+        <w:t xml:space="preserve"> Properties</w:t>
+      </w:r>
+      <w:r>
+        <w:rPr>
+          <w:b w:val="0"/>
+          <w:bCs w:val="0"/>
+        </w:rPr>
+        <w:t>’ devemos selecionar a ‘</w:t>
+      </w:r>
+      <w:proofErr w:type="spellStart"/>
       <w:r>
         <w:rPr>
           <w:b w:val="0"/>
@@ -7307,6 +7608,36 @@
           <w:i/>
           <w:iCs/>
         </w:rPr>
+        <w:t>physics</w:t>
+      </w:r>
+      <w:proofErr w:type="spellEnd"/>
+      <w:r>
+        <w:rPr>
+          <w:b w:val="0"/>
+          <w:bCs w:val="0"/>
+          <w:i/>
+          <w:iCs/>
+        </w:rPr>
+        <w:t xml:space="preserve"> </w:t>
+      </w:r>
+      <w:proofErr w:type="spellStart"/>
+      <w:r>
+        <w:rPr>
+          <w:b w:val="0"/>
+          <w:bCs w:val="0"/>
+          <w:i/>
+          <w:iCs/>
+        </w:rPr>
+        <w:t>layer</w:t>
+      </w:r>
+      <w:proofErr w:type="spellEnd"/>
+      <w:r>
+        <w:rPr>
+          <w:b w:val="0"/>
+          <w:bCs w:val="0"/>
+          <w:i/>
+          <w:iCs/>
+        </w:rPr>
         <w:t>’</w:t>
       </w:r>
       <w:r>
@@ -7419,19 +7750,101 @@
         </w:rPr>
         <w:t xml:space="preserve">Problema de </w:t>
       </w:r>
-      <w:r>
-        <w:rPr>
-          <w:b w:val="0"/>
-          <w:bCs w:val="0"/>
-        </w:rPr>
-        <w:t>subpixel movement + pixel art rendering</w:t>
-      </w:r>
-      <w:r>
-        <w:rPr>
-          <w:b w:val="0"/>
-          <w:bCs w:val="0"/>
-        </w:rPr>
-        <w:t>, faz com que a GPU fique arredondando, reposicionando e reamostrando a textura, de modo que a o resultado visual se apresente de modo trêmulo (passando a sensação de micro-ajuste constante). Como exemplo, segue a imagem abaixo:</w:t>
+      <w:proofErr w:type="spellStart"/>
+      <w:r>
+        <w:rPr>
+          <w:b w:val="0"/>
+          <w:bCs w:val="0"/>
+        </w:rPr>
+        <w:t>subpixel</w:t>
+      </w:r>
+      <w:proofErr w:type="spellEnd"/>
+      <w:r>
+        <w:rPr>
+          <w:b w:val="0"/>
+          <w:bCs w:val="0"/>
+        </w:rPr>
+        <w:t xml:space="preserve"> </w:t>
+      </w:r>
+      <w:proofErr w:type="spellStart"/>
+      <w:r>
+        <w:rPr>
+          <w:b w:val="0"/>
+          <w:bCs w:val="0"/>
+        </w:rPr>
+        <w:t>movement</w:t>
+      </w:r>
+      <w:proofErr w:type="spellEnd"/>
+      <w:r>
+        <w:rPr>
+          <w:b w:val="0"/>
+          <w:bCs w:val="0"/>
+        </w:rPr>
+        <w:t xml:space="preserve"> + pixel </w:t>
+      </w:r>
+      <w:proofErr w:type="spellStart"/>
+      <w:r>
+        <w:rPr>
+          <w:b w:val="0"/>
+          <w:bCs w:val="0"/>
+        </w:rPr>
+        <w:t>art</w:t>
+      </w:r>
+      <w:proofErr w:type="spellEnd"/>
+      <w:r>
+        <w:rPr>
+          <w:b w:val="0"/>
+          <w:bCs w:val="0"/>
+        </w:rPr>
+        <w:t xml:space="preserve"> </w:t>
+      </w:r>
+      <w:proofErr w:type="spellStart"/>
+      <w:r>
+        <w:rPr>
+          <w:b w:val="0"/>
+          <w:bCs w:val="0"/>
+        </w:rPr>
+        <w:t>rendering</w:t>
+      </w:r>
+      <w:proofErr w:type="spellEnd"/>
+      <w:r>
+        <w:rPr>
+          <w:b w:val="0"/>
+          <w:bCs w:val="0"/>
+        </w:rPr>
+        <w:t xml:space="preserve">, faz com que a GPU fique arredondando, reposicionando e </w:t>
+      </w:r>
+      <w:proofErr w:type="spellStart"/>
+      <w:r>
+        <w:rPr>
+          <w:b w:val="0"/>
+          <w:bCs w:val="0"/>
+        </w:rPr>
+        <w:t>reamostrando</w:t>
+      </w:r>
+      <w:proofErr w:type="spellEnd"/>
+      <w:r>
+        <w:rPr>
+          <w:b w:val="0"/>
+          <w:bCs w:val="0"/>
+        </w:rPr>
+        <w:t xml:space="preserve"> a textura, de modo que a o resultado visual se apresente de modo trêmulo (passando a sensação de </w:t>
+      </w:r>
+      <w:proofErr w:type="spellStart"/>
+      <w:r>
+        <w:rPr>
+          <w:b w:val="0"/>
+          <w:bCs w:val="0"/>
+        </w:rPr>
+        <w:t>micro-ajuste</w:t>
+      </w:r>
+      <w:proofErr w:type="spellEnd"/>
+      <w:r>
+        <w:rPr>
+          <w:b w:val="0"/>
+          <w:bCs w:val="0"/>
+        </w:rPr>
+        <w:t xml:space="preserve"> constante). Como exemplo, segue a imagem abaixo:</w:t>
       </w:r>
     </w:p>
     <w:p>
@@ -7457,16 +7870,17 @@
           <w:numId w:val="0"/>
         </w:numPr>
         <w:ind w:left="1440"/>
-        <w:jc w:val="both"/>
-        <w:rPr>
-          <w:b w:val="0"/>
-          <w:bCs w:val="0"/>
-        </w:rPr>
-      </w:pPr>
-      <w:r>
-        <w:rPr>
-          <w:b w:val="0"/>
-          <w:bCs w:val="0"/>
+        <w:jc w:val="center"/>
+        <w:rPr>
+          <w:b w:val="0"/>
+          <w:bCs w:val="0"/>
+        </w:rPr>
+      </w:pPr>
+      <w:r>
+        <w:rPr>
+          <w:b w:val="0"/>
+          <w:bCs w:val="0"/>
+          <w:noProof/>
         </w:rPr>
         <w:drawing>
           <wp:inline distT="0" distB="0" distL="0" distR="0" wp14:anchorId="545A951A" wp14:editId="6D7A59D7">
@@ -7606,7 +8020,23 @@
           <w:b w:val="0"/>
           <w:bCs w:val="0"/>
         </w:rPr>
-        <w:t xml:space="preserve">A solução para este problema está na aba ‘Project Settings’ -&gt; Rendering. É necessário buscar ‘Snap’ na aba de filtros e ativar as opções </w:t>
+        <w:t xml:space="preserve">A solução para este problema está na aba ‘Project Settings’ -&gt; </w:t>
+      </w:r>
+      <w:proofErr w:type="spellStart"/>
+      <w:r>
+        <w:rPr>
+          <w:b w:val="0"/>
+          <w:bCs w:val="0"/>
+        </w:rPr>
+        <w:t>Rendering</w:t>
+      </w:r>
+      <w:proofErr w:type="spellEnd"/>
+      <w:r>
+        <w:rPr>
+          <w:b w:val="0"/>
+          <w:bCs w:val="0"/>
+        </w:rPr>
+        <w:t xml:space="preserve">. É necessário buscar ‘Snap’ na aba de filtros e ativar as opções </w:t>
       </w:r>
       <w:r>
         <w:rPr>
@@ -7617,6 +8047,7 @@
         </w:rPr>
         <w:t xml:space="preserve">Snap 2D </w:t>
       </w:r>
+      <w:proofErr w:type="spellStart"/>
       <w:r>
         <w:rPr>
           <w:b w:val="0"/>
@@ -7625,8 +8056,9 @@
           <w:iCs/>
           <w:u w:val="single"/>
         </w:rPr>
-        <w:t>Transforms to Pixel</w:t>
-      </w:r>
+        <w:t>Transforms</w:t>
+      </w:r>
+      <w:proofErr w:type="spellEnd"/>
       <w:r>
         <w:rPr>
           <w:b w:val="0"/>
@@ -7637,13 +8069,7 @@
         </w:rPr>
         <w:t xml:space="preserve"> </w:t>
       </w:r>
-      <w:r>
-        <w:rPr>
-          <w:b w:val="0"/>
-          <w:bCs w:val="0"/>
-        </w:rPr>
-        <w:t xml:space="preserve">e </w:t>
-      </w:r>
+      <w:proofErr w:type="spellStart"/>
       <w:r>
         <w:rPr>
           <w:b w:val="0"/>
@@ -7652,34 +8078,10 @@
           <w:iCs/>
           <w:u w:val="single"/>
         </w:rPr>
-        <w:t>Snap 2D Transforms to Pixel</w:t>
-      </w:r>
-    </w:p>
-    <w:p>
-      <w:pPr>
-        <w:pStyle w:val="SubsectionBasico"/>
-        <w:numPr>
-          <w:ilvl w:val="0"/>
-          <w:numId w:val="0"/>
-        </w:numPr>
-        <w:ind w:left="1440"/>
-        <w:jc w:val="both"/>
-        <w:rPr>
-          <w:b w:val="0"/>
-          <w:bCs w:val="0"/>
-          <w:i/>
-          <w:iCs/>
-        </w:rPr>
-      </w:pPr>
-    </w:p>
-    <w:p>
-      <w:pPr>
-        <w:pStyle w:val="SubsectionBasico"/>
-        <w:numPr>
-          <w:ilvl w:val="0"/>
-          <w:numId w:val="26"/>
-        </w:numPr>
-        <w:jc w:val="both"/>
+        <w:t>to</w:t>
+      </w:r>
+      <w:proofErr w:type="spellEnd"/>
+      <w:r>
         <w:rPr>
           <w:b w:val="0"/>
           <w:bCs w:val="0"/>
@@ -7687,20 +8089,7 @@
           <w:iCs/>
           <w:u w:val="single"/>
         </w:rPr>
-      </w:pPr>
-      <w:r>
-        <w:rPr>
-          <w:b w:val="0"/>
-          <w:bCs w:val="0"/>
-        </w:rPr>
-        <w:t>Outra configura</w:t>
-      </w:r>
-      <w:r>
-        <w:rPr>
-          <w:b w:val="0"/>
-          <w:bCs w:val="0"/>
-        </w:rPr>
-        <w:t xml:space="preserve">ção importante é DESATIVAR a opção </w:t>
+        <w:t xml:space="preserve"> Pixel</w:t>
       </w:r>
       <w:r>
         <w:rPr>
@@ -7710,7 +8099,14 @@
           <w:iCs/>
           <w:u w:val="single"/>
         </w:rPr>
-        <w:t>Camera2D → Position Smoothing</w:t>
+        <w:t xml:space="preserve"> </w:t>
+      </w:r>
+      <w:r>
+        <w:rPr>
+          <w:b w:val="0"/>
+          <w:bCs w:val="0"/>
+        </w:rPr>
+        <w:t xml:space="preserve">e </w:t>
       </w:r>
       <w:r>
         <w:rPr>
@@ -7720,14 +8116,51 @@
           <w:iCs/>
           <w:u w:val="single"/>
         </w:rPr>
+        <w:t xml:space="preserve">Snap 2D </w:t>
+      </w:r>
+      <w:proofErr w:type="spellStart"/>
+      <w:r>
+        <w:rPr>
+          <w:b w:val="0"/>
+          <w:bCs w:val="0"/>
+          <w:i/>
+          <w:iCs/>
+          <w:u w:val="single"/>
+        </w:rPr>
+        <w:t>Transforms</w:t>
+      </w:r>
+      <w:proofErr w:type="spellEnd"/>
+      <w:r>
+        <w:rPr>
+          <w:b w:val="0"/>
+          <w:bCs w:val="0"/>
+          <w:i/>
+          <w:iCs/>
+          <w:u w:val="single"/>
+        </w:rPr>
         <w:t xml:space="preserve"> </w:t>
       </w:r>
-      <w:r>
-        <w:rPr>
-          <w:b w:val="0"/>
-          <w:bCs w:val="0"/>
-        </w:rPr>
-        <w:t>no inspetor do objeto Camera2D.</w:t>
+      <w:proofErr w:type="spellStart"/>
+      <w:r>
+        <w:rPr>
+          <w:b w:val="0"/>
+          <w:bCs w:val="0"/>
+          <w:i/>
+          <w:iCs/>
+          <w:u w:val="single"/>
+        </w:rPr>
+        <w:t>to</w:t>
+      </w:r>
+      <w:proofErr w:type="spellEnd"/>
+      <w:r>
+        <w:rPr>
+          <w:b w:val="0"/>
+          <w:bCs w:val="0"/>
+          <w:i/>
+          <w:iCs/>
+          <w:u w:val="single"/>
+        </w:rPr>
+        <w:t xml:space="preserve"> Pixel</w:t>
       </w:r>
     </w:p>
     <w:p>
@@ -7740,20 +8173,655 @@
         <w:ind w:left="1440"/>
         <w:jc w:val="both"/>
         <w:rPr>
+          <w:b w:val="0"/>
+          <w:bCs w:val="0"/>
+          <w:i/>
+          <w:iCs/>
+        </w:rPr>
+      </w:pPr>
+    </w:p>
+    <w:p>
+      <w:pPr>
+        <w:pStyle w:val="SubsectionBasico"/>
+        <w:numPr>
+          <w:ilvl w:val="0"/>
+          <w:numId w:val="26"/>
+        </w:numPr>
+        <w:jc w:val="both"/>
+        <w:rPr>
+          <w:b w:val="0"/>
+          <w:bCs w:val="0"/>
+          <w:i/>
+          <w:iCs/>
           <w:u w:val="single"/>
         </w:rPr>
       </w:pPr>
+      <w:r>
+        <w:rPr>
+          <w:b w:val="0"/>
+          <w:bCs w:val="0"/>
+        </w:rPr>
+        <w:t>Outra configura</w:t>
+      </w:r>
+      <w:r>
+        <w:rPr>
+          <w:b w:val="0"/>
+          <w:bCs w:val="0"/>
+        </w:rPr>
+        <w:t xml:space="preserve">ção importante é DESATIVAR a opção </w:t>
+      </w:r>
+      <w:r>
+        <w:rPr>
+          <w:b w:val="0"/>
+          <w:bCs w:val="0"/>
+          <w:i/>
+          <w:iCs/>
+          <w:u w:val="single"/>
+        </w:rPr>
+        <w:t xml:space="preserve">Camera2D → Position </w:t>
+      </w:r>
+      <w:proofErr w:type="spellStart"/>
+      <w:r>
+        <w:rPr>
+          <w:b w:val="0"/>
+          <w:bCs w:val="0"/>
+          <w:i/>
+          <w:iCs/>
+          <w:u w:val="single"/>
+        </w:rPr>
+        <w:t>Smoothing</w:t>
+      </w:r>
+      <w:proofErr w:type="spellEnd"/>
+      <w:r>
+        <w:rPr>
+          <w:b w:val="0"/>
+          <w:bCs w:val="0"/>
+          <w:i/>
+          <w:iCs/>
+          <w:u w:val="single"/>
+        </w:rPr>
+        <w:t xml:space="preserve"> </w:t>
+      </w:r>
+      <w:r>
+        <w:rPr>
+          <w:b w:val="0"/>
+          <w:bCs w:val="0"/>
+        </w:rPr>
+        <w:t>no inspetor do objeto Camera2D.</w:t>
+      </w:r>
     </w:p>
     <w:p>
       <w:pPr>
         <w:pStyle w:val="SubsectionBasico"/>
+        <w:numPr>
+          <w:ilvl w:val="0"/>
+          <w:numId w:val="0"/>
+        </w:numPr>
+        <w:ind w:left="1440"/>
         <w:jc w:val="both"/>
         <w:rPr>
           <w:u w:val="single"/>
         </w:rPr>
       </w:pPr>
-      <w:r>
-        <w:t>Implementação de WallJump</w:t>
+    </w:p>
+    <w:p>
+      <w:pPr>
+        <w:pStyle w:val="SubsectionBasico"/>
+        <w:jc w:val="both"/>
+        <w:rPr>
+          <w:u w:val="single"/>
+        </w:rPr>
+      </w:pPr>
+      <w:r>
+        <w:t xml:space="preserve">Criação de </w:t>
+      </w:r>
+      <w:proofErr w:type="spellStart"/>
+      <w:r>
+        <w:t>Hitboxes</w:t>
+      </w:r>
+      <w:proofErr w:type="spellEnd"/>
+      <w:r>
+        <w:t xml:space="preserve"> extras para o ataque</w:t>
+      </w:r>
+    </w:p>
+    <w:p>
+      <w:pPr>
+        <w:pStyle w:val="SubsectionBasico"/>
+        <w:numPr>
+          <w:ilvl w:val="0"/>
+          <w:numId w:val="0"/>
+        </w:numPr>
+        <w:ind w:left="1440"/>
+        <w:jc w:val="both"/>
+      </w:pPr>
+    </w:p>
+    <w:p>
+      <w:pPr>
+        <w:pStyle w:val="SubsectionBasico"/>
+        <w:numPr>
+          <w:ilvl w:val="0"/>
+          <w:numId w:val="0"/>
+        </w:numPr>
+        <w:ind w:left="1440"/>
+        <w:jc w:val="center"/>
+        <w:rPr>
+          <w:u w:val="single"/>
+        </w:rPr>
+      </w:pPr>
+      <w:r>
+        <w:rPr>
+          <w:noProof/>
+          <w:u w:val="single"/>
+        </w:rPr>
+        <w:drawing>
+          <wp:inline distT="0" distB="0" distL="0" distR="0" wp14:anchorId="3FCD7537" wp14:editId="1850C584">
+            <wp:extent cx="2425147" cy="1714806"/>
+            <wp:effectExtent l="0" t="0" r="0" b="0"/>
+            <wp:docPr id="1267811356" name="Imagem 1"/>
+            <wp:cNvGraphicFramePr>
+              <a:graphicFrameLocks xmlns:a="http://schemas.openxmlformats.org/drawingml/2006/main" noChangeAspect="1"/>
+            </wp:cNvGraphicFramePr>
+            <a:graphic xmlns:a="http://schemas.openxmlformats.org/drawingml/2006/main">
+              <a:graphicData uri="http://schemas.openxmlformats.org/drawingml/2006/picture">
+                <pic:pic xmlns:pic="http://schemas.openxmlformats.org/drawingml/2006/picture">
+                  <pic:nvPicPr>
+                    <pic:cNvPr id="1267811356" name=""/>
+                    <pic:cNvPicPr/>
+                  </pic:nvPicPr>
+                  <pic:blipFill>
+                    <a:blip r:embed="rId9"/>
+                    <a:stretch>
+                      <a:fillRect/>
+                    </a:stretch>
+                  </pic:blipFill>
+                  <pic:spPr>
+                    <a:xfrm>
+                      <a:off x="0" y="0"/>
+                      <a:ext cx="2438408" cy="1724183"/>
+                    </a:xfrm>
+                    <a:prstGeom prst="rect">
+                      <a:avLst/>
+                    </a:prstGeom>
+                  </pic:spPr>
+                </pic:pic>
+              </a:graphicData>
+            </a:graphic>
+          </wp:inline>
+        </w:drawing>
+      </w:r>
+    </w:p>
+    <w:p>
+      <w:pPr>
+        <w:pStyle w:val="SubsectionBasico"/>
+        <w:numPr>
+          <w:ilvl w:val="0"/>
+          <w:numId w:val="0"/>
+        </w:numPr>
+        <w:ind w:left="1440"/>
+        <w:jc w:val="both"/>
+        <w:rPr>
+          <w:u w:val="single"/>
+        </w:rPr>
+      </w:pPr>
+    </w:p>
+    <w:p>
+      <w:pPr>
+        <w:pStyle w:val="SubsectionBasico"/>
+        <w:numPr>
+          <w:ilvl w:val="0"/>
+          <w:numId w:val="0"/>
+        </w:numPr>
+        <w:ind w:left="1440"/>
+        <w:jc w:val="both"/>
+        <w:rPr>
+          <w:b w:val="0"/>
+          <w:bCs w:val="0"/>
+          <w:i/>
+          <w:iCs/>
+        </w:rPr>
+      </w:pPr>
+      <w:r>
+        <w:rPr>
+          <w:b w:val="0"/>
+          <w:bCs w:val="0"/>
+        </w:rPr>
+        <w:t>O Area2D na Godot Engine é um nó especializado em detectar interações físicas (colisões e sobreposições) em 2D sem aplicar respostas físicas sólidas, como quicar ou bloquear.</w:t>
+      </w:r>
+      <w:r>
+        <w:rPr>
+          <w:b w:val="0"/>
+          <w:bCs w:val="0"/>
+        </w:rPr>
+        <w:t xml:space="preserve"> Seria o mesmo que ‘Trigger’</w:t>
+      </w:r>
+      <w:r>
+        <w:rPr>
+          <w:b w:val="0"/>
+          <w:bCs w:val="0"/>
+        </w:rPr>
+        <w:t xml:space="preserve">. É importante adicionar um </w:t>
+      </w:r>
+      <w:proofErr w:type="spellStart"/>
+      <w:r>
+        <w:rPr>
+          <w:b w:val="0"/>
+          <w:bCs w:val="0"/>
+          <w:i/>
+          <w:iCs/>
+        </w:rPr>
+        <w:t>Collision</w:t>
+      </w:r>
+      <w:proofErr w:type="spellEnd"/>
+      <w:r>
+        <w:rPr>
+          <w:b w:val="0"/>
+          <w:bCs w:val="0"/>
+          <w:i/>
+          <w:iCs/>
+        </w:rPr>
+        <w:t xml:space="preserve"> </w:t>
+      </w:r>
+      <w:proofErr w:type="spellStart"/>
+      <w:r>
+        <w:rPr>
+          <w:b w:val="0"/>
+          <w:bCs w:val="0"/>
+          <w:i/>
+          <w:iCs/>
+        </w:rPr>
+        <w:t>Shpe</w:t>
+      </w:r>
+      <w:proofErr w:type="spellEnd"/>
+      <w:r>
+        <w:rPr>
+          <w:b w:val="0"/>
+          <w:bCs w:val="0"/>
+          <w:i/>
+          <w:iCs/>
+        </w:rPr>
+        <w:t xml:space="preserve"> 2D</w:t>
+      </w:r>
+      <w:r>
+        <w:rPr>
+          <w:b w:val="0"/>
+          <w:bCs w:val="0"/>
+        </w:rPr>
+        <w:t xml:space="preserve"> como filho da </w:t>
+      </w:r>
+      <w:proofErr w:type="spellStart"/>
+      <w:r>
+        <w:rPr>
+          <w:b w:val="0"/>
+          <w:bCs w:val="0"/>
+          <w:i/>
+          <w:iCs/>
+        </w:rPr>
+        <w:t>Hitbox</w:t>
+      </w:r>
+      <w:proofErr w:type="spellEnd"/>
+      <w:r>
+        <w:rPr>
+          <w:b w:val="0"/>
+          <w:bCs w:val="0"/>
+        </w:rPr>
+        <w:t xml:space="preserve"> ‘Area2D’ criada previamente. Por fim, devemos lembrar de configurar as propriedades </w:t>
+      </w:r>
+      <w:proofErr w:type="spellStart"/>
+      <w:r>
+        <w:rPr>
+          <w:b w:val="0"/>
+          <w:bCs w:val="0"/>
+          <w:i/>
+          <w:iCs/>
+        </w:rPr>
+        <w:t>Monitoring</w:t>
+      </w:r>
+      <w:proofErr w:type="spellEnd"/>
+      <w:r>
+        <w:rPr>
+          <w:b w:val="0"/>
+          <w:bCs w:val="0"/>
+        </w:rPr>
+        <w:t xml:space="preserve"> e </w:t>
+      </w:r>
+      <w:proofErr w:type="spellStart"/>
+      <w:r>
+        <w:rPr>
+          <w:b w:val="0"/>
+          <w:bCs w:val="0"/>
+        </w:rPr>
+        <w:t>Monitorable</w:t>
+      </w:r>
+      <w:proofErr w:type="spellEnd"/>
+      <w:r>
+        <w:rPr>
+          <w:b w:val="0"/>
+          <w:bCs w:val="0"/>
+        </w:rPr>
+        <w:t xml:space="preserve"> como ‘ON’</w:t>
+      </w:r>
+    </w:p>
+    <w:p>
+      <w:pPr>
+        <w:pStyle w:val="SubsectionBasico"/>
+        <w:jc w:val="both"/>
+        <w:rPr>
+          <w:u w:val="single"/>
+        </w:rPr>
+      </w:pPr>
+      <w:proofErr w:type="spellStart"/>
+      <w:r>
+        <w:lastRenderedPageBreak/>
+        <w:t>Layers</w:t>
+      </w:r>
+      <w:proofErr w:type="spellEnd"/>
+      <w:r>
+        <w:t xml:space="preserve"> e </w:t>
+      </w:r>
+      <w:proofErr w:type="spellStart"/>
+      <w:r>
+        <w:t>Maks</w:t>
+      </w:r>
+      <w:proofErr w:type="spellEnd"/>
+      <w:r>
+        <w:t>:</w:t>
+      </w:r>
+    </w:p>
+    <w:p>
+      <w:pPr>
+        <w:pStyle w:val="SubsectionBasico"/>
+        <w:numPr>
+          <w:ilvl w:val="0"/>
+          <w:numId w:val="0"/>
+        </w:numPr>
+        <w:ind w:left="1440"/>
+        <w:jc w:val="both"/>
+        <w:rPr>
+          <w:u w:val="single"/>
+        </w:rPr>
+      </w:pPr>
+    </w:p>
+    <w:p>
+      <w:pPr>
+        <w:pStyle w:val="SubsectionBasico"/>
+        <w:numPr>
+          <w:ilvl w:val="0"/>
+          <w:numId w:val="0"/>
+        </w:numPr>
+        <w:ind w:left="1440"/>
+        <w:jc w:val="both"/>
+        <w:rPr>
+          <w:b w:val="0"/>
+          <w:bCs w:val="0"/>
+        </w:rPr>
+      </w:pPr>
+      <w:r>
+        <w:rPr>
+          <w:b w:val="0"/>
+          <w:bCs w:val="0"/>
+        </w:rPr>
+        <w:t xml:space="preserve">No Godot </w:t>
+      </w:r>
+      <w:proofErr w:type="spellStart"/>
+      <w:r>
+        <w:rPr>
+          <w:b w:val="0"/>
+          <w:bCs w:val="0"/>
+        </w:rPr>
+        <w:t>EngineLayers</w:t>
+      </w:r>
+      <w:proofErr w:type="spellEnd"/>
+      <w:r>
+        <w:rPr>
+          <w:b w:val="0"/>
+          <w:bCs w:val="0"/>
+        </w:rPr>
+        <w:t xml:space="preserve"> (Camadas) e </w:t>
+      </w:r>
+      <w:proofErr w:type="spellStart"/>
+      <w:r>
+        <w:rPr>
+          <w:b w:val="0"/>
+          <w:bCs w:val="0"/>
+        </w:rPr>
+        <w:t>Masks</w:t>
+      </w:r>
+      <w:proofErr w:type="spellEnd"/>
+      <w:r>
+        <w:rPr>
+          <w:b w:val="0"/>
+          <w:bCs w:val="0"/>
+        </w:rPr>
+        <w:t xml:space="preserve"> (Máscaras) são propriedades fundamentais dos nós de física (como</w:t>
+      </w:r>
+      <w:r>
+        <w:rPr>
+          <w:b w:val="0"/>
+          <w:bCs w:val="0"/>
+        </w:rPr>
+        <w:t xml:space="preserve"> </w:t>
+      </w:r>
+      <w:r>
+        <w:rPr>
+          <w:b w:val="0"/>
+          <w:bCs w:val="0"/>
+        </w:rPr>
+        <w:t>CharacterBody2D`</w:t>
+      </w:r>
+      <w:r>
+        <w:rPr>
+          <w:b w:val="0"/>
+          <w:bCs w:val="0"/>
+        </w:rPr>
+        <w:t xml:space="preserve">, </w:t>
+      </w:r>
+      <w:r>
+        <w:rPr>
+          <w:b w:val="0"/>
+          <w:bCs w:val="0"/>
+        </w:rPr>
+        <w:t>`RigidBody2D</w:t>
+      </w:r>
+      <w:r>
+        <w:rPr>
+          <w:b w:val="0"/>
+          <w:bCs w:val="0"/>
+        </w:rPr>
+        <w:t xml:space="preserve"> </w:t>
+      </w:r>
+      <w:r>
+        <w:rPr>
+          <w:b w:val="0"/>
+          <w:bCs w:val="0"/>
+        </w:rPr>
+        <w:t>``Area2D) usadas para gerenciar colisões de forma eficiente, definindo o que interage com o quê. Eles funcionam como filtros de colisão.</w:t>
+      </w:r>
+    </w:p>
+    <w:p>
+      <w:pPr>
+        <w:pStyle w:val="SubsectionBasico"/>
+        <w:numPr>
+          <w:ilvl w:val="0"/>
+          <w:numId w:val="0"/>
+        </w:numPr>
+        <w:ind w:left="1440"/>
+        <w:jc w:val="both"/>
+        <w:rPr>
+          <w:b w:val="0"/>
+          <w:bCs w:val="0"/>
+        </w:rPr>
+      </w:pPr>
+    </w:p>
+    <w:p>
+      <w:pPr>
+        <w:pStyle w:val="SubsectionBasico"/>
+        <w:numPr>
+          <w:ilvl w:val="0"/>
+          <w:numId w:val="0"/>
+        </w:numPr>
+        <w:ind w:left="1440"/>
+        <w:jc w:val="both"/>
+        <w:rPr>
+          <w:b w:val="0"/>
+          <w:bCs w:val="0"/>
+        </w:rPr>
+      </w:pPr>
+      <w:r>
+        <w:rPr>
+          <w:b w:val="0"/>
+          <w:bCs w:val="0"/>
+        </w:rPr>
+        <w:t>Em resumo:</w:t>
+      </w:r>
+    </w:p>
+    <w:p>
+      <w:pPr>
+        <w:pStyle w:val="SubsectionBasico"/>
+        <w:numPr>
+          <w:ilvl w:val="0"/>
+          <w:numId w:val="31"/>
+        </w:numPr>
+        <w:jc w:val="both"/>
+        <w:rPr>
+          <w:b w:val="0"/>
+          <w:bCs w:val="0"/>
+        </w:rPr>
+      </w:pPr>
+      <w:proofErr w:type="spellStart"/>
+      <w:r>
+        <w:t>Layer</w:t>
+      </w:r>
+      <w:proofErr w:type="spellEnd"/>
+      <w:r>
+        <w:t xml:space="preserve"> (Onde eu estou):</w:t>
+      </w:r>
+      <w:r>
+        <w:rPr>
+          <w:b w:val="0"/>
+          <w:bCs w:val="0"/>
+        </w:rPr>
+        <w:t xml:space="preserve"> Define em qual "camada" física o objeto existe.</w:t>
+      </w:r>
+      <w:r>
+        <w:rPr>
+          <w:b w:val="0"/>
+          <w:bCs w:val="0"/>
+        </w:rPr>
+        <w:t xml:space="preserve"> </w:t>
+      </w:r>
+      <w:r>
+        <w:rPr>
+          <w:b w:val="0"/>
+          <w:bCs w:val="0"/>
+        </w:rPr>
+        <w:t>Cada objeto pode pertencer a uma ou mais das 20 camadas disponíveis (0-19).</w:t>
+      </w:r>
+    </w:p>
+    <w:p>
+      <w:pPr>
+        <w:pStyle w:val="SubsectionBasico"/>
+        <w:numPr>
+          <w:ilvl w:val="0"/>
+          <w:numId w:val="31"/>
+        </w:numPr>
+        <w:jc w:val="both"/>
+        <w:rPr>
+          <w:b w:val="0"/>
+          <w:bCs w:val="0"/>
+        </w:rPr>
+      </w:pPr>
+      <w:proofErr w:type="spellStart"/>
+      <w:r>
+        <w:t>Mask</w:t>
+      </w:r>
+      <w:proofErr w:type="spellEnd"/>
+      <w:r>
+        <w:t xml:space="preserve"> (O que eu vejo/detecto):</w:t>
+      </w:r>
+      <w:r>
+        <w:rPr>
+          <w:b w:val="0"/>
+          <w:bCs w:val="0"/>
+        </w:rPr>
+        <w:t xml:space="preserve"> Define quais camadas o objeto busca ou detecta para colidir. A máscara do seu objeto deve corresponder à camada do outro objeto para haver colisão.</w:t>
+      </w:r>
+    </w:p>
+    <w:p>
+      <w:pPr>
+        <w:pStyle w:val="SubsectionBasico"/>
+        <w:numPr>
+          <w:ilvl w:val="0"/>
+          <w:numId w:val="31"/>
+        </w:numPr>
+        <w:jc w:val="both"/>
+        <w:rPr>
+          <w:b w:val="0"/>
+          <w:bCs w:val="0"/>
+        </w:rPr>
+      </w:pPr>
+      <w:r>
+        <w:t>Via de mão dupla:</w:t>
+      </w:r>
+      <w:r>
+        <w:rPr>
+          <w:b w:val="0"/>
+          <w:bCs w:val="0"/>
+        </w:rPr>
+        <w:t xml:space="preserve"> A colisão só acontece se pelo menos um dos objetos tiver a </w:t>
+      </w:r>
+      <w:proofErr w:type="spellStart"/>
+      <w:r>
+        <w:rPr>
+          <w:b w:val="0"/>
+          <w:bCs w:val="0"/>
+        </w:rPr>
+        <w:t>Layer</w:t>
+      </w:r>
+      <w:proofErr w:type="spellEnd"/>
+      <w:r>
+        <w:rPr>
+          <w:b w:val="0"/>
+          <w:bCs w:val="0"/>
+        </w:rPr>
+        <w:t xml:space="preserve"> do outro marcada na sua </w:t>
+      </w:r>
+      <w:proofErr w:type="spellStart"/>
+      <w:r>
+        <w:rPr>
+          <w:b w:val="0"/>
+          <w:bCs w:val="0"/>
+        </w:rPr>
+        <w:t>Mask</w:t>
+      </w:r>
+      <w:proofErr w:type="spellEnd"/>
+    </w:p>
+    <w:p>
+      <w:pPr>
+        <w:pStyle w:val="SubsectionBasico"/>
+        <w:numPr>
+          <w:ilvl w:val="0"/>
+          <w:numId w:val="0"/>
+        </w:numPr>
+        <w:ind w:left="1440"/>
+        <w:jc w:val="both"/>
+        <w:rPr>
+          <w:u w:val="single"/>
+        </w:rPr>
+      </w:pPr>
+    </w:p>
+    <w:p>
+      <w:pPr>
+        <w:pStyle w:val="SubsectionBasico"/>
+        <w:jc w:val="both"/>
+        <w:rPr>
+          <w:u w:val="single"/>
+        </w:rPr>
+      </w:pPr>
+      <w:r>
+        <w:rPr>
+          <w:u w:val="single"/>
+        </w:rPr>
+        <w:t>s</w:t>
       </w:r>
     </w:p>
     <w:p>
@@ -10058,6 +11126,119 @@
     </w:lvl>
   </w:abstractNum>
   <w:abstractNum w:abstractNumId="19" w15:restartNumberingAfterBreak="0">
+    <w:nsid w:val="5B1F72B6"/>
+    <w:multiLevelType w:val="hybridMultilevel"/>
+    <w:tmpl w:val="F18E5E66"/>
+    <w:lvl w:ilvl="0" w:tplc="04160001">
+      <w:start w:val="1"/>
+      <w:numFmt w:val="bullet"/>
+      <w:lvlText w:val=""/>
+      <w:lvlJc w:val="left"/>
+      <w:pPr>
+        <w:ind w:left="2484" w:hanging="360"/>
+      </w:pPr>
+      <w:rPr>
+        <w:rFonts w:ascii="Symbol" w:hAnsi="Symbol" w:hint="default"/>
+      </w:rPr>
+    </w:lvl>
+    <w:lvl w:ilvl="1" w:tplc="04160003" w:tentative="1">
+      <w:start w:val="1"/>
+      <w:numFmt w:val="bullet"/>
+      <w:lvlText w:val="o"/>
+      <w:lvlJc w:val="left"/>
+      <w:pPr>
+        <w:ind w:left="3204" w:hanging="360"/>
+      </w:pPr>
+      <w:rPr>
+        <w:rFonts w:ascii="Courier New" w:hAnsi="Courier New" w:cs="Courier New" w:hint="default"/>
+      </w:rPr>
+    </w:lvl>
+    <w:lvl w:ilvl="2" w:tplc="04160005" w:tentative="1">
+      <w:start w:val="1"/>
+      <w:numFmt w:val="bullet"/>
+      <w:lvlText w:val=""/>
+      <w:lvlJc w:val="left"/>
+      <w:pPr>
+        <w:ind w:left="3924" w:hanging="360"/>
+      </w:pPr>
+      <w:rPr>
+        <w:rFonts w:ascii="Wingdings" w:hAnsi="Wingdings" w:hint="default"/>
+      </w:rPr>
+    </w:lvl>
+    <w:lvl w:ilvl="3" w:tplc="04160001" w:tentative="1">
+      <w:start w:val="1"/>
+      <w:numFmt w:val="bullet"/>
+      <w:lvlText w:val=""/>
+      <w:lvlJc w:val="left"/>
+      <w:pPr>
+        <w:ind w:left="4644" w:hanging="360"/>
+      </w:pPr>
+      <w:rPr>
+        <w:rFonts w:ascii="Symbol" w:hAnsi="Symbol" w:hint="default"/>
+      </w:rPr>
+    </w:lvl>
+    <w:lvl w:ilvl="4" w:tplc="04160003" w:tentative="1">
+      <w:start w:val="1"/>
+      <w:numFmt w:val="bullet"/>
+      <w:lvlText w:val="o"/>
+      <w:lvlJc w:val="left"/>
+      <w:pPr>
+        <w:ind w:left="5364" w:hanging="360"/>
+      </w:pPr>
+      <w:rPr>
+        <w:rFonts w:ascii="Courier New" w:hAnsi="Courier New" w:cs="Courier New" w:hint="default"/>
+      </w:rPr>
+    </w:lvl>
+    <w:lvl w:ilvl="5" w:tplc="04160005" w:tentative="1">
+      <w:start w:val="1"/>
+      <w:numFmt w:val="bullet"/>
+      <w:lvlText w:val=""/>
+      <w:lvlJc w:val="left"/>
+      <w:pPr>
+        <w:ind w:left="6084" w:hanging="360"/>
+      </w:pPr>
+      <w:rPr>
+        <w:rFonts w:ascii="Wingdings" w:hAnsi="Wingdings" w:hint="default"/>
+      </w:rPr>
+    </w:lvl>
+    <w:lvl w:ilvl="6" w:tplc="04160001" w:tentative="1">
+      <w:start w:val="1"/>
+      <w:numFmt w:val="bullet"/>
+      <w:lvlText w:val=""/>
+      <w:lvlJc w:val="left"/>
+      <w:pPr>
+        <w:ind w:left="6804" w:hanging="360"/>
+      </w:pPr>
+      <w:rPr>
+        <w:rFonts w:ascii="Symbol" w:hAnsi="Symbol" w:hint="default"/>
+      </w:rPr>
+    </w:lvl>
+    <w:lvl w:ilvl="7" w:tplc="04160003" w:tentative="1">
+      <w:start w:val="1"/>
+      <w:numFmt w:val="bullet"/>
+      <w:lvlText w:val="o"/>
+      <w:lvlJc w:val="left"/>
+      <w:pPr>
+        <w:ind w:left="7524" w:hanging="360"/>
+      </w:pPr>
+      <w:rPr>
+        <w:rFonts w:ascii="Courier New" w:hAnsi="Courier New" w:cs="Courier New" w:hint="default"/>
+      </w:rPr>
+    </w:lvl>
+    <w:lvl w:ilvl="8" w:tplc="04160005" w:tentative="1">
+      <w:start w:val="1"/>
+      <w:numFmt w:val="bullet"/>
+      <w:lvlText w:val=""/>
+      <w:lvlJc w:val="left"/>
+      <w:pPr>
+        <w:ind w:left="8244" w:hanging="360"/>
+      </w:pPr>
+      <w:rPr>
+        <w:rFonts w:ascii="Wingdings" w:hAnsi="Wingdings" w:hint="default"/>
+      </w:rPr>
+    </w:lvl>
+  </w:abstractNum>
+  <w:abstractNum w:abstractNumId="20" w15:restartNumberingAfterBreak="0">
     <w:nsid w:val="5B9C4793"/>
     <w:multiLevelType w:val="hybridMultilevel"/>
     <w:tmpl w:val="6C7C5338"/>
@@ -10170,7 +11351,7 @@
       </w:rPr>
     </w:lvl>
   </w:abstractNum>
-  <w:abstractNum w:abstractNumId="20" w15:restartNumberingAfterBreak="0">
+  <w:abstractNum w:abstractNumId="21" w15:restartNumberingAfterBreak="0">
     <w:nsid w:val="5BF639DE"/>
     <w:multiLevelType w:val="hybridMultilevel"/>
     <w:tmpl w:val="4DB0C41E"/>
@@ -10283,7 +11464,7 @@
       </w:rPr>
     </w:lvl>
   </w:abstractNum>
-  <w:abstractNum w:abstractNumId="21" w15:restartNumberingAfterBreak="0">
+  <w:abstractNum w:abstractNumId="22" w15:restartNumberingAfterBreak="0">
     <w:nsid w:val="6054377E"/>
     <w:multiLevelType w:val="hybridMultilevel"/>
     <w:tmpl w:val="28C6C04E"/>
@@ -10396,7 +11577,7 @@
       </w:rPr>
     </w:lvl>
   </w:abstractNum>
-  <w:abstractNum w:abstractNumId="22" w15:restartNumberingAfterBreak="0">
+  <w:abstractNum w:abstractNumId="23" w15:restartNumberingAfterBreak="0">
     <w:nsid w:val="62010AB0"/>
     <w:multiLevelType w:val="hybridMultilevel"/>
     <w:tmpl w:val="7B420E0A"/>
@@ -10509,7 +11690,7 @@
       </w:rPr>
     </w:lvl>
   </w:abstractNum>
-  <w:abstractNum w:abstractNumId="23" w15:restartNumberingAfterBreak="0">
+  <w:abstractNum w:abstractNumId="24" w15:restartNumberingAfterBreak="0">
     <w:nsid w:val="6AC66E31"/>
     <w:multiLevelType w:val="hybridMultilevel"/>
     <w:tmpl w:val="603AFCF0"/>
@@ -10622,7 +11803,7 @@
       </w:rPr>
     </w:lvl>
   </w:abstractNum>
-  <w:abstractNum w:abstractNumId="24" w15:restartNumberingAfterBreak="0">
+  <w:abstractNum w:abstractNumId="25" w15:restartNumberingAfterBreak="0">
     <w:nsid w:val="6F350AFA"/>
     <w:multiLevelType w:val="hybridMultilevel"/>
     <w:tmpl w:val="9648D96E"/>
@@ -10735,7 +11916,7 @@
       </w:rPr>
     </w:lvl>
   </w:abstractNum>
-  <w:abstractNum w:abstractNumId="25" w15:restartNumberingAfterBreak="0">
+  <w:abstractNum w:abstractNumId="26" w15:restartNumberingAfterBreak="0">
     <w:nsid w:val="6FA55A81"/>
     <w:multiLevelType w:val="hybridMultilevel"/>
     <w:tmpl w:val="B9709D0A"/>
@@ -10848,7 +12029,7 @@
       </w:rPr>
     </w:lvl>
   </w:abstractNum>
-  <w:abstractNum w:abstractNumId="26" w15:restartNumberingAfterBreak="0">
+  <w:abstractNum w:abstractNumId="27" w15:restartNumberingAfterBreak="0">
     <w:nsid w:val="74BE6989"/>
     <w:multiLevelType w:val="hybridMultilevel"/>
     <w:tmpl w:val="11040812"/>
@@ -10961,7 +12142,7 @@
       </w:rPr>
     </w:lvl>
   </w:abstractNum>
-  <w:abstractNum w:abstractNumId="27" w15:restartNumberingAfterBreak="0">
+  <w:abstractNum w:abstractNumId="28" w15:restartNumberingAfterBreak="0">
     <w:nsid w:val="7B523EFA"/>
     <w:multiLevelType w:val="hybridMultilevel"/>
     <w:tmpl w:val="710A175E"/>
@@ -11074,7 +12255,7 @@
       </w:rPr>
     </w:lvl>
   </w:abstractNum>
-  <w:abstractNum w:abstractNumId="28" w15:restartNumberingAfterBreak="0">
+  <w:abstractNum w:abstractNumId="29" w15:restartNumberingAfterBreak="0">
     <w:nsid w:val="7F4003B5"/>
     <w:multiLevelType w:val="hybridMultilevel"/>
     <w:tmpl w:val="441C40E4"/>
@@ -11160,7 +12341,7 @@
       </w:pPr>
     </w:lvl>
   </w:abstractNum>
-  <w:abstractNum w:abstractNumId="29" w15:restartNumberingAfterBreak="0">
+  <w:abstractNum w:abstractNumId="30" w15:restartNumberingAfterBreak="0">
     <w:nsid w:val="7F92671E"/>
     <w:multiLevelType w:val="hybridMultilevel"/>
     <w:tmpl w:val="55644636"/>
@@ -11289,10 +12470,10 @@
     <w:abstractNumId w:val="12"/>
   </w:num>
   <w:num w:numId="6" w16cid:durableId="626283518">
-    <w:abstractNumId w:val="27"/>
+    <w:abstractNumId w:val="28"/>
   </w:num>
   <w:num w:numId="7" w16cid:durableId="1614290658">
-    <w:abstractNumId w:val="26"/>
+    <w:abstractNumId w:val="27"/>
   </w:num>
   <w:num w:numId="8" w16cid:durableId="2033530311">
     <w:abstractNumId w:val="14"/>
@@ -11301,31 +12482,31 @@
     <w:abstractNumId w:val="6"/>
   </w:num>
   <w:num w:numId="10" w16cid:durableId="440536377">
-    <w:abstractNumId w:val="24"/>
+    <w:abstractNumId w:val="25"/>
   </w:num>
   <w:num w:numId="11" w16cid:durableId="431051097">
     <w:abstractNumId w:val="0"/>
   </w:num>
   <w:num w:numId="12" w16cid:durableId="1699314174">
-    <w:abstractNumId w:val="22"/>
+    <w:abstractNumId w:val="23"/>
   </w:num>
   <w:num w:numId="13" w16cid:durableId="1420440709">
-    <w:abstractNumId w:val="29"/>
+    <w:abstractNumId w:val="30"/>
   </w:num>
   <w:num w:numId="14" w16cid:durableId="255942723">
-    <w:abstractNumId w:val="19"/>
+    <w:abstractNumId w:val="20"/>
   </w:num>
   <w:num w:numId="15" w16cid:durableId="80640598">
     <w:abstractNumId w:val="5"/>
   </w:num>
   <w:num w:numId="16" w16cid:durableId="2001880651">
-    <w:abstractNumId w:val="20"/>
+    <w:abstractNumId w:val="21"/>
   </w:num>
   <w:num w:numId="17" w16cid:durableId="1140800797">
     <w:abstractNumId w:val="13"/>
   </w:num>
   <w:num w:numId="18" w16cid:durableId="193423893">
-    <w:abstractNumId w:val="25"/>
+    <w:abstractNumId w:val="26"/>
   </w:num>
   <w:num w:numId="19" w16cid:durableId="2015105053">
     <w:abstractNumId w:val="15"/>
@@ -11346,10 +12527,10 @@
     <w:abstractNumId w:val="16"/>
   </w:num>
   <w:num w:numId="25" w16cid:durableId="69474261">
-    <w:abstractNumId w:val="23"/>
+    <w:abstractNumId w:val="24"/>
   </w:num>
   <w:num w:numId="26" w16cid:durableId="1678314562">
-    <w:abstractNumId w:val="21"/>
+    <w:abstractNumId w:val="22"/>
   </w:num>
   <w:num w:numId="27" w16cid:durableId="2137869070">
     <w:abstractNumId w:val="9"/>
@@ -11358,10 +12539,13 @@
     <w:abstractNumId w:val="18"/>
   </w:num>
   <w:num w:numId="29" w16cid:durableId="1560357600">
-    <w:abstractNumId w:val="28"/>
+    <w:abstractNumId w:val="29"/>
   </w:num>
   <w:num w:numId="30" w16cid:durableId="1143423400">
     <w:abstractNumId w:val="11"/>
+  </w:num>
+  <w:num w:numId="31" w16cid:durableId="1101989503">
+    <w:abstractNumId w:val="19"/>
   </w:num>
 </w:numbering>
 </file>
@@ -11969,6 +13153,7 @@
   <w:style w:type="character" w:default="1" w:styleId="Fontepargpadro">
     <w:name w:val="Default Paragraph Font"/>
     <w:uiPriority w:val="1"/>
+    <w:semiHidden/>
     <w:unhideWhenUsed/>
   </w:style>
   <w:style w:type="table" w:default="1" w:styleId="Tabelanormal">
@@ -12460,6 +13645,18 @@
       <w:szCs w:val="20"/>
     </w:rPr>
   </w:style>
+  <w:style w:type="character" w:styleId="MenoPendente">
+    <w:name w:val="Unresolved Mention"/>
+    <w:basedOn w:val="Fontepargpadro"/>
+    <w:uiPriority w:val="99"/>
+    <w:semiHidden/>
+    <w:unhideWhenUsed/>
+    <w:rsid w:val="00C24363"/>
+    <w:rPr>
+      <w:color w:val="605E5C"/>
+      <w:shd w:val="clear" w:color="auto" w:fill="E1DFDD"/>
+    </w:rPr>
+  </w:style>
 </w:styles>
 </file>
 

--- a/Main Project/Documentacao do projeto.docx
+++ b/Main Project/Documentacao do projeto.docx
@@ -8592,49 +8592,7 @@
           <w:b w:val="0"/>
           <w:bCs w:val="0"/>
         </w:rPr>
-        <w:t xml:space="preserve"> (Máscaras) são propriedades fundamentais dos nós de física (como</w:t>
-      </w:r>
-      <w:r>
-        <w:rPr>
-          <w:b w:val="0"/>
-          <w:bCs w:val="0"/>
-        </w:rPr>
-        <w:t xml:space="preserve"> </w:t>
-      </w:r>
-      <w:r>
-        <w:rPr>
-          <w:b w:val="0"/>
-          <w:bCs w:val="0"/>
-        </w:rPr>
-        <w:t>CharacterBody2D`</w:t>
-      </w:r>
-      <w:r>
-        <w:rPr>
-          <w:b w:val="0"/>
-          <w:bCs w:val="0"/>
-        </w:rPr>
-        <w:t xml:space="preserve">, </w:t>
-      </w:r>
-      <w:r>
-        <w:rPr>
-          <w:b w:val="0"/>
-          <w:bCs w:val="0"/>
-        </w:rPr>
-        <w:t>`RigidBody2D</w:t>
-      </w:r>
-      <w:r>
-        <w:rPr>
-          <w:b w:val="0"/>
-          <w:bCs w:val="0"/>
-        </w:rPr>
-        <w:t xml:space="preserve"> </w:t>
-      </w:r>
-      <w:r>
-        <w:rPr>
-          <w:b w:val="0"/>
-          <w:bCs w:val="0"/>
-        </w:rPr>
-        <w:t>``Area2D) usadas para gerenciar colisões de forma eficiente, definindo o que interage com o quê. Eles funcionam como filtros de colisão.</w:t>
+        <w:t xml:space="preserve"> (Máscaras) são propriedades fundamentais dos nós de física (como CharacterBody2D`, `RigidBody2D ``Area2D) usadas para gerenciar colisões de forma eficiente, definindo o que interage com o quê. Eles funcionam como filtros de colisão.</w:t>
       </w:r>
     </w:p>
     <w:p>
@@ -8804,24 +8762,258 @@
         </w:numPr>
         <w:ind w:left="1440"/>
         <w:jc w:val="both"/>
-        <w:rPr>
+      </w:pPr>
+    </w:p>
+    <w:p>
+      <w:pPr>
+        <w:pStyle w:val="SubsectionBasico"/>
+        <w:jc w:val="both"/>
+      </w:pPr>
+      <w:r>
+        <w:t>Máquina de Estados Finitos</w:t>
+      </w:r>
+      <w:r>
+        <w:t xml:space="preserve"> – </w:t>
+      </w:r>
+      <w:proofErr w:type="spellStart"/>
+      <w:r>
+        <w:t>Finite</w:t>
+      </w:r>
+      <w:proofErr w:type="spellEnd"/>
+      <w:r>
+        <w:t xml:space="preserve"> </w:t>
+      </w:r>
+      <w:proofErr w:type="spellStart"/>
+      <w:r>
+        <w:t>State</w:t>
+      </w:r>
+      <w:proofErr w:type="spellEnd"/>
+      <w:r>
+        <w:t xml:space="preserve"> Machine (FSM)</w:t>
+      </w:r>
+      <w:r>
+        <w:t>:</w:t>
+      </w:r>
+    </w:p>
+    <w:p>
+      <w:pPr>
+        <w:pStyle w:val="SubsectionBasico"/>
+        <w:numPr>
+          <w:ilvl w:val="0"/>
+          <w:numId w:val="0"/>
+        </w:numPr>
+        <w:ind w:left="1440"/>
+        <w:jc w:val="both"/>
+      </w:pPr>
+    </w:p>
+    <w:p>
+      <w:pPr>
+        <w:pStyle w:val="SubsectionBasico"/>
+        <w:numPr>
+          <w:ilvl w:val="0"/>
+          <w:numId w:val="0"/>
+        </w:numPr>
+        <w:ind w:left="1440"/>
+        <w:jc w:val="both"/>
+        <w:rPr>
+          <w:b w:val="0"/>
+          <w:bCs w:val="0"/>
+        </w:rPr>
+      </w:pPr>
+      <w:r>
+        <w:rPr>
+          <w:b w:val="0"/>
+          <w:bCs w:val="0"/>
+        </w:rPr>
+        <w:t>C</w:t>
+      </w:r>
+      <w:r>
+        <w:rPr>
+          <w:b w:val="0"/>
+          <w:bCs w:val="0"/>
+        </w:rPr>
+        <w:t>onsiste em um modelo computacional amplamente utilizado no desenvolvimento de sistemas interativos, especialmente em jogos digitais, para organizar e controlar o comportamento de entidades que podem assumir diferentes condições ao longo do tempo.</w:t>
+      </w:r>
+    </w:p>
+    <w:p>
+      <w:pPr>
+        <w:pStyle w:val="SubsectionBasico"/>
+        <w:numPr>
+          <w:ilvl w:val="0"/>
+          <w:numId w:val="0"/>
+        </w:numPr>
+        <w:ind w:left="2160"/>
+        <w:jc w:val="both"/>
+        <w:rPr>
+          <w:b w:val="0"/>
+          <w:bCs w:val="0"/>
+        </w:rPr>
+      </w:pPr>
+    </w:p>
+    <w:p>
+      <w:pPr>
+        <w:pStyle w:val="SubsectionBasico"/>
+        <w:numPr>
+          <w:ilvl w:val="0"/>
+          <w:numId w:val="32"/>
+        </w:numPr>
+        <w:jc w:val="both"/>
+        <w:rPr>
+          <w:b w:val="0"/>
+          <w:bCs w:val="0"/>
+        </w:rPr>
+      </w:pPr>
+      <w:r>
+        <w:rPr>
+          <w:b w:val="0"/>
+          <w:bCs w:val="0"/>
+        </w:rPr>
+        <w:t xml:space="preserve">Nesse modelo, um sistema é descrito por um </w:t>
+      </w:r>
+      <w:r>
+        <w:rPr>
+          <w:b w:val="0"/>
+          <w:bCs w:val="0"/>
           <w:u w:val="single"/>
         </w:rPr>
-      </w:pPr>
+        <w:t>conjunto finito de estados possíveis, e em cada momento a entidade encontra-se em apenas um desses estados.</w:t>
+      </w:r>
+      <w:r>
+        <w:rPr>
+          <w:b w:val="0"/>
+          <w:bCs w:val="0"/>
+        </w:rPr>
+        <w:t xml:space="preserve"> As mudanças entre estados ocorrem por meio de transições, que são acionadas a partir de eventos ou condições específicas do sistema</w:t>
+      </w:r>
     </w:p>
     <w:p>
       <w:pPr>
         <w:pStyle w:val="SubsectionBasico"/>
-        <w:jc w:val="both"/>
-        <w:rPr>
-          <w:u w:val="single"/>
-        </w:rPr>
-      </w:pPr>
-      <w:r>
-        <w:rPr>
-          <w:u w:val="single"/>
-        </w:rPr>
-        <w:t>s</w:t>
+        <w:numPr>
+          <w:ilvl w:val="0"/>
+          <w:numId w:val="0"/>
+        </w:numPr>
+        <w:ind w:left="2160"/>
+        <w:jc w:val="both"/>
+        <w:rPr>
+          <w:b w:val="0"/>
+          <w:bCs w:val="0"/>
+        </w:rPr>
+      </w:pPr>
+    </w:p>
+    <w:p>
+      <w:pPr>
+        <w:pStyle w:val="SubsectionBasico"/>
+        <w:numPr>
+          <w:ilvl w:val="0"/>
+          <w:numId w:val="32"/>
+        </w:numPr>
+        <w:jc w:val="both"/>
+        <w:rPr>
+          <w:b w:val="0"/>
+          <w:bCs w:val="0"/>
+        </w:rPr>
+      </w:pPr>
+      <w:r>
+        <w:rPr>
+          <w:b w:val="0"/>
+          <w:bCs w:val="0"/>
+        </w:rPr>
+        <w:t xml:space="preserve">No contexto do desenvolvimento de jogos, a FSM é empregada para controlar o comportamento de </w:t>
+      </w:r>
+      <w:r>
+        <w:rPr>
+          <w:b w:val="0"/>
+          <w:bCs w:val="0"/>
+        </w:rPr>
+        <w:t>objetos</w:t>
+      </w:r>
+      <w:r>
+        <w:rPr>
+          <w:b w:val="0"/>
+          <w:bCs w:val="0"/>
+        </w:rPr>
+        <w:t>. Dessa forma, ao invés de utilizar múltiplas estruturas condicionais independentes</w:t>
+      </w:r>
+      <w:r>
+        <w:rPr>
+          <w:b w:val="0"/>
+          <w:bCs w:val="0"/>
+        </w:rPr>
+        <w:t xml:space="preserve">, </w:t>
+      </w:r>
+      <w:r>
+        <w:rPr>
+          <w:b w:val="0"/>
+          <w:bCs w:val="0"/>
+        </w:rPr>
+        <w:t>a FSM centraliza o controle do comportamento em um único fluxo organizado.</w:t>
+      </w:r>
+    </w:p>
+    <w:p>
+      <w:pPr>
+        <w:pStyle w:val="SubsectionBasico"/>
+        <w:numPr>
+          <w:ilvl w:val="0"/>
+          <w:numId w:val="0"/>
+        </w:numPr>
+        <w:jc w:val="both"/>
+        <w:rPr>
+          <w:b w:val="0"/>
+          <w:bCs w:val="0"/>
+        </w:rPr>
+      </w:pPr>
+    </w:p>
+    <w:p>
+      <w:pPr>
+        <w:pStyle w:val="SubsectionBasico"/>
+        <w:numPr>
+          <w:ilvl w:val="0"/>
+          <w:numId w:val="32"/>
+        </w:numPr>
+        <w:jc w:val="both"/>
+        <w:rPr>
+          <w:b w:val="0"/>
+          <w:bCs w:val="0"/>
+        </w:rPr>
+      </w:pPr>
+      <w:r>
+        <w:rPr>
+          <w:b w:val="0"/>
+          <w:bCs w:val="0"/>
+        </w:rPr>
+        <w:t>Outra característica relevante das máquinas de estados é a capacidade de priorizar comportamentos. Em um sistema sem FSM, por exemplo, a animação de ataque de um personagem pode ser interrompida por outra animação, como caminhar ou permanecer parado, caso ambas sejam acionadas simultaneamente por diferentes partes do código. Com a implementação de uma FSM, o estado de ataque pode assumir prioridade sobre os demais</w:t>
+      </w:r>
+    </w:p>
+    <w:p>
+      <w:pPr>
+        <w:pStyle w:val="SubsectionBasico"/>
+        <w:numPr>
+          <w:ilvl w:val="0"/>
+          <w:numId w:val="0"/>
+        </w:numPr>
+        <w:ind w:left="1440"/>
+        <w:jc w:val="both"/>
+      </w:pPr>
+    </w:p>
+    <w:p>
+      <w:pPr>
+        <w:pStyle w:val="SubsectionBasico"/>
+        <w:numPr>
+          <w:ilvl w:val="0"/>
+          <w:numId w:val="0"/>
+        </w:numPr>
+        <w:ind w:left="1440"/>
+        <w:jc w:val="both"/>
+      </w:pPr>
+    </w:p>
+    <w:p>
+      <w:pPr>
+        <w:pStyle w:val="SubsectionBasico"/>
+        <w:jc w:val="both"/>
+      </w:pPr>
+      <w:r>
+        <w:t>d</w:t>
       </w:r>
     </w:p>
     <w:p>
@@ -11465,6 +11657,119 @@
     </w:lvl>
   </w:abstractNum>
   <w:abstractNum w:abstractNumId="22" w15:restartNumberingAfterBreak="0">
+    <w:nsid w:val="5FF0341E"/>
+    <w:multiLevelType w:val="hybridMultilevel"/>
+    <w:tmpl w:val="42F2A59E"/>
+    <w:lvl w:ilvl="0" w:tplc="04160001">
+      <w:start w:val="1"/>
+      <w:numFmt w:val="bullet"/>
+      <w:lvlText w:val=""/>
+      <w:lvlJc w:val="left"/>
+      <w:pPr>
+        <w:ind w:left="2160" w:hanging="360"/>
+      </w:pPr>
+      <w:rPr>
+        <w:rFonts w:ascii="Symbol" w:hAnsi="Symbol" w:hint="default"/>
+      </w:rPr>
+    </w:lvl>
+    <w:lvl w:ilvl="1" w:tplc="04160003" w:tentative="1">
+      <w:start w:val="1"/>
+      <w:numFmt w:val="bullet"/>
+      <w:lvlText w:val="o"/>
+      <w:lvlJc w:val="left"/>
+      <w:pPr>
+        <w:ind w:left="2880" w:hanging="360"/>
+      </w:pPr>
+      <w:rPr>
+        <w:rFonts w:ascii="Courier New" w:hAnsi="Courier New" w:cs="Courier New" w:hint="default"/>
+      </w:rPr>
+    </w:lvl>
+    <w:lvl w:ilvl="2" w:tplc="04160005" w:tentative="1">
+      <w:start w:val="1"/>
+      <w:numFmt w:val="bullet"/>
+      <w:lvlText w:val=""/>
+      <w:lvlJc w:val="left"/>
+      <w:pPr>
+        <w:ind w:left="3600" w:hanging="360"/>
+      </w:pPr>
+      <w:rPr>
+        <w:rFonts w:ascii="Wingdings" w:hAnsi="Wingdings" w:hint="default"/>
+      </w:rPr>
+    </w:lvl>
+    <w:lvl w:ilvl="3" w:tplc="04160001" w:tentative="1">
+      <w:start w:val="1"/>
+      <w:numFmt w:val="bullet"/>
+      <w:lvlText w:val=""/>
+      <w:lvlJc w:val="left"/>
+      <w:pPr>
+        <w:ind w:left="4320" w:hanging="360"/>
+      </w:pPr>
+      <w:rPr>
+        <w:rFonts w:ascii="Symbol" w:hAnsi="Symbol" w:hint="default"/>
+      </w:rPr>
+    </w:lvl>
+    <w:lvl w:ilvl="4" w:tplc="04160003" w:tentative="1">
+      <w:start w:val="1"/>
+      <w:numFmt w:val="bullet"/>
+      <w:lvlText w:val="o"/>
+      <w:lvlJc w:val="left"/>
+      <w:pPr>
+        <w:ind w:left="5040" w:hanging="360"/>
+      </w:pPr>
+      <w:rPr>
+        <w:rFonts w:ascii="Courier New" w:hAnsi="Courier New" w:cs="Courier New" w:hint="default"/>
+      </w:rPr>
+    </w:lvl>
+    <w:lvl w:ilvl="5" w:tplc="04160005" w:tentative="1">
+      <w:start w:val="1"/>
+      <w:numFmt w:val="bullet"/>
+      <w:lvlText w:val=""/>
+      <w:lvlJc w:val="left"/>
+      <w:pPr>
+        <w:ind w:left="5760" w:hanging="360"/>
+      </w:pPr>
+      <w:rPr>
+        <w:rFonts w:ascii="Wingdings" w:hAnsi="Wingdings" w:hint="default"/>
+      </w:rPr>
+    </w:lvl>
+    <w:lvl w:ilvl="6" w:tplc="04160001" w:tentative="1">
+      <w:start w:val="1"/>
+      <w:numFmt w:val="bullet"/>
+      <w:lvlText w:val=""/>
+      <w:lvlJc w:val="left"/>
+      <w:pPr>
+        <w:ind w:left="6480" w:hanging="360"/>
+      </w:pPr>
+      <w:rPr>
+        <w:rFonts w:ascii="Symbol" w:hAnsi="Symbol" w:hint="default"/>
+      </w:rPr>
+    </w:lvl>
+    <w:lvl w:ilvl="7" w:tplc="04160003" w:tentative="1">
+      <w:start w:val="1"/>
+      <w:numFmt w:val="bullet"/>
+      <w:lvlText w:val="o"/>
+      <w:lvlJc w:val="left"/>
+      <w:pPr>
+        <w:ind w:left="7200" w:hanging="360"/>
+      </w:pPr>
+      <w:rPr>
+        <w:rFonts w:ascii="Courier New" w:hAnsi="Courier New" w:cs="Courier New" w:hint="default"/>
+      </w:rPr>
+    </w:lvl>
+    <w:lvl w:ilvl="8" w:tplc="04160005" w:tentative="1">
+      <w:start w:val="1"/>
+      <w:numFmt w:val="bullet"/>
+      <w:lvlText w:val=""/>
+      <w:lvlJc w:val="left"/>
+      <w:pPr>
+        <w:ind w:left="7920" w:hanging="360"/>
+      </w:pPr>
+      <w:rPr>
+        <w:rFonts w:ascii="Wingdings" w:hAnsi="Wingdings" w:hint="default"/>
+      </w:rPr>
+    </w:lvl>
+  </w:abstractNum>
+  <w:abstractNum w:abstractNumId="23" w15:restartNumberingAfterBreak="0">
     <w:nsid w:val="6054377E"/>
     <w:multiLevelType w:val="hybridMultilevel"/>
     <w:tmpl w:val="28C6C04E"/>
@@ -11577,7 +11882,7 @@
       </w:rPr>
     </w:lvl>
   </w:abstractNum>
-  <w:abstractNum w:abstractNumId="23" w15:restartNumberingAfterBreak="0">
+  <w:abstractNum w:abstractNumId="24" w15:restartNumberingAfterBreak="0">
     <w:nsid w:val="62010AB0"/>
     <w:multiLevelType w:val="hybridMultilevel"/>
     <w:tmpl w:val="7B420E0A"/>
@@ -11690,7 +11995,7 @@
       </w:rPr>
     </w:lvl>
   </w:abstractNum>
-  <w:abstractNum w:abstractNumId="24" w15:restartNumberingAfterBreak="0">
+  <w:abstractNum w:abstractNumId="25" w15:restartNumberingAfterBreak="0">
     <w:nsid w:val="6AC66E31"/>
     <w:multiLevelType w:val="hybridMultilevel"/>
     <w:tmpl w:val="603AFCF0"/>
@@ -11803,7 +12108,7 @@
       </w:rPr>
     </w:lvl>
   </w:abstractNum>
-  <w:abstractNum w:abstractNumId="25" w15:restartNumberingAfterBreak="0">
+  <w:abstractNum w:abstractNumId="26" w15:restartNumberingAfterBreak="0">
     <w:nsid w:val="6F350AFA"/>
     <w:multiLevelType w:val="hybridMultilevel"/>
     <w:tmpl w:val="9648D96E"/>
@@ -11916,7 +12221,7 @@
       </w:rPr>
     </w:lvl>
   </w:abstractNum>
-  <w:abstractNum w:abstractNumId="26" w15:restartNumberingAfterBreak="0">
+  <w:abstractNum w:abstractNumId="27" w15:restartNumberingAfterBreak="0">
     <w:nsid w:val="6FA55A81"/>
     <w:multiLevelType w:val="hybridMultilevel"/>
     <w:tmpl w:val="B9709D0A"/>
@@ -12029,7 +12334,7 @@
       </w:rPr>
     </w:lvl>
   </w:abstractNum>
-  <w:abstractNum w:abstractNumId="27" w15:restartNumberingAfterBreak="0">
+  <w:abstractNum w:abstractNumId="28" w15:restartNumberingAfterBreak="0">
     <w:nsid w:val="74BE6989"/>
     <w:multiLevelType w:val="hybridMultilevel"/>
     <w:tmpl w:val="11040812"/>
@@ -12142,7 +12447,7 @@
       </w:rPr>
     </w:lvl>
   </w:abstractNum>
-  <w:abstractNum w:abstractNumId="28" w15:restartNumberingAfterBreak="0">
+  <w:abstractNum w:abstractNumId="29" w15:restartNumberingAfterBreak="0">
     <w:nsid w:val="7B523EFA"/>
     <w:multiLevelType w:val="hybridMultilevel"/>
     <w:tmpl w:val="710A175E"/>
@@ -12255,7 +12560,7 @@
       </w:rPr>
     </w:lvl>
   </w:abstractNum>
-  <w:abstractNum w:abstractNumId="29" w15:restartNumberingAfterBreak="0">
+  <w:abstractNum w:abstractNumId="30" w15:restartNumberingAfterBreak="0">
     <w:nsid w:val="7F4003B5"/>
     <w:multiLevelType w:val="hybridMultilevel"/>
     <w:tmpl w:val="441C40E4"/>
@@ -12341,7 +12646,7 @@
       </w:pPr>
     </w:lvl>
   </w:abstractNum>
-  <w:abstractNum w:abstractNumId="30" w15:restartNumberingAfterBreak="0">
+  <w:abstractNum w:abstractNumId="31" w15:restartNumberingAfterBreak="0">
     <w:nsid w:val="7F92671E"/>
     <w:multiLevelType w:val="hybridMultilevel"/>
     <w:tmpl w:val="55644636"/>
@@ -12470,10 +12775,10 @@
     <w:abstractNumId w:val="12"/>
   </w:num>
   <w:num w:numId="6" w16cid:durableId="626283518">
-    <w:abstractNumId w:val="28"/>
+    <w:abstractNumId w:val="29"/>
   </w:num>
   <w:num w:numId="7" w16cid:durableId="1614290658">
-    <w:abstractNumId w:val="27"/>
+    <w:abstractNumId w:val="28"/>
   </w:num>
   <w:num w:numId="8" w16cid:durableId="2033530311">
     <w:abstractNumId w:val="14"/>
@@ -12482,16 +12787,16 @@
     <w:abstractNumId w:val="6"/>
   </w:num>
   <w:num w:numId="10" w16cid:durableId="440536377">
-    <w:abstractNumId w:val="25"/>
+    <w:abstractNumId w:val="26"/>
   </w:num>
   <w:num w:numId="11" w16cid:durableId="431051097">
     <w:abstractNumId w:val="0"/>
   </w:num>
   <w:num w:numId="12" w16cid:durableId="1699314174">
-    <w:abstractNumId w:val="23"/>
+    <w:abstractNumId w:val="24"/>
   </w:num>
   <w:num w:numId="13" w16cid:durableId="1420440709">
-    <w:abstractNumId w:val="30"/>
+    <w:abstractNumId w:val="31"/>
   </w:num>
   <w:num w:numId="14" w16cid:durableId="255942723">
     <w:abstractNumId w:val="20"/>
@@ -12506,7 +12811,7 @@
     <w:abstractNumId w:val="13"/>
   </w:num>
   <w:num w:numId="18" w16cid:durableId="193423893">
-    <w:abstractNumId w:val="26"/>
+    <w:abstractNumId w:val="27"/>
   </w:num>
   <w:num w:numId="19" w16cid:durableId="2015105053">
     <w:abstractNumId w:val="15"/>
@@ -12527,10 +12832,10 @@
     <w:abstractNumId w:val="16"/>
   </w:num>
   <w:num w:numId="25" w16cid:durableId="69474261">
-    <w:abstractNumId w:val="24"/>
+    <w:abstractNumId w:val="25"/>
   </w:num>
   <w:num w:numId="26" w16cid:durableId="1678314562">
-    <w:abstractNumId w:val="22"/>
+    <w:abstractNumId w:val="23"/>
   </w:num>
   <w:num w:numId="27" w16cid:durableId="2137869070">
     <w:abstractNumId w:val="9"/>
@@ -12539,13 +12844,16 @@
     <w:abstractNumId w:val="18"/>
   </w:num>
   <w:num w:numId="29" w16cid:durableId="1560357600">
-    <w:abstractNumId w:val="29"/>
+    <w:abstractNumId w:val="30"/>
   </w:num>
   <w:num w:numId="30" w16cid:durableId="1143423400">
     <w:abstractNumId w:val="11"/>
   </w:num>
   <w:num w:numId="31" w16cid:durableId="1101989503">
     <w:abstractNumId w:val="19"/>
+  </w:num>
+  <w:num w:numId="32" w16cid:durableId="589974411">
+    <w:abstractNumId w:val="22"/>
   </w:num>
 </w:numbering>
 </file>
@@ -13153,7 +13461,6 @@
   <w:style w:type="character" w:default="1" w:styleId="Fontepargpadro">
     <w:name w:val="Default Paragraph Font"/>
     <w:uiPriority w:val="1"/>
-    <w:semiHidden/>
     <w:unhideWhenUsed/>
   </w:style>
   <w:style w:type="table" w:default="1" w:styleId="Tabelanormal">
